--- a/papers/改稿报告_合订本与总纲_2026-10-24.docx
+++ b/papers/改稿报告_合订本与总纲_2026-10-24.docx
@@ -52,10 +52,7 @@
         <w:t xml:space="preserve">feature/revise-per-external-review-2026-10-24</w:t>
       </w:r>
       <w:r>
-        <w:t xml:space="preserve">（★</w:t>
-      </w:r>
-      <w:r>
-        <w:t xml:space="preserve"> </w:t>
+        <w:t xml:space="preserve">（</w:t>
       </w:r>
       <w:r>
         <w:rPr>
@@ -77,7 +74,7 @@
           <w:bCs/>
           <w:b/>
         </w:rPr>
-        <w:t xml:space="preserve">本轮范围</w:t>
+        <w:t xml:space="preserve">这一轮范围</w:t>
       </w:r>
       <w:r>
         <w:t xml:space="preserve">：X-3（四篇 §9 体例统一）· X-4（合订本 + 总纲同步重建）· X-5（撤回一条已被推翻的归因）· 重建 docx 并跑校验。</w:t>
@@ -185,7 +182,7 @@
         <w:pStyle w:val="Heading2"/>
       </w:pPr>
       <w:r>
-        <w:t xml:space="preserve">★ 0 · 一页速览</w:t>
+        <w:t xml:space="preserve">0 · 一页速览</w:t>
       </w:r>
     </w:p>
     <w:tbl>
@@ -258,12 +255,6 @@
               <w:jc w:val="left"/>
             </w:pPr>
             <w:r>
-              <w:t xml:space="preserve">✅</w:t>
-            </w:r>
-            <w:r>
-              <w:t xml:space="preserve"> </w:t>
-            </w:r>
-            <w:r>
               <w:rPr>
                 <w:bCs/>
                 <w:b/>
@@ -307,12 +298,6 @@
               <w:jc w:val="left"/>
             </w:pPr>
             <w:r>
-              <w:t xml:space="preserve">✅</w:t>
-            </w:r>
-            <w:r>
-              <w:t xml:space="preserve"> </w:t>
-            </w:r>
-            <w:r>
               <w:rPr>
                 <w:bCs/>
                 <w:b/>
@@ -356,12 +341,6 @@
               <w:jc w:val="left"/>
             </w:pPr>
             <w:r>
-              <w:t xml:space="preserve">✅</w:t>
-            </w:r>
-            <w:r>
-              <w:t xml:space="preserve"> </w:t>
-            </w:r>
-            <w:r>
               <w:rPr>
                 <w:bCs/>
                 <w:b/>
@@ -369,7 +348,7 @@
               <w:t xml:space="preserve">已撤回</w:t>
             </w:r>
             <w:r>
-              <w:t xml:space="preserve">（§2.2③ H-TOPO-4c 行 + 判决行 + §4.3 第 11 行改自纠记录 + §5 新增第 9 条自纠记录）｜★</w:t>
+              <w:t xml:space="preserve">（§2.2③ H-TOPO-4c 行 + 判决行 + §4.3 第 11 行改自纠记录 + §5 新增第 9 条自纠记录）｜</w:t>
             </w:r>
             <w:r>
               <w:t xml:space="preserve"> </w:t>
@@ -409,12 +388,6 @@
               <w:jc w:val="left"/>
             </w:pPr>
             <w:r>
-              <w:t xml:space="preserve">✅</w:t>
-            </w:r>
-            <w:r>
-              <w:t xml:space="preserve"> </w:t>
-            </w:r>
-            <w:r>
               <w:rPr>
                 <w:rStyle w:val="VerbatimChar"/>
               </w:rPr>
@@ -461,7 +434,7 @@
               <w:jc w:val="left"/>
             </w:pPr>
             <w:r>
-              <w:t xml:space="preserve">✅ 4 处命中，</w:t>
+              <w:t xml:space="preserve">4 处命中，</w:t>
             </w:r>
             <w:r>
               <w:rPr>
@@ -501,12 +474,6 @@
               <w:jc w:val="left"/>
             </w:pPr>
             <w:r>
-              <w:t xml:space="preserve">✅</w:t>
-            </w:r>
-            <w:r>
-              <w:t xml:space="preserve"> </w:t>
-            </w:r>
-            <w:r>
               <w:rPr>
                 <w:bCs/>
                 <w:b/>
@@ -540,12 +507,6 @@
               <w:pStyle w:val="Compact"/>
               <w:jc w:val="left"/>
             </w:pPr>
-            <w:r>
-              <w:t xml:space="preserve">⚠️</w:t>
-            </w:r>
-            <w:r>
-              <w:t xml:space="preserve"> </w:t>
-            </w:r>
             <w:r>
               <w:rPr>
                 <w:bCs/>
@@ -592,20 +553,14 @@
         <w:pStyle w:val="BodyText"/>
       </w:pPr>
       <w:r>
-        <w:t xml:space="preserve">★</w:t>
-      </w:r>
-      <w:r>
-        <w:t xml:space="preserve"> </w:t>
-      </w:r>
-      <w:r>
-        <w:rPr>
-          <w:bCs/>
-          <w:b/>
-        </w:rPr>
-        <w:t xml:space="preserve">本轮没有新增任何未验证数字</w:t>
-      </w:r>
-      <w:r>
-        <w:t xml:space="preserve">（G1）：所有出现的数字要么来自四篇单稿原文，要么来自 owner 提供的 X-5 更正文本；本轮</w:t>
+        <w:rPr>
+          <w:bCs/>
+          <w:b/>
+        </w:rPr>
+        <w:t xml:space="preserve">这一轮没有新增任何未验证数字</w:t>
+      </w:r>
+      <w:r>
+        <w:t xml:space="preserve">（G1）：所有出现的数字要么来自四篇单稿原文，要么来自 owner 提供的 X-5 更正文本；这一轮</w:t>
       </w:r>
       <w:r>
         <w:rPr>
@@ -636,13 +591,13 @@
       </w:r>
     </w:p>
     <w:bookmarkEnd w:id="20"/>
-    <w:bookmarkStart w:id="21" w:name="硬纪律逐条自证g1g6"/>
+    <w:bookmarkStart w:id="21" w:name="硬要求逐条自证g1g6"/>
     <w:p>
       <w:pPr>
         <w:pStyle w:val="Heading2"/>
       </w:pPr>
       <w:r>
-        <w:t xml:space="preserve">★ 1 · 硬纪律逐条自证（G1–G6）</w:t>
+        <w:t xml:space="preserve">1 · 硬要求逐条自证（G1–G6）</w:t>
       </w:r>
     </w:p>
     <w:tbl>
@@ -668,19 +623,19 @@
               <w:jc w:val="left"/>
             </w:pPr>
             <w:r>
-              <w:t xml:space="preserve">纪律</w:t>
-            </w:r>
-          </w:p>
-        </w:tc>
-        <w:tc>
-          <w:tcPr/>
-          <w:p>
-            <w:pPr>
-              <w:pStyle w:val="Compact"/>
-              <w:jc w:val="left"/>
-            </w:pPr>
-            <w:r>
-              <w:t xml:space="preserve">本轮如何满足</w:t>
+              <w:t xml:space="preserve">要求</w:t>
+            </w:r>
+          </w:p>
+        </w:tc>
+        <w:tc>
+          <w:tcPr/>
+          <w:p>
+            <w:pPr>
+              <w:pStyle w:val="Compact"/>
+              <w:jc w:val="left"/>
+            </w:pPr>
+            <w:r>
+              <w:t xml:space="preserve">这一轮如何满足</w:t>
             </w:r>
           </w:p>
         </w:tc>
@@ -1038,7 +993,7 @@
               <w:jc w:val="left"/>
             </w:pPr>
             <w:r>
-              <w:t xml:space="preserve">★ 本报告 §2–§4 逐条列「规格编号 ｜ 定位(文件:行号) ｜ 改前原文 ｜ 改后原文 ｜ 验收判据」；§5 旧→新对照表；§8 自查命令与真实输出</w:t>
+              <w:t xml:space="preserve">本报告 §2–§4 逐条列「规格编号 ｜ 定位(文件:行号) ｜ 改前原文 ｜ 改后原文 ｜ 验收判据」；§5 旧→新对照表；§8 自查命令与真实输出</w:t>
             </w:r>
           </w:p>
         </w:tc>
@@ -1086,43 +1041,34 @@
               <w:jc w:val="left"/>
             </w:pPr>
             <w:r>
-              <w:t xml:space="preserve">★</w:t>
-            </w:r>
-            <w:r>
-              <w:t xml:space="preserve"> </w:t>
-            </w:r>
-            <w:r>
-              <w:rPr>
-                <w:bCs/>
-                <w:b/>
-              </w:rPr>
-              <w:t xml:space="preserve">本轮没有新增任何以"因为注意力…"作因果主张的句子</w:t>
-            </w:r>
-            <w:r>
-              <w:t xml:space="preserve">；★ 且</w:t>
-            </w:r>
-            <w:r>
-              <w:rPr>
-                <w:bCs/>
-                <w:b/>
-              </w:rPr>
-              <w:t xml:space="preserve">本轮把 L1 单稿的命中数由 3 降到 0</w:t>
-            </w:r>
-            <w:r>
-              <w:t xml:space="preserve">（原 3 处均在 producer 改稿后仅存 1 处被本轮新增的 §9 行内，已改写为「违反 §1.2 的归因措辞红线（把成因直接归给注意力机制）」）；合订本 §1.2 与总纲 §2 L1 卡里那两处</w:t>
-            </w:r>
-            <w:r>
-              <w:rPr>
-                <w:bCs/>
-                <w:b/>
-              </w:rPr>
-              <w:t xml:space="preserve">「任何"因为注意力…"的措辞」是纪律条文本身</w:t>
-            </w:r>
-            <w:r>
-              <w:t xml:space="preserve">（HEAD 即有），★</w:t>
-            </w:r>
-            <w:r>
-              <w:t xml:space="preserve"> </w:t>
+              <w:rPr>
+                <w:bCs/>
+                <w:b/>
+              </w:rPr>
+              <w:t xml:space="preserve">这一轮没有新增任何以"因为注意力…"作因果主张的句子</w:t>
+            </w:r>
+            <w:r>
+              <w:t xml:space="preserve">；且</w:t>
+            </w:r>
+            <w:r>
+              <w:rPr>
+                <w:bCs/>
+                <w:b/>
+              </w:rPr>
+              <w:t xml:space="preserve">这一轮把 L1 单稿的命中数由 3 降到 0</w:t>
+            </w:r>
+            <w:r>
+              <w:t xml:space="preserve">（原 3 处均在 producer 改稿后仅存 1 处被这一轮新增的 §9 行内，已改写为「违反 §1.2 的归因措辞红线（把成因直接归给注意力机制）」）；合订本 §1.2 与总纲 §2 L1 卡里那两处</w:t>
+            </w:r>
+            <w:r>
+              <w:rPr>
+                <w:bCs/>
+                <w:b/>
+              </w:rPr>
+              <w:t xml:space="preserve">「任何"因为注意力…"的措辞」是要求条文本身</w:t>
+            </w:r>
+            <w:r>
+              <w:t xml:space="preserve">（HEAD 即有），</w:t>
             </w:r>
             <w:r>
               <w:rPr>
@@ -1144,62 +1090,39 @@
               <w:jc w:val="left"/>
             </w:pPr>
             <w:r>
-              <w:t xml:space="preserve">★</w:t>
-            </w:r>
-            <w:r>
-              <w:t xml:space="preserve"> </w:t>
-            </w:r>
-            <w:r>
-              <w:rPr>
-                <w:bCs/>
-                <w:b/>
-              </w:rPr>
-              <w:t xml:space="preserve">⚠️ 规格 S3 的判据「</w:t>
+              <w:t xml:space="preserve">** 规格 S3 的判据「</w:t>
             </w:r>
             <w:r>
               <w:rPr>
                 <w:rStyle w:val="VerbatimChar"/>
-                <w:bCs/>
-                <w:b/>
               </w:rPr>
               <w:t xml:space="preserve">grep -n "因为注意力" papers/*.md</w:t>
             </w:r>
             <w:r>
-              <w:rPr>
-                <w:bCs/>
-                <w:b/>
-              </w:rPr>
-              <w:t xml:space="preserve"> </w:t>
-            </w:r>
-            <w:r>
-              <w:rPr>
-                <w:bCs/>
-                <w:b/>
-              </w:rPr>
+              <w:t xml:space="preserve"> </w:t>
+            </w:r>
+            <w:r>
               <w:t xml:space="preserve">期望 0」在本仓并不成立</w:t>
             </w:r>
             <w:r>
-              <w:t xml:space="preserve">（合订本 HEAD 自带 2 处、总纲自带 1 处纪律条文）⇒</w:t>
-            </w:r>
-            <w:r>
-              <w:t xml:space="preserve"> </w:t>
-            </w:r>
-            <w:r>
-              <w:rPr>
-                <w:bCs/>
-                <w:b/>
-              </w:rPr>
+              <w:rPr>
+                <w:bCs/>
+                <w:b/>
+              </w:rPr>
+              <w:t xml:space="preserve">（合订本 HEAD 自带 2 处、总纲自带 1 处要求条文），</w:t>
+            </w:r>
+            <w:r>
               <w:t xml:space="preserve">真实判据是「不得作为因果主张出现」</w:t>
             </w:r>
             <w:r>
+              <w:rPr>
+                <w:bCs/>
+                <w:b/>
+              </w:rPr>
               <w:t xml:space="preserve">。全仓 13 处命中逐条判读：</w:t>
             </w:r>
             <w:r>
-              <w:rPr>
-                <w:bCs/>
-                <w:b/>
-              </w:rPr>
-              <w:t xml:space="preserve">12 处是纪律条文/禁用示例/自查命令本身，0 处是因果主张</w:t>
+              <w:t xml:space="preserve">12 处是要求条文/禁用示例/自查命令本身，0 处是因果主张**</w:t>
             </w:r>
           </w:p>
         </w:tc>
@@ -1255,7 +1178,7 @@
               <w:t xml:space="preserve">均写</w:t>
             </w:r>
             <w:r>
-              <w:t xml:space="preserve">「本批未预注册 MES ⇒ 不能排除中小效应的存在」；总纲 §4 新增第 9 条把这条写成常设纪律</w:t>
+              <w:t xml:space="preserve">「本批未预注册 MES，不能排除中小效应的存在」；总纲 §4 新增第 9 条把这条写成常设要求</w:t>
             </w:r>
           </w:p>
         </w:tc>
@@ -1406,7 +1329,7 @@
               <w:t xml:space="preserve"> </w:t>
             </w:r>
             <w:r>
-              <w:t xml:space="preserve">→ 0 命中）⇒ 本报告 §7 如实登记"</w:t>
+              <w:t xml:space="preserve">→ 0 命中），本报告 §7 如实登记"</w:t>
             </w:r>
             <w:r>
               <w:rPr>
@@ -1460,13 +1383,13 @@
         <w:t xml:space="preserve">2 · 任务 1 · X-3 · 四篇「§9 未来工作（不属于本文证据）」区块体例统一</w:t>
       </w:r>
     </w:p>
-    <w:bookmarkStart w:id="22" w:name="统一后的体例-四篇现已完全一致"/>
+    <w:bookmarkStart w:id="22" w:name="统一后的体例四篇现已完全一致"/>
     <w:p>
       <w:pPr>
         <w:pStyle w:val="Heading3"/>
       </w:pPr>
       <w:r>
-        <w:t xml:space="preserve">2.0 统一后的体例（★ 四篇现已完全一致）</w:t>
+        <w:t xml:space="preserve">2.0 统一后的体例（四篇现已完全一致）</w:t>
       </w:r>
     </w:p>
     <w:p>
@@ -1494,7 +1417,7 @@
         <w:t xml:space="preserve">## 9. 未来工作（不属于本文证据）</w:t>
       </w:r>
       <w:r>
-        <w:t xml:space="preserve">（★ 带句点，四篇逐字相同）</w:t>
+        <w:t xml:space="preserve">（带句点，四篇逐字相同）</w:t>
       </w:r>
     </w:p>
     <w:p>
@@ -1621,7 +1544,7 @@
         <w:t xml:space="preserve">§x.y · 附录 Z</w:t>
       </w:r>
       <w:r>
-        <w:t xml:space="preserve">；★ 单元格内</w:t>
+        <w:t xml:space="preserve">；单元格内</w:t>
       </w:r>
       <w:r>
         <w:rPr>
@@ -1933,10 +1856,7 @@
         <w:t xml:space="preserve">| # | 事项 | 状态 | 是否影响本文核心结论 | 成本 | 承载位置 |</w:t>
       </w:r>
       <w:r>
-        <w:t xml:space="preserve">；★</w:t>
-      </w:r>
-      <w:r>
-        <w:t xml:space="preserve"> </w:t>
+        <w:t xml:space="preserve">；</w:t>
       </w:r>
       <w:r>
         <w:rPr>
@@ -2002,24 +1922,17 @@
         <w:pStyle w:val="Compact"/>
       </w:pPr>
       <w:r>
-        <w:rPr>
-          <w:bCs/>
-          <w:b/>
-        </w:rPr>
-        <w:t xml:space="preserve">★ 行序未动</w:t>
-      </w:r>
-      <w:r>
-        <w:t xml:space="preserve">（1–11 逐行对应原编号）⇒ C 篇正文里既有的「见 §9 第 4 项 / 第 5 项 / 第 6 项 / 第 9 项 / 第 10 项 / 第 11 项」</w:t>
-      </w:r>
-      <w:r>
-        <w:rPr>
-          <w:bCs/>
-          <w:b/>
-        </w:rPr>
-        <w:t xml:space="preserve">全部仍然指得对</w:t>
-      </w:r>
-      <w:r>
-        <w:t xml:space="preserve">（</w:t>
+        <w:t xml:space="preserve">** 行序未动</w:t>
+      </w:r>
+      <w:r>
+        <w:rPr>
+          <w:bCs/>
+          <w:b/>
+        </w:rPr>
+        <w:t xml:space="preserve">（1–11 逐行对应原编号），C 篇正文里既有的「见 §9 第 4 项 / 第 5 项 / 第 6 项 / 第 9 项 / 第 10 项 / 第 11 项」</w:t>
+      </w:r>
+      <w:r>
+        <w:t xml:space="preserve">全部仍然指得对**（</w:t>
       </w:r>
       <w:r>
         <w:rPr>
@@ -2320,7 +2233,7 @@
           <w:bCs/>
           <w:b/>
         </w:rPr>
-        <w:t xml:space="preserve">本节为新增（插在原「§9 结论」之前）⇒ 原 §9 结论顺延为 §10</w:t>
+        <w:t xml:space="preserve">本节为新增（插在原「§9 结论」之前），原 §9 结论顺延为 §10</w:t>
       </w:r>
       <w:r>
         <w:t xml:space="preserve">）</w:t>
@@ -2354,7 +2267,7 @@
         <w:t xml:space="preserve">¥17</w:t>
       </w:r>
       <w:r>
-        <w:t xml:space="preserve">（★ 来自 D 篇 §6.6 ② 与附录 C 的既有记载）；第 5 项</w:t>
+        <w:t xml:space="preserve">（来自 D 篇 §6.6 ② 与附录 C 的既有记载）；第 5 项</w:t>
       </w:r>
       <w:r>
         <w:t xml:space="preserve"> </w:t>
@@ -2417,14 +2330,7 @@
         <w:pStyle w:val="Compact"/>
       </w:pPr>
       <w:r>
-        <w:rPr>
-          <w:bCs/>
-          <w:b/>
-        </w:rPr>
-        <w:t xml:space="preserve">★ D 篇 §10 结论未动</w:t>
-      </w:r>
-      <w:r>
-        <w:t xml:space="preserve">（按指令）</w:t>
+        <w:t xml:space="preserve">** D 篇 §10 结论未动**（按指令）</w:t>
       </w:r>
     </w:p>
     <w:p>
@@ -2459,13 +2365,13 @@
       </w:r>
     </w:p>
     <w:bookmarkEnd w:id="24"/>
-    <w:bookmarkStart w:id="25" w:name="x-3-③-a-篇新增-9-8-编号一律不动"/>
+    <w:bookmarkStart w:id="25" w:name="x-3-③-a-篇新增-98-编号一律不动"/>
     <w:p>
       <w:pPr>
         <w:pStyle w:val="Heading3"/>
       </w:pPr>
       <w:r>
-        <w:t xml:space="preserve">2.3 · X-3-③　A 篇：新增 §9（★ §8 编号一律不动）</w:t>
+        <w:t xml:space="preserve">2.3 · X-3-③　A 篇：新增 §9（§8 编号一律不动）</w:t>
       </w:r>
     </w:p>
     <w:p>
@@ -2484,7 +2390,7 @@
         <w:t xml:space="preserve">规格</w:t>
       </w:r>
       <w:r>
-        <w:t xml:space="preserve">：X-3 落法「L1 与 A 篇按同一体例补（把散落的</w:t>
+        <w:t xml:space="preserve">：X-3 做法「L1 与 A 篇按同一体例补（把散落的</w:t>
       </w:r>
       <w:r>
         <w:t xml:space="preserve"> </w:t>
@@ -2613,8 +2519,8 @@
     <w:p>
       <w:pPr>
         <w:numPr>
-          <w:ilvl w:val="1"/>
-          <w:numId w:val="1005"/>
+          <w:ilvl w:val="0"/>
+          <w:numId w:val="1004"/>
         </w:numPr>
         <w:pStyle w:val="Compact"/>
       </w:pPr>
@@ -2632,138 +2538,6 @@
       </w:r>
       <w:r>
         <w:t xml:space="preserve">）</w:t>
-      </w:r>
-    </w:p>
-    <w:p>
-      <w:pPr>
-        <w:numPr>
-          <w:ilvl w:val="1"/>
-          <w:numId w:val="1005"/>
-        </w:numPr>
-        <w:pStyle w:val="Compact"/>
-      </w:pPr>
-      <w:r>
-        <w:t xml:space="preserve">第 8–11 行 = §8.2 的 4 项必补写作</w:t>
-      </w:r>
-    </w:p>
-    <w:p>
-      <w:pPr>
-        <w:numPr>
-          <w:ilvl w:val="1"/>
-          <w:numId w:val="1005"/>
-        </w:numPr>
-        <w:pStyle w:val="Compact"/>
-      </w:pPr>
-      <w:r>
-        <w:t xml:space="preserve">第 12–19 行 = §8.3 的</w:t>
-      </w:r>
-      <w:r>
-        <w:t xml:space="preserve"> </w:t>
-      </w:r>
-      <w:r>
-        <w:rPr>
-          <w:bCs/>
-          <w:b/>
-        </w:rPr>
-        <w:t xml:space="preserve">8 项</w:t>
-      </w:r>
-      <w:r>
-        <w:t xml:space="preserve">未闭合待同步（★</w:t>
-      </w:r>
-      <w:r>
-        <w:t xml:space="preserve"> </w:t>
-      </w:r>
-      <w:r>
-        <w:rPr>
-          <w:bCs/>
-          <w:b/>
-        </w:rPr>
-        <w:t xml:space="preserve">第 5 项「✅ 2026-10-22 已完成」已闭合 ⇒ 不登记为未来工作</w:t>
-      </w:r>
-      <w:r>
-        <w:t xml:space="preserve">）</w:t>
-      </w:r>
-    </w:p>
-    <w:p>
-      <w:pPr>
-        <w:numPr>
-          <w:ilvl w:val="1"/>
-          <w:numId w:val="1005"/>
-        </w:numPr>
-        <w:pStyle w:val="Compact"/>
-      </w:pPr>
-      <w:r>
-        <w:t xml:space="preserve">第 20–23 行 = §8.4 的 4 项「明确不做」（状态列写</w:t>
-      </w:r>
-      <w:r>
-        <w:t xml:space="preserve"> </w:t>
-      </w:r>
-      <w:r>
-        <w:rPr>
-          <w:rStyle w:val="VerbatimChar"/>
-        </w:rPr>
-        <w:t xml:space="preserve">明确不做（已定版）</w:t>
-      </w:r>
-      <w:r>
-        <w:t xml:space="preserve">）</w:t>
-      </w:r>
-    </w:p>
-    <w:p>
-      <w:pPr>
-        <w:numPr>
-          <w:ilvl w:val="1"/>
-          <w:numId w:val="1005"/>
-        </w:numPr>
-        <w:pStyle w:val="Compact"/>
-      </w:pPr>
-      <w:r>
-        <w:t xml:space="preserve">★</w:t>
-      </w:r>
-      <w:r>
-        <w:t xml:space="preserve"> </w:t>
-      </w:r>
-      <w:r>
-        <w:rPr>
-          <w:bCs/>
-          <w:b/>
-        </w:rPr>
-        <w:t xml:space="preserve">每行「是否影响本文核心结论」都逐条指出了影响本文的哪一句</w:t>
-      </w:r>
-      <w:r>
-        <w:t xml:space="preserve">（例：第 5 行 ⇒「</w:t>
-      </w:r>
-      <w:r>
-        <w:rPr>
-          <w:bCs/>
-          <w:b/>
-        </w:rPr>
-        <w:t xml:space="preserve">影响</w:t>
-      </w:r>
-      <w:r>
-        <w:t xml:space="preserve"> </w:t>
-      </w:r>
-      <w:r>
-        <w:t xml:space="preserve">§5 R2『架构层的净收益为负』这一读数的</w:t>
-      </w:r>
-      <w:r>
-        <w:rPr>
-          <w:bCs/>
-          <w:b/>
-        </w:rPr>
-        <w:t xml:space="preserve">口径缺口</w:t>
-      </w:r>
-      <w:r>
-        <w:t xml:space="preserve">（只测了『新增』侧）；</w:t>
-      </w:r>
-      <w:r>
-        <w:rPr>
-          <w:bCs/>
-          <w:b/>
-        </w:rPr>
-        <w:t xml:space="preserve">不做 ⇒ 本文不得写"净收益为负"这类依赖绝对值与分母的一般结论</w:t>
-      </w:r>
-      <w:r>
-        <w:t xml:space="preserve">」）</w:t>
       </w:r>
     </w:p>
     <w:p>
@@ -2775,68 +2549,7 @@
         <w:pStyle w:val="Compact"/>
       </w:pPr>
       <w:r>
-        <w:rPr>
-          <w:bCs/>
-          <w:b/>
-        </w:rPr>
-        <w:t xml:space="preserve">★ §8 原样未动</w:t>
-      </w:r>
-      <w:r>
-        <w:t xml:space="preserve">：</w:t>
-      </w:r>
-      <w:r>
-        <w:rPr>
-          <w:bCs/>
-          <w:b/>
-        </w:rPr>
-        <w:t xml:space="preserve">§8 编号不变</w:t>
-      </w:r>
-      <w:r>
-        <w:t xml:space="preserve">（全文 20+ 处「§8.1 第 N 项」引用不受影响）⇒</w:t>
-      </w:r>
-      <w:r>
-        <w:t xml:space="preserve"> </w:t>
-      </w:r>
-      <w:r>
-        <w:rPr>
-          <w:rStyle w:val="VerbatimChar"/>
-        </w:rPr>
-        <w:t xml:space="preserve">grep -c "§8.1 第" papers/02_A_*.md</w:t>
-      </w:r>
-      <w:r>
-        <w:t xml:space="preserve"> </w:t>
-      </w:r>
-      <w:r>
-        <w:t xml:space="preserve">→ 命中处</w:t>
-      </w:r>
-      <w:r>
-        <w:rPr>
-          <w:bCs/>
-          <w:b/>
-        </w:rPr>
-        <w:t xml:space="preserve">全部仍指向 §8.1</w:t>
-      </w:r>
-      <w:r>
-        <w:t xml:space="preserve">；新 §9 的「承载位置」列统一写</w:t>
-      </w:r>
-      <w:r>
-        <w:t xml:space="preserve"> </w:t>
-      </w:r>
-      <w:r>
-        <w:rPr>
-          <w:rStyle w:val="VerbatimChar"/>
-        </w:rPr>
-        <w:t xml:space="preserve">§8.x</w:t>
-      </w:r>
-      <w:r>
-        <w:t xml:space="preserve">，</w:t>
-      </w:r>
-      <w:r>
-        <w:rPr>
-          <w:bCs/>
-          <w:b/>
-        </w:rPr>
-        <w:t xml:space="preserve">不制造新的编号语义</w:t>
+        <w:t xml:space="preserve">第 8–11 行 = §8.2 的 4 项必补写作</w:t>
       </w:r>
     </w:p>
     <w:p>
@@ -2848,26 +2561,30 @@
         <w:pStyle w:val="Compact"/>
       </w:pPr>
       <w:r>
-        <w:rPr>
-          <w:bCs/>
-          <w:b/>
-        </w:rPr>
-        <w:t xml:space="preserve">★ A 篇单稿其它部分零改动</w:t>
-      </w:r>
-      <w:r>
-        <w:t xml:space="preserve">（除新增 §9）：</w:t>
-      </w:r>
-      <w:r>
-        <w:rPr>
-          <w:rStyle w:val="VerbatimChar"/>
-        </w:rPr>
-        <w:t xml:space="preserve">git diff --stat</w:t>
+        <w:t xml:space="preserve">第 12–19 行 = §8.3 的</w:t>
       </w:r>
       <w:r>
         <w:t xml:space="preserve"> </w:t>
       </w:r>
       <w:r>
-        <w:t xml:space="preserve">见 §8</w:t>
+        <w:rPr>
+          <w:bCs/>
+          <w:b/>
+        </w:rPr>
+        <w:t xml:space="preserve">8 项</w:t>
+      </w:r>
+      <w:r>
+        <w:t xml:space="preserve">未闭合待同步（</w:t>
+      </w:r>
+      <w:r>
+        <w:rPr>
+          <w:bCs/>
+          <w:b/>
+        </w:rPr>
+        <w:t xml:space="preserve">第 5 项「 2026-10-22 已完成」已闭合，不登记为未来工作</w:t>
+      </w:r>
+      <w:r>
+        <w:t xml:space="preserve">）</w:t>
       </w:r>
     </w:p>
     <w:p>
@@ -2879,6 +2596,192 @@
         <w:pStyle w:val="Compact"/>
       </w:pPr>
       <w:r>
+        <w:t xml:space="preserve">第 20–23 行 = §8.4 的 4 项「明确不做」（状态列写</w:t>
+      </w:r>
+      <w:r>
+        <w:t xml:space="preserve"> </w:t>
+      </w:r>
+      <w:r>
+        <w:rPr>
+          <w:rStyle w:val="VerbatimChar"/>
+        </w:rPr>
+        <w:t xml:space="preserve">明确不做（已定版）</w:t>
+      </w:r>
+      <w:r>
+        <w:t xml:space="preserve">）</w:t>
+      </w:r>
+    </w:p>
+    <w:p>
+      <w:pPr>
+        <w:numPr>
+          <w:ilvl w:val="0"/>
+          <w:numId w:val="1004"/>
+        </w:numPr>
+        <w:pStyle w:val="Compact"/>
+      </w:pPr>
+      <w:r>
+        <w:rPr>
+          <w:bCs/>
+          <w:b/>
+        </w:rPr>
+        <w:t xml:space="preserve">每行「是否影响本文核心结论」都逐条指出了影响本文的哪一句</w:t>
+      </w:r>
+      <w:r>
+        <w:t xml:space="preserve">（例：第 5 行，「</w:t>
+      </w:r>
+      <w:r>
+        <w:rPr>
+          <w:bCs/>
+          <w:b/>
+        </w:rPr>
+        <w:t xml:space="preserve">影响</w:t>
+      </w:r>
+      <w:r>
+        <w:t xml:space="preserve"> </w:t>
+      </w:r>
+      <w:r>
+        <w:t xml:space="preserve">§5 R2『架构层的净收益为负』这一读数的</w:t>
+      </w:r>
+      <w:r>
+        <w:rPr>
+          <w:bCs/>
+          <w:b/>
+        </w:rPr>
+        <w:t xml:space="preserve">口径缺口</w:t>
+      </w:r>
+      <w:r>
+        <w:t xml:space="preserve">（只测了『新增』侧）；</w:t>
+      </w:r>
+      <w:r>
+        <w:rPr>
+          <w:bCs/>
+          <w:b/>
+        </w:rPr>
+        <w:t xml:space="preserve">不做，本文不得写"净收益为负"这类依赖绝对值与分母的一般结论</w:t>
+      </w:r>
+      <w:r>
+        <w:t xml:space="preserve">」）</w:t>
+      </w:r>
+    </w:p>
+    <w:p>
+      <w:pPr>
+        <w:numPr>
+          <w:ilvl w:val="0"/>
+          <w:numId w:val="1004"/>
+        </w:numPr>
+        <w:pStyle w:val="Compact"/>
+      </w:pPr>
+      <w:r>
+        <w:t xml:space="preserve">** §8 原样未动</w:t>
+      </w:r>
+      <w:r>
+        <w:rPr>
+          <w:bCs/>
+          <w:b/>
+        </w:rPr>
+        <w:t xml:space="preserve">：</w:t>
+      </w:r>
+      <w:r>
+        <w:t xml:space="preserve">§8 编号不变</w:t>
+      </w:r>
+      <w:r>
+        <w:rPr>
+          <w:bCs/>
+          <w:b/>
+        </w:rPr>
+        <w:t xml:space="preserve">（全文 20+ 处「§8.1 第 N 项」引用不受影响），</w:t>
+      </w:r>
+      <w:r>
+        <w:rPr>
+          <w:rStyle w:val="VerbatimChar"/>
+          <w:bCs/>
+          <w:b/>
+        </w:rPr>
+        <w:t xml:space="preserve">grep -c "§8.1 第" papers/02_A_*.md</w:t>
+      </w:r>
+      <w:r>
+        <w:rPr>
+          <w:bCs/>
+          <w:b/>
+        </w:rPr>
+        <w:t xml:space="preserve"> </w:t>
+      </w:r>
+      <w:r>
+        <w:rPr>
+          <w:bCs/>
+          <w:b/>
+        </w:rPr>
+        <w:t xml:space="preserve">→ 命中处</w:t>
+      </w:r>
+      <w:r>
+        <w:t xml:space="preserve">全部仍指向 §8.1</w:t>
+      </w:r>
+      <w:r>
+        <w:rPr>
+          <w:bCs/>
+          <w:b/>
+        </w:rPr>
+        <w:t xml:space="preserve">；新 §9 的「承载位置」列统一写</w:t>
+      </w:r>
+      <w:r>
+        <w:rPr>
+          <w:bCs/>
+          <w:b/>
+        </w:rPr>
+        <w:t xml:space="preserve"> </w:t>
+      </w:r>
+      <w:r>
+        <w:rPr>
+          <w:rStyle w:val="VerbatimChar"/>
+          <w:bCs/>
+          <w:b/>
+        </w:rPr>
+        <w:t xml:space="preserve">§8.x</w:t>
+      </w:r>
+      <w:r>
+        <w:rPr>
+          <w:bCs/>
+          <w:b/>
+        </w:rPr>
+        <w:t xml:space="preserve">，</w:t>
+      </w:r>
+      <w:r>
+        <w:t xml:space="preserve">不制造新的编号语义**</w:t>
+      </w:r>
+    </w:p>
+    <w:p>
+      <w:pPr>
+        <w:numPr>
+          <w:ilvl w:val="0"/>
+          <w:numId w:val="1004"/>
+        </w:numPr>
+        <w:pStyle w:val="Compact"/>
+      </w:pPr>
+      <w:r>
+        <w:t xml:space="preserve">** A 篇单稿其它部分零改动**（除新增 §9）：</w:t>
+      </w:r>
+      <w:r>
+        <w:rPr>
+          <w:rStyle w:val="VerbatimChar"/>
+        </w:rPr>
+        <w:t xml:space="preserve">git diff --stat</w:t>
+      </w:r>
+      <w:r>
+        <w:t xml:space="preserve"> </w:t>
+      </w:r>
+      <w:r>
+        <w:t xml:space="preserve">见 §8</w:t>
+      </w:r>
+    </w:p>
+    <w:p>
+      <w:pPr>
+        <w:numPr>
+          <w:ilvl w:val="0"/>
+          <w:numId w:val="1004"/>
+        </w:numPr>
+        <w:pStyle w:val="Compact"/>
+      </w:pPr>
+      <w:r>
         <w:rPr>
           <w:bCs/>
           <w:b/>
@@ -2903,7 +2806,7 @@
       <w:pPr>
         <w:numPr>
           <w:ilvl w:val="0"/>
-          <w:numId w:val="1006"/>
+          <w:numId w:val="1005"/>
         </w:numPr>
         <w:pStyle w:val="Compact"/>
       </w:pPr>
@@ -2915,14 +2818,14 @@
         <w:t xml:space="preserve">规格</w:t>
       </w:r>
       <w:r>
-        <w:t xml:space="preserve">：X-3 落法 + owner 指令给的素材清单</w:t>
+        <w:t xml:space="preserve">：X-3 做法 + owner 指令给的素材清单</w:t>
       </w:r>
     </w:p>
     <w:p>
       <w:pPr>
         <w:numPr>
           <w:ilvl w:val="0"/>
-          <w:numId w:val="1006"/>
+          <w:numId w:val="1005"/>
         </w:numPr>
         <w:pStyle w:val="Compact"/>
       </w:pPr>
@@ -2960,7 +2863,7 @@
       <w:pPr>
         <w:numPr>
           <w:ilvl w:val="0"/>
-          <w:numId w:val="1006"/>
+          <w:numId w:val="1005"/>
         </w:numPr>
         <w:pStyle w:val="Compact"/>
       </w:pPr>
@@ -3011,7 +2914,7 @@
       <w:pPr>
         <w:numPr>
           <w:ilvl w:val="0"/>
-          <w:numId w:val="1006"/>
+          <w:numId w:val="1005"/>
         </w:numPr>
         <w:pStyle w:val="Compact"/>
       </w:pPr>
@@ -3046,322 +2949,41 @@
       </w:r>
       <w:r>
         <w:t xml:space="preserve">：</w:t>
-      </w:r>
-    </w:p>
-    <w:p>
-      <w:pPr>
-        <w:numPr>
-          <w:ilvl w:val="1"/>
-          <w:numId w:val="1007"/>
-        </w:numPr>
-        <w:pStyle w:val="Compact"/>
-      </w:pPr>
-      <w:r>
-        <w:t xml:space="preserve">第 1–15 行逐条覆盖</w:t>
-      </w:r>
-      <w:r>
-        <w:t xml:space="preserve"> </w:t>
-      </w:r>
-      <w:r>
-        <w:rPr>
-          <w:bCs/>
-          <w:b/>
-        </w:rPr>
-        <w:t xml:space="preserve">§7 局限 L1–L14 的全部 14 条</w:t>
-      </w:r>
-      <w:r>
-        <w:t xml:space="preserve"> </w:t>
-      </w:r>
-      <w:r>
-        <w:t xml:space="preserve">+ 附录 A 的 5 条待完成 + §3.4 + §3.5 三项 + §5.4</w:t>
-      </w:r>
-    </w:p>
-    <w:p>
-      <w:pPr>
-        <w:numPr>
-          <w:ilvl w:val="1"/>
-          <w:numId w:val="1007"/>
-        </w:numPr>
-        <w:pStyle w:val="Compact"/>
-      </w:pPr>
-      <w:r>
-        <w:t xml:space="preserve">★</w:t>
-      </w:r>
-      <w:r>
-        <w:t xml:space="preserve"> </w:t>
-      </w:r>
-      <w:r>
-        <w:rPr>
-          <w:bCs/>
-          <w:b/>
-        </w:rPr>
-        <w:t xml:space="preserve">L3 与 L10 诚实标注为"非待办"</w:t>
-      </w:r>
-      <w:r>
-        <w:t xml:space="preserve">（L3 的否证条件是"本文的措辞红线即为此设"＝常设纪律；L10 的否证条件是条件句且全部条目已在</w:t>
-      </w:r>
-      <w:r>
-        <w:t xml:space="preserve"> </w:t>
-      </w:r>
-      <w:r>
-        <w:rPr>
-          <w:rStyle w:val="VerbatimChar"/>
-        </w:rPr>
-        <w:t xml:space="preserve">REFERRIG.md</w:t>
-      </w:r>
-      <w:r>
-        <w:t xml:space="preserve"> </w:t>
-      </w:r>
-      <w:r>
-        <w:t xml:space="preserve">列出 ⇒ 状态列写「常设纪律（非待办）」/「✅ 已登记」）⇒</w:t>
-      </w:r>
-      <w:r>
-        <w:t xml:space="preserve"> </w:t>
-      </w:r>
-      <w:r>
-        <w:rPr>
-          <w:bCs/>
-          <w:b/>
-        </w:rPr>
-        <w:t xml:space="preserve">不制造虚假的待办缺口</w:t>
-      </w:r>
-    </w:p>
-    <w:p>
-      <w:pPr>
-        <w:numPr>
-          <w:ilvl w:val="1"/>
-          <w:numId w:val="1007"/>
-        </w:numPr>
-        <w:pStyle w:val="Compact"/>
-      </w:pPr>
-      <w:r>
-        <w:t xml:space="preserve">★</w:t>
-      </w:r>
-      <w:r>
-        <w:t xml:space="preserve"> </w:t>
-      </w:r>
-      <w:r>
-        <w:rPr>
-          <w:bCs/>
-          <w:b/>
-        </w:rPr>
-        <w:t xml:space="preserve">素材合并去重</w:t>
-      </w:r>
-      <w:r>
-        <w:t xml:space="preserve">：附录 A 的「K∈{8,16,32}」并入 L1 行、「表示层/注意力探针」并入 L2 行、「ES-H4 跨模型熵」并入 L8 / §5.4 行、「跨厂商熵-结构正式采集」并入 L8 / §5.4 行、「温度剂量-反应 α 补跑 1094/1536」单列第 12 行</w:t>
-      </w:r>
-    </w:p>
-    <w:p>
-      <w:pPr>
-        <w:numPr>
-          <w:ilvl w:val="1"/>
-          <w:numId w:val="1007"/>
-        </w:numPr>
-        <w:pStyle w:val="Compact"/>
-      </w:pPr>
-      <w:r>
-        <w:t xml:space="preserve">★</w:t>
-      </w:r>
-      <w:r>
-        <w:t xml:space="preserve"> </w:t>
-      </w:r>
-      <w:r>
-        <w:rPr>
-          <w:bCs/>
-          <w:b/>
-        </w:rPr>
-        <w:t xml:space="preserve">每行「是否影响本文核心结论」逐条指出影响哪一句</w:t>
-      </w:r>
-      <w:r>
-        <w:t xml:space="preserve">，与 owner 给的三个样例逐字对齐：</w:t>
-      </w:r>
-    </w:p>
-    <w:p>
-      <w:pPr>
-        <w:numPr>
-          <w:ilvl w:val="2"/>
-          <w:numId w:val="1008"/>
-        </w:numPr>
-        <w:pStyle w:val="Compact"/>
-      </w:pPr>
-      <w:r>
-        <w:rPr>
-          <w:bCs/>
-          <w:b/>
-        </w:rPr>
-        <w:t xml:space="preserve">L5</w:t>
-      </w:r>
-      <w:r>
-        <w:t xml:space="preserve"> </w:t>
-      </w:r>
-      <w:r>
-        <w:t xml:space="preserve">⇒「</w:t>
-      </w:r>
-      <w:r>
-        <w:rPr>
-          <w:bCs/>
-          <w:b/>
-        </w:rPr>
-        <w:t xml:space="preserve">影响</w:t>
-      </w:r>
-      <w:r>
-        <w:t xml:space="preserve"> </w:t>
-      </w:r>
-      <w:r>
-        <w:t xml:space="preserve">§5.1 第 4 行的表述强度与 §8 第二段「架构层在本批测量下未检出与直调臂的差异」；L5 的否证条件是「扩到足量配对后仍含 0 ⇒ 才是等效性结论」⇒</w:t>
-      </w:r>
-      <w:r>
-        <w:t xml:space="preserve"> </w:t>
-      </w:r>
-      <w:r>
-        <w:rPr>
-          <w:bCs/>
-          <w:b/>
-        </w:rPr>
-        <w:t xml:space="preserve">不做 ⇒ 该行只能写「不可分辨（未检出）」，不能写等效性结论</w:t>
-      </w:r>
-      <w:r>
-        <w:t xml:space="preserve">」</w:t>
-      </w:r>
-    </w:p>
-    <w:p>
-      <w:pPr>
-        <w:numPr>
-          <w:ilvl w:val="2"/>
-          <w:numId w:val="1008"/>
-        </w:numPr>
-        <w:pStyle w:val="Compact"/>
-      </w:pPr>
-      <w:r>
-        <w:rPr>
-          <w:bCs/>
-          <w:b/>
-        </w:rPr>
-        <w:t xml:space="preserve">L14</w:t>
-      </w:r>
-      <w:r>
-        <w:t xml:space="preserve"> </w:t>
-      </w:r>
-      <w:r>
-        <w:t xml:space="preserve">⇒「</w:t>
-      </w:r>
-      <w:r>
-        <w:rPr>
-          <w:bCs/>
-          <w:b/>
-        </w:rPr>
-        <w:t xml:space="preserve">影响</w:t>
-      </w:r>
-      <w:r>
-        <w:t xml:space="preserve"> </w:t>
-      </w:r>
-      <w:r>
-        <w:t xml:space="preserve">§5.1 第 1、2 行中依赖"有效信息维度"的读数；L14 的否证条件是「人工加一个改变决策的维度该指标仍不检出 ⇒『没有产生新维度』的表述须撤回」」</w:t>
-      </w:r>
-    </w:p>
-    <w:p>
-      <w:pPr>
-        <w:numPr>
-          <w:ilvl w:val="2"/>
-          <w:numId w:val="1008"/>
-        </w:numPr>
-        <w:pStyle w:val="Compact"/>
-      </w:pPr>
-      <w:r>
-        <w:rPr>
-          <w:bCs/>
-          <w:b/>
-        </w:rPr>
-        <w:t xml:space="preserve">α 实现未归档</w:t>
-      </w:r>
-      <w:r>
-        <w:t xml:space="preserve"> </w:t>
-      </w:r>
-      <w:r>
-        <w:t xml:space="preserve">⇒「</w:t>
-      </w:r>
-      <w:r>
-        <w:rPr>
-          <w:bCs/>
-          <w:b/>
-        </w:rPr>
-        <w:t xml:space="preserve">影响</w:t>
-      </w:r>
-      <w:r>
-        <w:t xml:space="preserve"> </w:t>
-      </w:r>
-      <w:r>
-        <w:t xml:space="preserve">§5.1 第 3 行（本文的两批 α</w:t>
-      </w:r>
-      <w:r>
-        <w:t xml:space="preserve"> </w:t>
-      </w:r>
-      <w:r>
-        <w:rPr>
-          <w:bCs/>
-          <w:b/>
-        </w:rPr>
-        <w:t xml:space="preserve">第三方不可独立复算</w:t>
-      </w:r>
-      <w:r>
-        <w:t xml:space="preserve">）；L13 的否证条件是「…若复算后点估计与本文相差超过一个 CI 宽度 ⇒ §5.1 第 3 行判决需重述」」</w:t>
       </w:r>
     </w:p>
     <w:p>
       <w:pPr>
         <w:numPr>
           <w:ilvl w:val="0"/>
-          <w:numId w:val="1006"/>
+          <w:numId w:val="1005"/>
         </w:numPr>
         <w:pStyle w:val="Compact"/>
       </w:pPr>
       <w:r>
-        <w:rPr>
-          <w:bCs/>
-          <w:b/>
-        </w:rPr>
-        <w:t xml:space="preserve">★ L1 §8 结论未顺延</w:t>
-      </w:r>
-      <w:r>
-        <w:t xml:space="preserve">（新 §9 在其后，编号不冲突）⇒</w:t>
+        <w:t xml:space="preserve">第 1–15 行逐条覆盖</w:t>
       </w:r>
       <w:r>
         <w:t xml:space="preserve"> </w:t>
       </w:r>
       <w:r>
         <w:rPr>
-          <w:rStyle w:val="VerbatimChar"/>
-        </w:rPr>
-        <w:t xml:space="preserve">grep -n "^## " papers/01_L1_*.md</w:t>
+          <w:bCs/>
+          <w:b/>
+        </w:rPr>
+        <w:t xml:space="preserve">§7 局限 L1–L14 的全部 14 条</w:t>
       </w:r>
       <w:r>
         <w:t xml:space="preserve"> </w:t>
       </w:r>
       <w:r>
-        <w:t xml:space="preserve">序列 = 摘要…§8 结论 →</w:t>
-      </w:r>
-      <w:r>
-        <w:t xml:space="preserve"> </w:t>
-      </w:r>
-      <w:r>
-        <w:rPr>
-          <w:bCs/>
-          <w:b/>
-        </w:rPr>
-        <w:t xml:space="preserve">§9 未来工作</w:t>
-      </w:r>
-      <w:r>
-        <w:t xml:space="preserve"> </w:t>
-      </w:r>
-      <w:r>
-        <w:t xml:space="preserve">→ 附录 A</w:t>
+        <w:t xml:space="preserve">+ 附录 A 的 5 条待完成 + §3.4 + §3.5 三项 + §5.4</w:t>
       </w:r>
     </w:p>
     <w:p>
       <w:pPr>
         <w:numPr>
           <w:ilvl w:val="0"/>
-          <w:numId w:val="1006"/>
+          <w:numId w:val="1005"/>
         </w:numPr>
         <w:pStyle w:val="Compact"/>
       </w:pPr>
@@ -3370,6 +2992,255 @@
           <w:bCs/>
           <w:b/>
         </w:rPr>
+        <w:t xml:space="preserve">L3 与 L10 诚实标注为"非待办"</w:t>
+      </w:r>
+      <w:r>
+        <w:t xml:space="preserve">（L3 的否证条件是"本文的措辞红线即为此设"＝常设要求；L10 的否证条件是条件句且全部条目已在</w:t>
+      </w:r>
+      <w:r>
+        <w:t xml:space="preserve"> </w:t>
+      </w:r>
+      <w:r>
+        <w:rPr>
+          <w:rStyle w:val="VerbatimChar"/>
+        </w:rPr>
+        <w:t xml:space="preserve">REFERRIG.md</w:t>
+      </w:r>
+      <w:r>
+        <w:t xml:space="preserve"> </w:t>
+      </w:r>
+      <w:r>
+        <w:t xml:space="preserve">列出，状态列写「常设要求（非待办）」/「 已登记」），</w:t>
+      </w:r>
+      <w:r>
+        <w:rPr>
+          <w:bCs/>
+          <w:b/>
+        </w:rPr>
+        <w:t xml:space="preserve">不制造虚假的待办缺口</w:t>
+      </w:r>
+    </w:p>
+    <w:p>
+      <w:pPr>
+        <w:numPr>
+          <w:ilvl w:val="0"/>
+          <w:numId w:val="1005"/>
+        </w:numPr>
+        <w:pStyle w:val="Compact"/>
+      </w:pPr>
+      <w:r>
+        <w:rPr>
+          <w:bCs/>
+          <w:b/>
+        </w:rPr>
+        <w:t xml:space="preserve">素材合并去重</w:t>
+      </w:r>
+      <w:r>
+        <w:t xml:space="preserve">：附录 A 的「K∈{8,16,32}」并入 L1 行、「表示层/注意力探针」并入 L2 行、「ES-H4 跨模型熵」并入 L8 / §5.4 行、「跨厂商熵-结构正式采集」并入 L8 / §5.4 行、「温度剂量-反应 α 补跑 1094/1536」单列第 12 行</w:t>
+      </w:r>
+    </w:p>
+    <w:p>
+      <w:pPr>
+        <w:numPr>
+          <w:ilvl w:val="0"/>
+          <w:numId w:val="1005"/>
+        </w:numPr>
+        <w:pStyle w:val="Compact"/>
+      </w:pPr>
+      <w:r>
+        <w:rPr>
+          <w:bCs/>
+          <w:b/>
+        </w:rPr>
+        <w:t xml:space="preserve">每行「是否影响本文核心结论」逐条指出影响哪一句</w:t>
+      </w:r>
+      <w:r>
+        <w:t xml:space="preserve">，与 owner 给的三个样例逐字对齐：</w:t>
+      </w:r>
+    </w:p>
+    <w:p>
+      <w:pPr>
+        <w:numPr>
+          <w:ilvl w:val="0"/>
+          <w:numId w:val="1005"/>
+        </w:numPr>
+        <w:pStyle w:val="Compact"/>
+      </w:pPr>
+      <w:r>
+        <w:rPr>
+          <w:bCs/>
+          <w:b/>
+        </w:rPr>
+        <w:t xml:space="preserve">L5</w:t>
+      </w:r>
+      <w:r>
+        <w:t xml:space="preserve">，「</w:t>
+      </w:r>
+      <w:r>
+        <w:rPr>
+          <w:bCs/>
+          <w:b/>
+        </w:rPr>
+        <w:t xml:space="preserve">影响</w:t>
+      </w:r>
+      <w:r>
+        <w:t xml:space="preserve"> </w:t>
+      </w:r>
+      <w:r>
+        <w:t xml:space="preserve">§5.1 第 4 行的表述强度与 §8 第二段「架构层在本批测量下未检出与直调臂的差异」；L5 的否证条件是「扩到足量配对后仍含 0，才是等效性结论」，</w:t>
+      </w:r>
+      <w:r>
+        <w:rPr>
+          <w:bCs/>
+          <w:b/>
+        </w:rPr>
+        <w:t xml:space="preserve">不做，该行只能写「不可分辨（未检出）」，不能写等效性结论</w:t>
+      </w:r>
+      <w:r>
+        <w:t xml:space="preserve">」</w:t>
+      </w:r>
+    </w:p>
+    <w:p>
+      <w:pPr>
+        <w:numPr>
+          <w:ilvl w:val="0"/>
+          <w:numId w:val="1005"/>
+        </w:numPr>
+        <w:pStyle w:val="Compact"/>
+      </w:pPr>
+      <w:r>
+        <w:rPr>
+          <w:bCs/>
+          <w:b/>
+        </w:rPr>
+        <w:t xml:space="preserve">L14</w:t>
+      </w:r>
+      <w:r>
+        <w:t xml:space="preserve">，「</w:t>
+      </w:r>
+      <w:r>
+        <w:rPr>
+          <w:bCs/>
+          <w:b/>
+        </w:rPr>
+        <w:t xml:space="preserve">影响</w:t>
+      </w:r>
+      <w:r>
+        <w:t xml:space="preserve"> </w:t>
+      </w:r>
+      <w:r>
+        <w:t xml:space="preserve">§5.1 第 1、2 行中依赖"有效信息维度"的读数；L14 的否证条件是「人工加一个改变决策的维度该指标仍不检出，『没有产生新维度』的表述须撤回」」</w:t>
+      </w:r>
+    </w:p>
+    <w:p>
+      <w:pPr>
+        <w:numPr>
+          <w:ilvl w:val="0"/>
+          <w:numId w:val="1005"/>
+        </w:numPr>
+        <w:pStyle w:val="Compact"/>
+      </w:pPr>
+      <w:r>
+        <w:rPr>
+          <w:bCs/>
+          <w:b/>
+        </w:rPr>
+        <w:t xml:space="preserve">α 实现未归档</w:t>
+      </w:r>
+      <w:r>
+        <w:t xml:space="preserve">，「</w:t>
+      </w:r>
+      <w:r>
+        <w:rPr>
+          <w:bCs/>
+          <w:b/>
+        </w:rPr>
+        <w:t xml:space="preserve">影响</w:t>
+      </w:r>
+      <w:r>
+        <w:t xml:space="preserve"> </w:t>
+      </w:r>
+      <w:r>
+        <w:t xml:space="preserve">§5.1 第 3 行（本文的两批 α</w:t>
+      </w:r>
+      <w:r>
+        <w:t xml:space="preserve"> </w:t>
+      </w:r>
+      <w:r>
+        <w:rPr>
+          <w:bCs/>
+          <w:b/>
+        </w:rPr>
+        <w:t xml:space="preserve">第三方不可独立复算</w:t>
+      </w:r>
+      <w:r>
+        <w:t xml:space="preserve">）；L13 的否证条件是「…若复算后点估计与本文相差超过一个 CI 宽度，§5.1 第 3 行判决需重述」」</w:t>
+      </w:r>
+    </w:p>
+    <w:p>
+      <w:pPr>
+        <w:numPr>
+          <w:ilvl w:val="0"/>
+          <w:numId w:val="1005"/>
+        </w:numPr>
+        <w:pStyle w:val="Compact"/>
+      </w:pPr>
+      <w:r>
+        <w:t xml:space="preserve">** L1 §8 结论未顺延</w:t>
+      </w:r>
+      <w:r>
+        <w:rPr>
+          <w:bCs/>
+          <w:b/>
+        </w:rPr>
+        <w:t xml:space="preserve">（新 §9 在其后，编号不冲突），</w:t>
+      </w:r>
+      <w:r>
+        <w:rPr>
+          <w:rStyle w:val="VerbatimChar"/>
+          <w:bCs/>
+          <w:b/>
+        </w:rPr>
+        <w:t xml:space="preserve">grep -n "^## " papers/01_L1_*.md</w:t>
+      </w:r>
+      <w:r>
+        <w:rPr>
+          <w:bCs/>
+          <w:b/>
+        </w:rPr>
+        <w:t xml:space="preserve"> </w:t>
+      </w:r>
+      <w:r>
+        <w:rPr>
+          <w:bCs/>
+          <w:b/>
+        </w:rPr>
+        <w:t xml:space="preserve">序列 = 摘要…§8 结论 →</w:t>
+      </w:r>
+      <w:r>
+        <w:rPr>
+          <w:bCs/>
+          <w:b/>
+        </w:rPr>
+        <w:t xml:space="preserve"> </w:t>
+      </w:r>
+      <w:r>
+        <w:t xml:space="preserve">§9 未来工作** → 附录 A</w:t>
+      </w:r>
+    </w:p>
+    <w:p>
+      <w:pPr>
+        <w:numPr>
+          <w:ilvl w:val="0"/>
+          <w:numId w:val="1005"/>
+        </w:numPr>
+        <w:pStyle w:val="Compact"/>
+      </w:pPr>
+      <w:r>
+        <w:rPr>
+          <w:bCs/>
+          <w:b/>
+        </w:rPr>
         <w:t xml:space="preserve">验收判据</w:t>
       </w:r>
       <w:r>
@@ -3377,13 +3248,13 @@
       </w:r>
     </w:p>
     <w:bookmarkEnd w:id="26"/>
-    <w:bookmarkStart w:id="27" w:name="单稿改动范围自证-证明除了-9单稿一行未动"/>
+    <w:bookmarkStart w:id="27" w:name="单稿改动范围自证证明除了-9单稿一行未动"/>
     <w:p>
       <w:pPr>
         <w:pStyle w:val="Heading3"/>
       </w:pPr>
       <w:r>
-        <w:t xml:space="preserve">2.5 · ★ 单稿改动范围自证（★ 证明"除了 §9，单稿一行未动"）</w:t>
+        <w:t xml:space="preserve">2.5 · 单稿改动范围自证（证明"除了 §9，单稿一行未动"）</w:t>
       </w:r>
     </w:p>
     <w:p>
@@ -3391,39 +3262,33 @@
         <w:pStyle w:val="FirstParagraph"/>
       </w:pPr>
       <w:r>
-        <w:t xml:space="preserve">★</w:t>
-      </w:r>
-      <w:r>
+        <w:rPr>
+          <w:rStyle w:val="VerbatimChar"/>
+          <w:bCs/>
+          <w:b/>
+        </w:rPr>
+        <w:t xml:space="preserve">git diff</w:t>
+      </w:r>
+      <w:r>
+        <w:rPr>
+          <w:bCs/>
+          <w:b/>
+        </w:rPr>
         <w:t xml:space="preserve"> </w:t>
       </w:r>
       <w:r>
         <w:rPr>
+          <w:bCs/>
+          <w:b/>
+        </w:rPr>
+        <w:t xml:space="preserve">是相对 HEAD（</w:t>
+      </w:r>
+      <w:r>
+        <w:rPr>
           <w:rStyle w:val="VerbatimChar"/>
           <w:bCs/>
           <w:b/>
         </w:rPr>
-        <w:t xml:space="preserve">git diff</w:t>
-      </w:r>
-      <w:r>
-        <w:rPr>
-          <w:bCs/>
-          <w:b/>
-        </w:rPr>
-        <w:t xml:space="preserve"> </w:t>
-      </w:r>
-      <w:r>
-        <w:rPr>
-          <w:bCs/>
-          <w:b/>
-        </w:rPr>
-        <w:t xml:space="preserve">是相对 HEAD（</w:t>
-      </w:r>
-      <w:r>
-        <w:rPr>
-          <w:rStyle w:val="VerbatimChar"/>
-          <w:bCs/>
-          <w:b/>
-        </w:rPr>
         <w:t xml:space="preserve">cf72f94</w:t>
       </w:r>
       <w:r>
@@ -3434,14 +3299,14 @@
         <w:t xml:space="preserve">）的，而四个 producer 的改稿</w:t>
       </w:r>
       <w:r>
-        <w:t xml:space="preserve">尚未提交** ⇒ diff 里混合了"producer 的改动"与"本轮的改动"</w:t>
-      </w:r>
-      <w:r>
-        <w:rPr>
-          <w:bCs/>
-          <w:b/>
-        </w:rPr>
-        <w:t xml:space="preserve">。为让 owner 能一眼分清，本轮对四篇单稿的改动</w:t>
+        <w:t xml:space="preserve">尚未提交** diff 里混合了"producer 的改动"与"这一轮的改动"</w:t>
+      </w:r>
+      <w:r>
+        <w:rPr>
+          <w:bCs/>
+          <w:b/>
+        </w:rPr>
+        <w:t xml:space="preserve">。为让 owner 能一眼分清，这一轮对四篇单稿的改动</w:t>
       </w:r>
       <w:r>
         <w:t xml:space="preserve">穷举</w:t>
@@ -3493,7 +3358,7 @@
               <w:jc w:val="left"/>
             </w:pPr>
             <w:r>
-              <w:t xml:space="preserve">本轮对单稿的改动</w:t>
+              <w:t xml:space="preserve">这一轮对单稿的改动</w:t>
             </w:r>
           </w:p>
         </w:tc>
@@ -3618,10 +3483,7 @@
               <w:jc w:val="left"/>
             </w:pPr>
             <w:r>
-              <w:t xml:space="preserve">① 纯插入 ② 单行改写（★</w:t>
-            </w:r>
-            <w:r>
-              <w:t xml:space="preserve"> </w:t>
+              <w:t xml:space="preserve">① 纯插入 ② 单行改写（</w:t>
             </w:r>
             <w:r>
               <w:rPr>
@@ -3940,12 +3802,6 @@
         <w:pStyle w:val="BodyText"/>
       </w:pPr>
       <w:r>
-        <w:t xml:space="preserve">⇒ ★</w:t>
-      </w:r>
-      <w:r>
-        <w:t xml:space="preserve"> </w:t>
-      </w:r>
-      <w:r>
         <w:rPr>
           <w:bCs/>
           <w:b/>
@@ -3970,12 +3826,6 @@
       <w:pPr>
         <w:pStyle w:val="BodyText"/>
       </w:pPr>
-      <w:r>
-        <w:t xml:space="preserve">★</w:t>
-      </w:r>
-      <w:r>
-        <w:t xml:space="preserve"> </w:t>
-      </w:r>
       <w:r>
         <w:rPr>
           <w:bCs/>
@@ -4258,17 +4108,11 @@
         <w:pStyle w:val="BlockText"/>
       </w:pPr>
       <w:r>
-        <w:t xml:space="preserve">★</w:t>
-      </w:r>
-      <w:r>
-        <w:t xml:space="preserve"> </w:t>
-      </w:r>
-      <w:r>
-        <w:rPr>
-          <w:bCs/>
-          <w:b/>
-        </w:rPr>
-        <w:t xml:space="preserve">本节是本轮的核心，不是格式活</w:t>
+        <w:rPr>
+          <w:bCs/>
+          <w:b/>
+        </w:rPr>
+        <w:t xml:space="preserve">本节是这一轮的核心，不是格式活</w:t>
       </w:r>
       <w:r>
         <w:t xml:space="preserve">：合订本 §2 与总纲 §2 的每张卡都</w:t>
@@ -4284,13 +4128,13 @@
         <w:t xml:space="preserve">，旧措辞一个不沿用。</w:t>
       </w:r>
     </w:p>
-    <w:bookmarkStart w:id="29" w:name="x-4-①-四处必须改的强主张-任务书点名的四条"/>
+    <w:bookmarkStart w:id="29" w:name="x-4-①-四处必须改的强主张任务书点名的四条"/>
     <w:p>
       <w:pPr>
         <w:pStyle w:val="Heading3"/>
       </w:pPr>
       <w:r>
-        <w:t xml:space="preserve">3.1 · X-4-①　四处必须改的强主张（★ 任务书点名的四条）</w:t>
+        <w:t xml:space="preserve">3.1 · X-4-①　四处必须改的强主张（任务书点名的四条）</w:t>
       </w:r>
     </w:p>
     <w:tbl>
@@ -4648,23 +4492,17 @@
               <w:t xml:space="preserve">只测了『新增』侧、且在【推导唯一】任务域上</w:t>
             </w:r>
             <w:r>
-              <w:t xml:space="preserve">的一次直调，每份有效产出（2.65）高于本轮所测工作流臂…」⇒ ⚠️</w:t>
-            </w:r>
-            <w:r>
-              <w:t xml:space="preserve"> </w:t>
-            </w:r>
-            <w:r>
-              <w:rPr>
-                <w:bCs/>
-                <w:b/>
-              </w:rPr>
-              <w:t xml:space="preserve">净增益口径未完成（未算『丢失』侧）⇒ 这不是"架构层净收益为负"的一般结论</w:t>
-            </w:r>
-            <w:r>
-              <w:t xml:space="preserve">；⚠️</w:t>
-            </w:r>
-            <w:r>
-              <w:t xml:space="preserve"> </w:t>
+              <w:t xml:space="preserve">的一次直调，每份有效产出（2.65）高于这一轮所测工作流臂…」，</w:t>
+            </w:r>
+            <w:r>
+              <w:rPr>
+                <w:bCs/>
+                <w:b/>
+              </w:rPr>
+              <w:t xml:space="preserve">净增益口径未完成（未算『丢失』侧），这不是"架构层净收益为负"的一般结论</w:t>
+            </w:r>
+            <w:r>
+              <w:t xml:space="preserve">；</w:t>
             </w:r>
             <w:r>
               <w:rPr>
@@ -4835,10 +4673,7 @@
               <w:t xml:space="preserve">状态化打分未检出优于通用打分的证据</w:t>
             </w:r>
             <w:r>
-              <w:t xml:space="preserve">（干净臂 9/9 完全打平，gap 均值 0.0，align 均为 0.3148，n=9）⇒</w:t>
-            </w:r>
-            <w:r>
-              <w:t xml:space="preserve"> </w:t>
+              <w:t xml:space="preserve">（干净臂 9/9 完全打平，gap 均值 0.0，align 均为 0.3148，n=9），</w:t>
             </w:r>
             <w:r>
               <w:rPr>
@@ -4848,17 +4683,14 @@
               <w:t xml:space="preserve">零区分 / 未检出</w:t>
             </w:r>
             <w:r>
-              <w:t xml:space="preserve">；⚠️</w:t>
-            </w:r>
-            <w:r>
-              <w:t xml:space="preserve"> </w:t>
-            </w:r>
-            <w:r>
-              <w:rPr>
-                <w:bCs/>
-                <w:b/>
-              </w:rPr>
-              <w:t xml:space="preserve">本批未预注册最小实际效应量（MES）⇒ 不能排除中小效应的存在</w:t>
+              <w:t xml:space="preserve">；</w:t>
+            </w:r>
+            <w:r>
+              <w:rPr>
+                <w:bCs/>
+                <w:b/>
+              </w:rPr>
+              <w:t xml:space="preserve">本批未预注册最小实际效应量（MES），不能排除中小效应的存在</w:t>
             </w:r>
             <w:r>
               <w:t xml:space="preserve">」</w:t>
@@ -5009,7 +4841,7 @@
               <w:jc w:val="left"/>
             </w:pPr>
             <w:r>
-              <w:t xml:space="preserve">追加「★ 外部只读审计是</w:t>
+              <w:t xml:space="preserve">追加「 外部只读审计是</w:t>
             </w:r>
             <w:r>
               <w:rPr>
@@ -5029,13 +4861,7 @@
               <w:t xml:space="preserve">互补</w:t>
             </w:r>
             <w:r>
-              <w:t xml:space="preserve"> </w:t>
-            </w:r>
-            <w:r>
-              <w:t xml:space="preserve">⇒ ★</w:t>
-            </w:r>
-            <w:r>
-              <w:t xml:space="preserve"> </w:t>
+              <w:t xml:space="preserve">，</w:t>
             </w:r>
             <w:r>
               <w:rPr>
@@ -5134,13 +4960,13 @@
       </w:tr>
     </w:tbl>
     <w:bookmarkEnd w:id="29"/>
-    <w:bookmarkStart w:id="30" w:name="x-4-②-四篇逐条核对清单-任务书要求逐条核"/>
+    <w:bookmarkStart w:id="30" w:name="x-4-②-四篇逐条核对清单任务书要求逐条核"/>
     <w:p>
       <w:pPr>
         <w:pStyle w:val="Heading3"/>
       </w:pPr>
       <w:r>
-        <w:t xml:space="preserve">3.2 · X-4-②　四篇「逐条核对」清单（★ 任务书要求"逐条核"）</w:t>
+        <w:t xml:space="preserve">3.2 · X-4-②　四篇「逐条核对」清单（任务书要求"逐条核"）</w:t>
       </w:r>
     </w:p>
     <w:tbl>
@@ -5253,7 +5079,7 @@
               <w:jc w:val="left"/>
             </w:pPr>
             <w:r>
-              <w:t xml:space="preserve">✅ 已同步</w:t>
+              <w:t xml:space="preserve">已同步</w:t>
             </w:r>
           </w:p>
         </w:tc>
@@ -5267,7 +5093,7 @@
               <w:jc w:val="left"/>
             </w:pPr>
             <w:r>
-              <w:t xml:space="preserve">L1：两个 95%CI 均含 1 ⇒ 未证明次线性增长</w:t>
+              <w:t xml:space="preserve">L1：两个 95%CI 均含 1，未证明次线性增长</w:t>
             </w:r>
           </w:p>
         </w:tc>
@@ -5303,7 +5129,7 @@
               <w:jc w:val="left"/>
             </w:pPr>
             <w:r>
-              <w:t xml:space="preserve">✅ 已同步</w:t>
+              <w:t xml:space="preserve">已同步</w:t>
             </w:r>
           </w:p>
         </w:tc>
@@ -5317,7 +5143,7 @@
               <w:jc w:val="left"/>
             </w:pPr>
             <w:r>
-              <w:t xml:space="preserve">L1：α 实现未归档 ⇒ 第三方不可独立复算</w:t>
+              <w:t xml:space="preserve">L1：α 实现未归档，第三方不可独立复算</w:t>
             </w:r>
           </w:p>
         </w:tc>
@@ -5353,7 +5179,7 @@
               <w:jc w:val="left"/>
             </w:pPr>
             <w:r>
-              <w:t xml:space="preserve">✅ 已同步</w:t>
+              <w:t xml:space="preserve">已同步</w:t>
             </w:r>
           </w:p>
         </w:tc>
@@ -5403,7 +5229,7 @@
               <w:jc w:val="left"/>
             </w:pPr>
             <w:r>
-              <w:t xml:space="preserve">✅ 已同步</w:t>
+              <w:t xml:space="preserve">已同步</w:t>
             </w:r>
           </w:p>
         </w:tc>
@@ -5463,7 +5289,7 @@
               <w:jc w:val="left"/>
             </w:pPr>
             <w:r>
-              <w:t xml:space="preserve">✅ 已同步</w:t>
+              <w:t xml:space="preserve">已同步</w:t>
             </w:r>
           </w:p>
         </w:tc>
@@ -5477,7 +5303,7 @@
               <w:jc w:val="left"/>
             </w:pPr>
             <w:r>
-              <w:t xml:space="preserve">A：净增益口径未完成 ⇒ 否定式</w:t>
+              <w:t xml:space="preserve">A：净增益口径未完成，否定式</w:t>
             </w:r>
           </w:p>
         </w:tc>
@@ -5513,7 +5339,7 @@
               <w:jc w:val="left"/>
             </w:pPr>
             <w:r>
-              <w:t xml:space="preserve">✅ 已同步（</w:t>
+              <w:t xml:space="preserve">已同步（</w:t>
             </w:r>
             <w:r>
               <w:rPr>
@@ -5573,7 +5399,7 @@
               <w:jc w:val="left"/>
             </w:pPr>
             <w:r>
-              <w:t xml:space="preserve">✅ 已同步</w:t>
+              <w:t xml:space="preserve">已同步</w:t>
             </w:r>
           </w:p>
         </w:tc>
@@ -5623,7 +5449,7 @@
               <w:jc w:val="left"/>
             </w:pPr>
             <w:r>
-              <w:t xml:space="preserve">✅ 已同步</w:t>
+              <w:t xml:space="preserve">已同步</w:t>
             </w:r>
           </w:p>
         </w:tc>
@@ -5637,7 +5463,7 @@
               <w:jc w:val="left"/>
             </w:pPr>
             <w:r>
-              <w:t xml:space="preserve">A：三次确认 = 同簇同仪器 ⇒ 非外部复现</w:t>
+              <w:t xml:space="preserve">A：三次确认 = 同簇同仪器，非外部复现</w:t>
             </w:r>
           </w:p>
         </w:tc>
@@ -5673,7 +5499,7 @@
               <w:jc w:val="left"/>
             </w:pPr>
             <w:r>
-              <w:t xml:space="preserve">✅ 已同步</w:t>
+              <w:t xml:space="preserve">已同步</w:t>
             </w:r>
           </w:p>
         </w:tc>
@@ -5723,7 +5549,7 @@
               <w:jc w:val="left"/>
             </w:pPr>
             <w:r>
-              <w:t xml:space="preserve">✅ 已同步</w:t>
+              <w:t xml:space="preserve">已同步</w:t>
             </w:r>
           </w:p>
         </w:tc>
@@ -5773,7 +5599,7 @@
               <w:jc w:val="left"/>
             </w:pPr>
             <w:r>
-              <w:t xml:space="preserve">✅ 已同步</w:t>
+              <w:t xml:space="preserve">已同步</w:t>
             </w:r>
           </w:p>
         </w:tc>
@@ -5823,7 +5649,7 @@
               <w:jc w:val="left"/>
             </w:pPr>
             <w:r>
-              <w:t xml:space="preserve">✅ 已同步</w:t>
+              <w:t xml:space="preserve">已同步</w:t>
             </w:r>
           </w:p>
         </w:tc>
@@ -5873,7 +5699,7 @@
               <w:jc w:val="left"/>
             </w:pPr>
             <w:r>
-              <w:t xml:space="preserve">✅ 已同步</w:t>
+              <w:t xml:space="preserve">已同步</w:t>
             </w:r>
           </w:p>
         </w:tc>
@@ -5887,12 +5713,6 @@
               <w:jc w:val="left"/>
             </w:pPr>
             <w:r>
-              <w:t xml:space="preserve">★</w:t>
-            </w:r>
-            <w:r>
-              <w:t xml:space="preserve"> </w:t>
-            </w:r>
-            <w:r>
               <w:rPr>
                 <w:bCs/>
                 <w:b/>
@@ -5936,7 +5756,7 @@
               <w:jc w:val="left"/>
             </w:pPr>
             <w:r>
-              <w:t xml:space="preserve">✅ 四篇 × 两文件 = 8 处卡全部对齐</w:t>
+              <w:t xml:space="preserve">四篇 × 两文件 = 8 处卡全部对齐</w:t>
             </w:r>
           </w:p>
         </w:tc>
@@ -5997,7 +5817,7 @@
               <w:jc w:val="left"/>
             </w:pPr>
             <w:r>
-              <w:t xml:space="preserve">本轮是否改动</w:t>
+              <w:t xml:space="preserve">这一轮是否改动</w:t>
             </w:r>
           </w:p>
         </w:tc>
@@ -6023,23 +5843,17 @@
               <w:jc w:val="left"/>
             </w:pPr>
             <w:r>
-              <w:t xml:space="preserve">§1.1 型号池静默下架 ⇒ 历史 dual 臂读数的分母是 4，不是 5</w:t>
-            </w:r>
-          </w:p>
-        </w:tc>
-        <w:tc>
-          <w:tcPr/>
-          <w:p>
-            <w:pPr>
-              <w:pStyle w:val="Compact"/>
-              <w:jc w:val="left"/>
-            </w:pPr>
-            <w:r>
-              <w:t xml:space="preserve">★</w:t>
-            </w:r>
-            <w:r>
-              <w:t xml:space="preserve"> </w:t>
-            </w:r>
+              <w:t xml:space="preserve">§1.1 型号池静默下架，历史 dual 臂读数的分母是 4，不是 5</w:t>
+            </w:r>
+          </w:p>
+        </w:tc>
+        <w:tc>
+          <w:tcPr/>
+          <w:p>
+            <w:pPr>
+              <w:pStyle w:val="Compact"/>
+              <w:jc w:val="left"/>
+            </w:pPr>
             <w:r>
               <w:rPr>
                 <w:bCs/>
@@ -6115,12 +5929,6 @@
               <w:jc w:val="left"/>
             </w:pPr>
             <w:r>
-              <w:t xml:space="preserve">★</w:t>
-            </w:r>
-            <w:r>
-              <w:t xml:space="preserve"> </w:t>
-            </w:r>
-            <w:r>
               <w:rPr>
                 <w:bCs/>
                 <w:b/>
@@ -6165,12 +5973,6 @@
               <w:pStyle w:val="Compact"/>
               <w:jc w:val="left"/>
             </w:pPr>
-            <w:r>
-              <w:t xml:space="preserve">★</w:t>
-            </w:r>
-            <w:r>
-              <w:t xml:space="preserve"> </w:t>
-            </w:r>
             <w:r>
               <w:rPr>
                 <w:bCs/>
@@ -6202,12 +6004,6 @@
         <w:pStyle w:val="BodyText"/>
       </w:pPr>
       <w:r>
-        <w:t xml:space="preserve">⇒ ★</w:t>
-      </w:r>
-      <w:r>
-        <w:t xml:space="preserve"> </w:t>
-      </w:r>
-      <w:r>
         <w:rPr>
           <w:bCs/>
           <w:b/>
@@ -6215,24 +6011,24 @@
         <w:t xml:space="preserve">这三条是本次改稿的依据，不是被改对象</w:t>
       </w:r>
       <w:r>
-        <w:t xml:space="preserve">（规格 X-4 改法 4）—— 本轮只加不减。</w:t>
+        <w:t xml:space="preserve">（规格 X-4 改法 4）—— 这一轮只加不减。</w:t>
       </w:r>
     </w:p>
     <w:bookmarkEnd w:id="31"/>
-    <w:bookmarkStart w:id="32" w:name="x-4-④-总纲-4-共用写作纪律-新增两条"/>
+    <w:bookmarkStart w:id="32" w:name="x-4-④-总纲-4-共用写作要求-新增两条"/>
     <w:p>
       <w:pPr>
         <w:pStyle w:val="Heading3"/>
       </w:pPr>
       <w:r>
-        <w:t xml:space="preserve">3.4 · X-4-④　总纲 §4 共用写作纪律 —— 新增两条</w:t>
+        <w:t xml:space="preserve">3.4 · X-4-④　总纲 §4 共用写作要求 —— 新增两条</w:t>
       </w:r>
     </w:p>
     <w:p>
       <w:pPr>
         <w:numPr>
           <w:ilvl w:val="0"/>
-          <w:numId w:val="1009"/>
+          <w:numId w:val="1006"/>
         </w:numPr>
         <w:pStyle w:val="Compact"/>
       </w:pPr>
@@ -6253,14 +6049,14 @@
         <w:t xml:space="preserve">papers/00_论文簇总纲_交差版.md:139-140</w:t>
       </w:r>
       <w:r>
-        <w:t xml:space="preserve">（§4 原 8 条 ⇒ 现 10 条）</w:t>
+        <w:t xml:space="preserve">（§4 原 8 条，现 10 条）</w:t>
       </w:r>
     </w:p>
     <w:p>
       <w:pPr>
         <w:numPr>
           <w:ilvl w:val="0"/>
-          <w:numId w:val="1009"/>
+          <w:numId w:val="1006"/>
         </w:numPr>
         <w:pStyle w:val="Compact"/>
       </w:pPr>
@@ -6279,7 +6075,7 @@
       <w:pPr>
         <w:numPr>
           <w:ilvl w:val="0"/>
-          <w:numId w:val="1009"/>
+          <w:numId w:val="1006"/>
         </w:numPr>
         <w:pStyle w:val="Compact"/>
       </w:pPr>
@@ -6292,114 +6088,105 @@
       </w:r>
       <w:r>
         <w:t xml:space="preserve">：</w:t>
-      </w:r>
-    </w:p>
-    <w:p>
-      <w:pPr>
-        <w:numPr>
-          <w:ilvl w:val="1"/>
-          <w:numId w:val="1010"/>
-        </w:numPr>
-        <w:pStyle w:val="Compact"/>
-      </w:pPr>
-      <w:r>
-        <w:rPr>
-          <w:bCs/>
-          <w:b/>
-        </w:rPr>
-        <w:t xml:space="preserve">第 9 条 「未检出」 ≠ 「无效」</w:t>
-      </w:r>
-      <w:r>
-        <w:t xml:space="preserve">：任何"某干预无效"的写法</w:t>
-      </w:r>
-      <w:r>
-        <w:rPr>
-          <w:bCs/>
-          <w:b/>
-        </w:rPr>
-        <w:t xml:space="preserve">必须先给检出力地板与 MES 声明</w:t>
-      </w:r>
-      <w:r>
-        <w:t xml:space="preserve">；</w:t>
-      </w:r>
-      <w:r>
-        <w:rPr>
-          <w:bCs/>
-          <w:b/>
-        </w:rPr>
-        <w:t xml:space="preserve">唯一合法的表述是</w:t>
-      </w:r>
-      <w:r>
-        <w:t xml:space="preserve">：「在本批测量下未检出差异；本批检出力不足以排除中等以下的效应」⇒ ★</w:t>
-      </w:r>
-      <w:r>
-        <w:t xml:space="preserve"> </w:t>
-      </w:r>
-      <w:r>
-        <w:rPr>
-          <w:bCs/>
-          <w:b/>
-        </w:rPr>
-        <w:t xml:space="preserve">"无效/等效/已证明"一律视为越界</w:t>
-      </w:r>
-    </w:p>
-    <w:p>
-      <w:pPr>
-        <w:numPr>
-          <w:ilvl w:val="1"/>
-          <w:numId w:val="1010"/>
-        </w:numPr>
-        <w:pStyle w:val="Compact"/>
-      </w:pPr>
-      <w:r>
-        <w:rPr>
-          <w:bCs/>
-          <w:b/>
-        </w:rPr>
-        <w:t xml:space="preserve">第 10 条 「证据强度按对象逐个不同」</w:t>
-      </w:r>
-      <w:r>
-        <w:t xml:space="preserve">：一篇里</w:t>
-      </w:r>
-      <w:r>
-        <w:rPr>
-          <w:bCs/>
-          <w:b/>
-        </w:rPr>
-        <w:t xml:space="preserve">不同结论的证据等级可以不同</w:t>
-      </w:r>
-      <w:r>
-        <w:t xml:space="preserve">，</w:t>
-      </w:r>
-      <w:r>
-        <w:rPr>
-          <w:bCs/>
-          <w:b/>
-        </w:rPr>
-        <w:t xml:space="preserve">不许用最强的那个代表全篇</w:t>
-      </w:r>
-      <w:r>
-        <w:t xml:space="preserve"> </w:t>
-      </w:r>
-      <w:r>
-        <w:t xml:space="preserve">⇒ 附三个实例（L1 判决表第 1/2/3 行、C 篇十三类三档、四篇强度逐篇不同）⇒ ★</w:t>
-      </w:r>
-      <w:r>
-        <w:t xml:space="preserve"> </w:t>
-      </w:r>
-      <w:r>
-        <w:rPr>
-          <w:bCs/>
-          <w:b/>
-        </w:rPr>
-        <w:t xml:space="preserve">合订本与总纲的每张卡也必须逐条标强度</w:t>
       </w:r>
     </w:p>
     <w:p>
       <w:pPr>
         <w:numPr>
           <w:ilvl w:val="0"/>
-          <w:numId w:val="1009"/>
+          <w:numId w:val="1006"/>
+        </w:numPr>
+        <w:pStyle w:val="Compact"/>
+      </w:pPr>
+      <w:r>
+        <w:rPr>
+          <w:bCs/>
+          <w:b/>
+        </w:rPr>
+        <w:t xml:space="preserve">第 9 条 「未检出」 ≠ 「无效」</w:t>
+      </w:r>
+      <w:r>
+        <w:t xml:space="preserve">：任何"某干预无效"的写法</w:t>
+      </w:r>
+      <w:r>
+        <w:rPr>
+          <w:bCs/>
+          <w:b/>
+        </w:rPr>
+        <w:t xml:space="preserve">必须先给检出力地板与 MES 声明</w:t>
+      </w:r>
+      <w:r>
+        <w:t xml:space="preserve">；</w:t>
+      </w:r>
+      <w:r>
+        <w:rPr>
+          <w:bCs/>
+          <w:b/>
+        </w:rPr>
+        <w:t xml:space="preserve">唯一合法的表述是</w:t>
+      </w:r>
+      <w:r>
+        <w:t xml:space="preserve">：「在本批测量下未检出差异；本批检出力不足以排除中等以下的效应」，</w:t>
+      </w:r>
+      <w:r>
+        <w:rPr>
+          <w:bCs/>
+          <w:b/>
+        </w:rPr>
+        <w:t xml:space="preserve">"无效/等效/已证明"一律视为越界</w:t>
+      </w:r>
+    </w:p>
+    <w:p>
+      <w:pPr>
+        <w:numPr>
+          <w:ilvl w:val="0"/>
+          <w:numId w:val="1006"/>
+        </w:numPr>
+        <w:pStyle w:val="Compact"/>
+      </w:pPr>
+      <w:r>
+        <w:rPr>
+          <w:bCs/>
+          <w:b/>
+        </w:rPr>
+        <w:t xml:space="preserve">第 10 条 「证据强度按对象逐个不同」</w:t>
+      </w:r>
+      <w:r>
+        <w:t xml:space="preserve">：一篇里</w:t>
+      </w:r>
+      <w:r>
+        <w:rPr>
+          <w:bCs/>
+          <w:b/>
+        </w:rPr>
+        <w:t xml:space="preserve">不同结论的证据等级可以不同</w:t>
+      </w:r>
+      <w:r>
+        <w:t xml:space="preserve">，</w:t>
+      </w:r>
+      <w:r>
+        <w:rPr>
+          <w:bCs/>
+          <w:b/>
+        </w:rPr>
+        <w:t xml:space="preserve">不许用最强的那个代表全篇</w:t>
+      </w:r>
+      <w:r>
+        <w:t xml:space="preserve">，附三个实例（L1 判决表第 1/2/3 行、C 篇十三类三档、四篇强度逐篇不同），</w:t>
+      </w:r>
+      <w:r>
+        <w:rPr>
+          <w:bCs/>
+          <w:b/>
+        </w:rPr>
+        <w:t xml:space="preserve">合订本与总纲的每张卡也必须逐条标强度</w:t>
+      </w:r>
+    </w:p>
+    <w:p>
+      <w:pPr>
+        <w:numPr>
+          <w:ilvl w:val="0"/>
+          <w:numId w:val="1006"/>
         </w:numPr>
         <w:pStyle w:val="Compact"/>
       </w:pPr>
@@ -6452,7 +6239,7 @@
       <w:pPr>
         <w:numPr>
           <w:ilvl w:val="0"/>
-          <w:numId w:val="1011"/>
+          <w:numId w:val="1007"/>
         </w:numPr>
         <w:pStyle w:val="Compact"/>
       </w:pPr>
@@ -6477,7 +6264,7 @@
       <w:pPr>
         <w:numPr>
           <w:ilvl w:val="0"/>
-          <w:numId w:val="1011"/>
+          <w:numId w:val="1007"/>
         </w:numPr>
         <w:pStyle w:val="Compact"/>
       </w:pPr>
@@ -6489,14 +6276,14 @@
         <w:t xml:space="preserve">改前</w:t>
       </w:r>
       <w:r>
-        <w:t xml:space="preserve">：§3 只有"型号池静默下架 ⇒ 分母是 4 不是 5" + 影响范围表 + 一句"在答辩里主动说"</w:t>
+        <w:t xml:space="preserve">：§3 只有"型号池静默下架，分母是 4 不是 5" + 影响范围表 + 一句"在答辩里主动说"</w:t>
       </w:r>
     </w:p>
     <w:p>
       <w:pPr>
         <w:numPr>
           <w:ilvl w:val="0"/>
-          <w:numId w:val="1011"/>
+          <w:numId w:val="1007"/>
         </w:numPr>
         <w:pStyle w:val="Compact"/>
       </w:pPr>
@@ -6508,10 +6295,7 @@
         <w:t xml:space="preserve">改后新增</w:t>
       </w:r>
       <w:r>
-        <w:t xml:space="preserve">：★</w:t>
-      </w:r>
-      <w:r>
-        <w:t xml:space="preserve"> </w:t>
+        <w:t xml:space="preserve">：</w:t>
       </w:r>
       <w:r>
         <w:rPr>
@@ -6531,7 +6315,7 @@
         <w:t xml:space="preserve">跟着读数走</w:t>
       </w:r>
       <w:r>
-        <w:t xml:space="preserve">，不能只在本节写一次」+ 落点清单（8 处）；★ 并明写</w:t>
+        <w:t xml:space="preserve">，不能只在本节写一次」+ 落点清单（8 处）；并明写</w:t>
       </w:r>
       <w:r>
         <w:rPr>
@@ -6541,7 +6325,7 @@
         <w:t xml:space="preserve">这一条已直接改写了两篇的对外结论口径</w:t>
       </w:r>
       <w:r>
-        <w:t xml:space="preserve">（A 降级为否定式、L1 改为未检出）⇒ 这正是"合订本必须按单稿新措辞重建"的由来</w:t>
+        <w:t xml:space="preserve">（A 降级为否定式、L1 改为未检出），这正是"合订本必须按单稿新措辞重建"的由来</w:t>
       </w:r>
     </w:p>
     <w:bookmarkEnd w:id="33"/>
@@ -7431,10 +7215,7 @@
               <w:t xml:space="preserve">各自的对策与其当前落地状态</w:t>
             </w:r>
             <w:r>
-              <w:t xml:space="preserve">。★</w:t>
-            </w:r>
-            <w:r>
-              <w:t xml:space="preserve"> </w:t>
+              <w:t xml:space="preserve">。</w:t>
             </w:r>
             <w:r>
               <w:rPr>
@@ -7444,10 +7225,7 @@
               <w:t xml:space="preserve">本文的结论强度按类别逐个不同</w:t>
             </w:r>
             <w:r>
-              <w:t xml:space="preserve">：十三类分属三档证据等级 ⇒</w:t>
-            </w:r>
-            <w:r>
-              <w:t xml:space="preserve"> </w:t>
+              <w:t xml:space="preserve">：十三类分属三档证据等级，</w:t>
             </w:r>
             <w:r>
               <w:rPr>
@@ -7479,12 +7257,6 @@
       <w:pPr>
         <w:pStyle w:val="BodyText"/>
       </w:pPr>
-      <w:r>
-        <w:t xml:space="preserve">★</w:t>
-      </w:r>
-      <w:r>
-        <w:t xml:space="preserve"> </w:t>
-      </w:r>
       <w:r>
         <w:rPr>
           <w:bCs/>
@@ -7566,12 +7338,6 @@
         <w:pStyle w:val="BlockText"/>
       </w:pPr>
       <w:r>
-        <w:t xml:space="preserve">★</w:t>
-      </w:r>
-      <w:r>
-        <w:t xml:space="preserve"> </w:t>
-      </w:r>
-      <w:r>
         <w:rPr>
           <w:bCs/>
           <w:b/>
@@ -7579,10 +7345,7 @@
         <w:t xml:space="preserve">这条归因已经被第二组自己推翻了</w:t>
       </w:r>
       <w:r>
-        <w:t xml:space="preserve"> </w:t>
-      </w:r>
-      <w:r>
-        <w:t xml:space="preserve">⇒ 合订本 v4 写进去的是一条已被撤回的归因。根因是</w:t>
+        <w:t xml:space="preserve">，合订本 v4 写进去的是一条已被撤回的归因。根因是</w:t>
       </w:r>
       <w:r>
         <w:rPr>
@@ -7605,13 +7368,725 @@
         <w:t xml:space="preserve">内容退化。</w:t>
       </w:r>
     </w:p>
-    <w:bookmarkStart w:id="36" w:name="x-5-①-h-topo-4c-行-任务书指定的第一处"/>
+    <w:bookmarkStart w:id="36" w:name="x-5-①-h-topo-4c-行任务书指定的第一处"/>
     <w:p>
       <w:pPr>
         <w:pStyle w:val="Heading3"/>
       </w:pPr>
       <w:r>
-        <w:t xml:space="preserve">4.1 · X-5-①　H-TOPO-4c 行（★ 任务书指定的第一处）</w:t>
+        <w:t xml:space="preserve">4.1 · X-5-①　H-TOPO-4c 行（任务书指定的第一处）</w:t>
+      </w:r>
+    </w:p>
+    <w:p>
+      <w:pPr>
+        <w:numPr>
+          <w:ilvl w:val="0"/>
+          <w:numId w:val="1008"/>
+        </w:numPr>
+        <w:pStyle w:val="Compact"/>
+      </w:pPr>
+      <w:r>
+        <w:rPr>
+          <w:bCs/>
+          <w:b/>
+        </w:rPr>
+        <w:t xml:space="preserve">规格</w:t>
+      </w:r>
+      <w:r>
+        <w:t xml:space="preserve">：X-5 改法 1｜</w:t>
+      </w:r>
+      <w:r>
+        <w:rPr>
+          <w:bCs/>
+          <w:b/>
+        </w:rPr>
+        <w:t xml:space="preserve">定位</w:t>
+      </w:r>
+      <w:r>
+        <w:t xml:space="preserve">：</w:t>
+      </w:r>
+      <w:r>
+        <w:rPr>
+          <w:rStyle w:val="VerbatimChar"/>
+        </w:rPr>
+        <w:t xml:space="preserve">papers/09_四篇初稿_合订本_2026-10-24.md:201</w:t>
+      </w:r>
+      <w:r>
+        <w:t xml:space="preserve">（改前为第 189 行）</w:t>
+      </w:r>
+    </w:p>
+    <w:p>
+      <w:pPr>
+        <w:numPr>
+          <w:ilvl w:val="0"/>
+          <w:numId w:val="1008"/>
+        </w:numPr>
+        <w:pStyle w:val="Compact"/>
+      </w:pPr>
+      <w:r>
+        <w:rPr>
+          <w:bCs/>
+          <w:b/>
+        </w:rPr>
+        <w:t xml:space="preserve">改前原文</w:t>
+      </w:r>
+      <w:r>
+        <w:t xml:space="preserve">：</w:t>
+      </w:r>
+      <w:r>
+        <w:t xml:space="preserve"> </w:t>
+      </w:r>
+      <w:r>
+        <w:t xml:space="preserve">&gt;</w:t>
+      </w:r>
+      <w:r>
+        <w:t xml:space="preserve"> </w:t>
+      </w:r>
+      <w:r>
+        <w:rPr>
+          <w:rStyle w:val="VerbatimChar"/>
+        </w:rPr>
+        <w:t xml:space="preserve">| H-TOPO-4c（有无综述）| 3 格可比，**2/3** 超 θ₀；**题级方向相反**（S4 −0.3589 vs S5 +0.6045）★ **⚠️ 那个 +2.69σ 的正面格由一个 198 字输出贡献 ⇒ 剔除后该格消失、题级效应 ↓86.6%（+0.3240 → +0.0435）⇒ 该正面读数【脆弱】，不作为效应存在的证据 ★**|</w:t>
+      </w:r>
+    </w:p>
+    <w:p>
+      <w:pPr>
+        <w:numPr>
+          <w:ilvl w:val="0"/>
+          <w:numId w:val="1008"/>
+        </w:numPr>
+        <w:pStyle w:val="Compact"/>
+      </w:pPr>
+      <w:r>
+        <w:rPr>
+          <w:bCs/>
+          <w:b/>
+        </w:rPr>
+        <w:t xml:space="preserve">改后原文</w:t>
+      </w:r>
+      <w:r>
+        <w:t xml:space="preserve">：</w:t>
+      </w:r>
+      <w:r>
+        <w:t xml:space="preserve"> </w:t>
+      </w:r>
+      <w:r>
+        <w:t xml:space="preserve">&gt;</w:t>
+      </w:r>
+      <w:r>
+        <w:t xml:space="preserve"> </w:t>
+      </w:r>
+      <w:r>
+        <w:rPr>
+          <w:rStyle w:val="VerbatimChar"/>
+        </w:rPr>
+        <w:t xml:space="preserve">| H-TOPO-4c（有无综述）| 3 格可比，**2/3** 超 θ₀；**题级方向相反**（S4 −0.3589 vs S5 +0.6045）★ **H-TOPO-4c 出现 1 个 +2.69σ 的正向超门槛格；该格已通过留一稳健性检查**（单组降级重算后 **+2.67σ**；该单元杠杆 **0.10× 同位置基线** ⇒ **不属内容依赖**）⇒ **不是脆弱格**；但同对比另一题为 **−2.16σ** ⇒ **题级方向相反** ⇒ **三组单因子对比仍均判「不可分辨」** ★ |</w:t>
+      </w:r>
+    </w:p>
+    <w:p>
+      <w:pPr>
+        <w:numPr>
+          <w:ilvl w:val="0"/>
+          <w:numId w:val="1008"/>
+        </w:numPr>
+        <w:pStyle w:val="Compact"/>
+      </w:pPr>
+      <w:r>
+        <w:t xml:space="preserve">** 主判决未动</w:t>
+      </w:r>
+      <w:r>
+        <w:rPr>
+          <w:bCs/>
+          <w:b/>
+        </w:rPr>
+        <w:t xml:space="preserve">：「三组单因子对比均判不可分辨」</w:t>
+      </w:r>
+      <w:r>
+        <w:t xml:space="preserve">原样保留</w:t>
+      </w:r>
+      <w:r>
+        <w:rPr>
+          <w:bCs/>
+          <w:b/>
+        </w:rPr>
+        <w:t xml:space="preserve">（因题级方向相反而成立，与本条撤回无关）——</w:t>
+      </w:r>
+      <w:r>
+        <w:rPr>
+          <w:bCs/>
+          <w:b/>
+        </w:rPr>
+        <w:t xml:space="preserve"> </w:t>
+      </w:r>
+      <w:r>
+        <w:t xml:space="preserve">没有借撤回之名动主判决**</w:t>
+      </w:r>
+    </w:p>
+    <w:bookmarkEnd w:id="36"/>
+    <w:bookmarkStart w:id="37" w:name="x-5-②-判决行任务书未点名但同一条归因必须一起改"/>
+    <w:p>
+      <w:pPr>
+        <w:pStyle w:val="Heading3"/>
+      </w:pPr>
+      <w:r>
+        <w:t xml:space="preserve">4.2 · X-5-②　判决行（任务书未点名，但同一条归因，必须一起改）</w:t>
+      </w:r>
+    </w:p>
+    <w:p>
+      <w:pPr>
+        <w:numPr>
+          <w:ilvl w:val="0"/>
+          <w:numId w:val="1009"/>
+        </w:numPr>
+        <w:pStyle w:val="Compact"/>
+      </w:pPr>
+      <w:r>
+        <w:rPr>
+          <w:bCs/>
+          <w:b/>
+        </w:rPr>
+        <w:t xml:space="preserve">定位</w:t>
+      </w:r>
+      <w:r>
+        <w:t xml:space="preserve">：合订本</w:t>
+      </w:r>
+      <w:r>
+        <w:t xml:space="preserve"> </w:t>
+      </w:r>
+      <w:r>
+        <w:rPr>
+          <w:rStyle w:val="VerbatimChar"/>
+        </w:rPr>
+        <w:t xml:space="preserve">:203</w:t>
+      </w:r>
+      <w:r>
+        <w:t xml:space="preserve">（改前为第 191 行）</w:t>
+      </w:r>
+    </w:p>
+    <w:p>
+      <w:pPr>
+        <w:numPr>
+          <w:ilvl w:val="0"/>
+          <w:numId w:val="1009"/>
+        </w:numPr>
+        <w:pStyle w:val="Compact"/>
+      </w:pPr>
+      <w:r>
+        <w:rPr>
+          <w:bCs/>
+          <w:b/>
+        </w:rPr>
+        <w:t xml:space="preserve">改前原文</w:t>
+      </w:r>
+      <w:r>
+        <w:t xml:space="preserve">：</w:t>
+      </w:r>
+      <w:r>
+        <w:t xml:space="preserve"> </w:t>
+      </w:r>
+      <w:r>
+        <w:t xml:space="preserve">&gt;</w:t>
+      </w:r>
+      <w:r>
+        <w:t xml:space="preserve"> </w:t>
+      </w:r>
+      <w:r>
+        <w:rPr>
+          <w:rStyle w:val="VerbatimChar"/>
+        </w:rPr>
+        <w:t xml:space="preserve">…★ **★ 结论要分两半写：「不可分辨」是【稳的】（不依赖那 1 个单元）★；★ 「有一个 +2.69σ 的大效应」是【脆的】（依赖那 1 个 198 字输出）★ ⇒ ★ **两者都要说，但只能用一个当结论 ★** |</w:t>
+      </w:r>
+    </w:p>
+    <w:p>
+      <w:pPr>
+        <w:numPr>
+          <w:ilvl w:val="0"/>
+          <w:numId w:val="1009"/>
+        </w:numPr>
+        <w:pStyle w:val="Compact"/>
+      </w:pPr>
+      <w:r>
+        <w:rPr>
+          <w:bCs/>
+          <w:b/>
+        </w:rPr>
+        <w:t xml:space="preserve">改后原文</w:t>
+      </w:r>
+      <w:r>
+        <w:t xml:space="preserve">：</w:t>
+      </w:r>
+      <w:r>
+        <w:t xml:space="preserve"> </w:t>
+      </w:r>
+      <w:r>
+        <w:t xml:space="preserve">&gt;</w:t>
+      </w:r>
+      <w:r>
+        <w:t xml:space="preserve"> </w:t>
+      </w:r>
+      <w:r>
+        <w:rPr>
+          <w:rStyle w:val="VerbatimChar"/>
+        </w:rPr>
+        <w:t xml:space="preserve">…★ **★ 结论要分两半写：「不可分辨」是【稳的】（不依赖任何单一单元 —— 该 +2.69σ 格已通过留一稳健性检查）★；★ 而「有一个 +2.69σ 的大效应」不能当作结论 —— 同一对比的另一题为 **−2.16σ** ⇒ **题级方向相反** ⇒ 单个格超门槛不构成效应存在的证据 ★ ⇒ ★ **两者都要说，但只能用一个当结论 ★** |</w:t>
+      </w:r>
+    </w:p>
+    <w:p>
+      <w:pPr>
+        <w:numPr>
+          <w:ilvl w:val="0"/>
+          <w:numId w:val="1009"/>
+        </w:numPr>
+        <w:pStyle w:val="Compact"/>
+      </w:pPr>
+      <w:r>
+        <w:t xml:space="preserve">** 为什么必须一起改</w:t>
+      </w:r>
+      <w:r>
+        <w:rPr>
+          <w:bCs/>
+          <w:b/>
+        </w:rPr>
+        <w:t xml:space="preserve">：这一行是同一条「脆弱性归因」的第二个落点（</w:t>
+      </w:r>
+      <w:r>
+        <w:rPr>
+          <w:rStyle w:val="VerbatimChar"/>
+          <w:bCs/>
+          <w:b/>
+        </w:rPr>
+        <w:t xml:space="preserve">【脆的】… 依赖那 1 个 198 字输出</w:t>
+      </w:r>
+      <w:r>
+        <w:rPr>
+          <w:bCs/>
+          <w:b/>
+        </w:rPr>
+        <w:t xml:space="preserve">），只改 189 行会让合订本</w:t>
+      </w:r>
+      <w:r>
+        <w:t xml:space="preserve">自相矛盾</w:t>
+      </w:r>
+      <w:r>
+        <w:rPr>
+          <w:bCs/>
+          <w:b/>
+        </w:rPr>
+        <w:t xml:space="preserve">（一处说"不是脆弱格"、另一处说"脆的"），规格 X-5 验收「合订本里「脆弱」「198 字」「↓86.6%」</w:t>
+      </w:r>
+      <w:r>
+        <w:t xml:space="preserve">这一组表述已撤回**」要求整组撤回</w:t>
+      </w:r>
+    </w:p>
+    <w:bookmarkEnd w:id="37"/>
+    <w:bookmarkStart w:id="38" w:name="x-5-③-5-已知缺陷主动披露表-新增第-9-条自纠记录"/>
+    <w:p>
+      <w:pPr>
+        <w:pStyle w:val="Heading3"/>
+      </w:pPr>
+      <w:r>
+        <w:t xml:space="preserve">4.3 · X-5-③　§5 已知缺陷主动披露表 —— 新增第 9 条（自纠记录）</w:t>
+      </w:r>
+    </w:p>
+    <w:p>
+      <w:pPr>
+        <w:numPr>
+          <w:ilvl w:val="0"/>
+          <w:numId w:val="1010"/>
+        </w:numPr>
+        <w:pStyle w:val="Compact"/>
+      </w:pPr>
+      <w:r>
+        <w:rPr>
+          <w:bCs/>
+          <w:b/>
+        </w:rPr>
+        <w:t xml:space="preserve">定位</w:t>
+      </w:r>
+      <w:r>
+        <w:t xml:space="preserve">：</w:t>
+      </w:r>
+      <w:r>
+        <w:rPr>
+          <w:rStyle w:val="VerbatimChar"/>
+        </w:rPr>
+        <w:t xml:space="preserve">papers/09_四篇初稿_合订本_2026-10-24.md:384</w:t>
+      </w:r>
+      <w:r>
+        <w:t xml:space="preserve">（§5 表新增第 9 行）</w:t>
+      </w:r>
+    </w:p>
+    <w:p>
+      <w:pPr>
+        <w:numPr>
+          <w:ilvl w:val="0"/>
+          <w:numId w:val="1010"/>
+        </w:numPr>
+        <w:pStyle w:val="Compact"/>
+      </w:pPr>
+      <w:r>
+        <w:rPr>
+          <w:bCs/>
+          <w:b/>
+        </w:rPr>
+        <w:t xml:space="preserve">改前</w:t>
+      </w:r>
+      <w:r>
+        <w:t xml:space="preserve">：§5 表 8 行，</w:t>
+      </w:r>
+      <w:r>
+        <w:rPr>
+          <w:bCs/>
+          <w:b/>
+        </w:rPr>
+        <w:t xml:space="preserve">无</w:t>
+      </w:r>
+      <w:r>
+        <w:t xml:space="preserve"> </w:t>
+      </w:r>
+      <w:r>
+        <w:t xml:space="preserve">4c 相关条目</w:t>
+      </w:r>
+    </w:p>
+    <w:p>
+      <w:pPr>
+        <w:numPr>
+          <w:ilvl w:val="0"/>
+          <w:numId w:val="1010"/>
+        </w:numPr>
+        <w:pStyle w:val="Compact"/>
+      </w:pPr>
+      <w:r>
+        <w:rPr>
+          <w:bCs/>
+          <w:b/>
+        </w:rPr>
+        <w:t xml:space="preserve">改后</w:t>
+      </w:r>
+      <w:r>
+        <w:t xml:space="preserve">：新增一行（状态列 =</w:t>
+      </w:r>
+      <w:r>
+        <w:t xml:space="preserve"> </w:t>
+      </w:r>
+      <w:r>
+        <w:rPr>
+          <w:bCs/>
+          <w:b/>
+        </w:rPr>
+        <w:t xml:space="preserve">已撤回（2026-10-26 第二组自我更正）</w:t>
+      </w:r>
+      <w:r>
+        <w:t xml:space="preserve">），事实列写新口径（+0.6045(+2.69σ) →</w:t>
+      </w:r>
+      <w:r>
+        <w:t xml:space="preserve"> </w:t>
+      </w:r>
+      <w:r>
+        <w:rPr>
+          <w:bCs/>
+          <w:b/>
+        </w:rPr>
+        <w:t xml:space="preserve">+0.5998(+2.67σ)</w:t>
+      </w:r>
+      <w:r>
+        <w:t xml:space="preserve">；该单元杠杆</w:t>
+      </w:r>
+      <w:r>
+        <w:t xml:space="preserve"> </w:t>
+      </w:r>
+      <w:r>
+        <w:rPr>
+          <w:bCs/>
+          <w:b/>
+        </w:rPr>
+        <w:t xml:space="preserve">0.00475</w:t>
+      </w:r>
+      <w:r>
+        <w:t xml:space="preserve"> </w:t>
+      </w:r>
+      <w:r>
+        <w:t xml:space="preserve">vs 同位置基线</w:t>
+      </w:r>
+      <w:r>
+        <w:t xml:space="preserve"> </w:t>
+      </w:r>
+      <w:r>
+        <w:rPr>
+          <w:bCs/>
+          <w:b/>
+        </w:rPr>
+        <w:t xml:space="preserve">0.04978</w:t>
+      </w:r>
+      <w:r>
+        <w:t xml:space="preserve">，</w:t>
+      </w:r>
+      <w:r>
+        <w:rPr>
+          <w:bCs/>
+          <w:b/>
+        </w:rPr>
+        <w:t xml:space="preserve">0.10×</w:t>
+      </w:r>
+      <w:r>
+        <w:t xml:space="preserve">，</w:t>
+      </w:r>
+      <w:r>
+        <w:rPr>
+          <w:bCs/>
+          <w:b/>
+        </w:rPr>
+        <w:t xml:space="preserve">不属内容依赖</w:t>
+      </w:r>
+      <w:r>
+        <w:t xml:space="preserve">），处理列写明</w:t>
+      </w:r>
+      <w:r>
+        <w:t xml:space="preserve"> </w:t>
+      </w:r>
+      <w:r>
+        <w:rPr>
+          <w:bCs/>
+          <w:b/>
+        </w:rPr>
+        <w:t xml:space="preserve">撤回原因 = 整组退出 vs 降级重算的实现口径差异</w:t>
+      </w:r>
+      <w:r>
+        <w:t xml:space="preserve">，并重申</w:t>
+      </w:r>
+      <w:r>
+        <w:rPr>
+          <w:bCs/>
+          <w:b/>
+        </w:rPr>
+        <w:t xml:space="preserve">主判决不动</w:t>
+      </w:r>
+    </w:p>
+    <w:p>
+      <w:pPr>
+        <w:numPr>
+          <w:ilvl w:val="0"/>
+          <w:numId w:val="1010"/>
+        </w:numPr>
+        <w:pStyle w:val="Compact"/>
+      </w:pPr>
+      <w:r>
+        <w:t xml:space="preserve">** 规格依据</w:t>
+      </w:r>
+      <w:r>
+        <w:rPr>
+          <w:bCs/>
+          <w:b/>
+        </w:rPr>
+        <w:t xml:space="preserve">：X-5 改法 3「同时把这条写进合订本 §5「已知缺陷主动披露」（作为一条自纠记录）」——</w:t>
+      </w:r>
+      <w:r>
+        <w:rPr>
+          <w:bCs/>
+          <w:b/>
+        </w:rPr>
+        <w:t xml:space="preserve"> </w:t>
+      </w:r>
+      <w:r>
+        <w:t xml:space="preserve">任务书把该表称作"第 11 行"，实际它是 §4.3《这一轮自纠记录》表的第 11 行；为免两处口径打架，§4.3 第 11 行与 §5 第 9 条</w:t>
+      </w:r>
+      <w:r>
+        <w:rPr>
+          <w:bCs/>
+          <w:b/>
+        </w:rPr>
+        <w:t xml:space="preserve">两处都改</w:t>
+      </w:r>
+      <w:r>
+        <w:t xml:space="preserve">（见 4.4）</w:t>
+      </w:r>
+    </w:p>
+    <w:bookmarkEnd w:id="38"/>
+    <w:bookmarkStart w:id="39" w:name="x-5-④-4.3-这一轮自纠记录表-第-11-行任务书指定的第二处"/>
+    <w:p>
+      <w:pPr>
+        <w:pStyle w:val="Heading3"/>
+      </w:pPr>
+      <w:r>
+        <w:t xml:space="preserve">4.4 · X-5-④　§4.3 这一轮自纠记录表 第 11 行（任务书指定的第二处）</w:t>
+      </w:r>
+    </w:p>
+    <w:p>
+      <w:pPr>
+        <w:numPr>
+          <w:ilvl w:val="0"/>
+          <w:numId w:val="1011"/>
+        </w:numPr>
+        <w:pStyle w:val="Compact"/>
+      </w:pPr>
+      <w:r>
+        <w:rPr>
+          <w:bCs/>
+          <w:b/>
+        </w:rPr>
+        <w:t xml:space="preserve">定位</w:t>
+      </w:r>
+      <w:r>
+        <w:t xml:space="preserve">：</w:t>
+      </w:r>
+      <w:r>
+        <w:rPr>
+          <w:rStyle w:val="VerbatimChar"/>
+        </w:rPr>
+        <w:t xml:space="preserve">papers/09_四篇初稿_合订本_2026-10-24.md:426</w:t>
+      </w:r>
+      <w:r>
+        <w:t xml:space="preserve">（改前为第 406 行）</w:t>
+      </w:r>
+    </w:p>
+    <w:p>
+      <w:pPr>
+        <w:numPr>
+          <w:ilvl w:val="0"/>
+          <w:numId w:val="1011"/>
+        </w:numPr>
+        <w:pStyle w:val="Compact"/>
+      </w:pPr>
+      <w:r>
+        <w:rPr>
+          <w:bCs/>
+          <w:b/>
+        </w:rPr>
+        <w:t xml:space="preserve">改前原文</w:t>
+      </w:r>
+      <w:r>
+        <w:t xml:space="preserve">：</w:t>
+      </w:r>
+      <w:r>
+        <w:t xml:space="preserve"> </w:t>
+      </w:r>
+      <w:r>
+        <w:t xml:space="preserve">&gt;</w:t>
+      </w:r>
+      <w:r>
+        <w:t xml:space="preserve"> </w:t>
+      </w:r>
+      <w:r>
+        <w:rPr>
+          <w:rStyle w:val="VerbatimChar"/>
+        </w:rPr>
+        <w:t xml:space="preserve">| 11 | ★ 第二组 | ★ **长度型判据在真实批上的污染率可测（0.78% 总体 / 5.0% 该臂，n=128）** ⇒ ★ **4c 的 +2.69σ 正面格靠一个 198 字输出撑着** ⇒ ★ 剔除后该格消失、题级效应 ↓86.6% | ★ 若照原样写入 ⇒ **一个脆弱的正面读数被当成效应存在的证据** | ✔ **已在 §2.2③ 加脆弱性限定**；★ **「不可分辨」不依赖它、「有个大效应」依赖它** |</w:t>
+      </w:r>
+    </w:p>
+    <w:p>
+      <w:pPr>
+        <w:numPr>
+          <w:ilvl w:val="0"/>
+          <w:numId w:val="1011"/>
+        </w:numPr>
+        <w:pStyle w:val="Compact"/>
+      </w:pPr>
+      <w:r>
+        <w:rPr>
+          <w:bCs/>
+          <w:b/>
+        </w:rPr>
+        <w:t xml:space="preserve">改后原文</w:t>
+      </w:r>
+      <w:r>
+        <w:t xml:space="preserve">（状态列 =</w:t>
+      </w:r>
+      <w:r>
+        <w:t xml:space="preserve"> </w:t>
+      </w:r>
+      <w:r>
+        <w:rPr>
+          <w:bCs/>
+          <w:b/>
+        </w:rPr>
+        <w:t xml:space="preserve">已撤回（2026-10-26 第二组自我更正）</w:t>
+      </w:r>
+      <w:r>
+        <w:t xml:space="preserve">）：</w:t>
+      </w:r>
+      <w:r>
+        <w:t xml:space="preserve"> </w:t>
+      </w:r>
+      <w:r>
+        <w:t xml:space="preserve">&gt;</w:t>
+      </w:r>
+      <w:r>
+        <w:t xml:space="preserve"> </w:t>
+      </w:r>
+      <w:r>
+        <w:rPr>
+          <w:rStyle w:val="VerbatimChar"/>
+        </w:rPr>
+        <w:t xml:space="preserve">| 11 | ★ 第二组 | ★ **长度型判据在真实批上的污染率可测（0.78% 总体 / 5.0% 该臂，n=128）**（★ **此条读数仍然有效**，已进 §1.3 的"污染率检查"）｜ ★ **曾把 H-TOPO-4c 的那个 +2.69σ 正面格归因为"由单一输出贡献 ⇒ 剔除后该格消失、题级效应大幅下降"** ⇒ ★ **该归因已被第二组自己推翻** | ★ 若照旧口径写入 ⇒ **一个被推翻的归因会被当成效应存在的证据** | ★ **已撤回（2026-10-26 第二组自我更正）**：★ **撤回原因 = 整组退出 vs 降级重算的实现口径差异** ——</w:t>
+      </w:r>
+      <w:r>
+        <w:t xml:space="preserve">partial_verdict.py</w:t>
+      </w:r>
+      <w:r>
+        <w:rPr>
+          <w:rStyle w:val="VerbatimChar"/>
+        </w:rPr>
+        <w:t xml:space="preserve">的</w:t>
+      </w:r>
+      <w:r>
+        <w:t xml:space="preserve">full</w:t>
+      </w:r>
+      <w:r>
+        <w:rPr>
+          <w:rStyle w:val="VerbatimChar"/>
+        </w:rPr>
+        <w:t xml:space="preserve">规则只收</w:t>
+      </w:r>
+      <w:r>
+        <w:t xml:space="preserve">len(v) &gt;= runs_per_arm</w:t>
+      </w:r>
+      <w:r>
+        <w:rPr>
+          <w:rStyle w:val="VerbatimChar"/>
+        </w:rPr>
+        <w:t xml:space="preserve">(=5) 的组 ⇒ 剔掉一个文件 ⇒ 该组只剩 4 份 ⇒ **整组被排除** ⇒ 「该格消失」是**整组退出的实现副作用**，**不是「该单元内容退化」**；★ **正确口径（单组降级重算）**：+0.6045(+2.69σ) → **+0.5998(+2.67σ)** ⇒ 几乎不变 ⇒ **该格根本不受那个输出影响**；★ **位置基线**：该单元杠杆 **0.00475** vs 同位置基线 **0.04978** ⇒ **0.10×** ⇒ **不属内容依赖** ⇒ **不是脆弱格**；★ **主判决不动**：「三组单因子对比均判不可分辨」因**题级方向相反**而成立，与本条撤回**无关**；⇒ ★ 已在 §2.2③ 与 §5 第 9 条改写为新口径 |</w:t>
+      </w:r>
+    </w:p>
+    <w:p>
+      <w:pPr>
+        <w:numPr>
+          <w:ilvl w:val="0"/>
+          <w:numId w:val="1011"/>
+        </w:numPr>
+        <w:pStyle w:val="Compact"/>
+      </w:pPr>
+      <w:r>
+        <w:t xml:space="preserve">** G2 自证</w:t>
+      </w:r>
+      <w:r>
+        <w:rPr>
+          <w:bCs/>
+          <w:b/>
+        </w:rPr>
+        <w:t xml:space="preserve">：「长度型判据的污染率 0.78% / 5.0% / n=128」这条</w:t>
+      </w:r>
+      <w:r>
+        <w:t xml:space="preserve">独立读数仍然有效</w:t>
+      </w:r>
+      <w:r>
+        <w:rPr>
+          <w:bCs/>
+          <w:b/>
+        </w:rPr>
+        <w:t xml:space="preserve">（它是 §1.3「污染率检查」的依据），</w:t>
+      </w:r>
+      <w:r>
+        <w:t xml:space="preserve">这一轮把它保留并显式标注"仍然有效"**，只撤回了「4c 脆弱性归因」那半句</w:t>
+      </w:r>
+    </w:p>
+    <w:bookmarkEnd w:id="39"/>
+    <w:bookmarkStart w:id="40" w:name="x-5-⑤-顺带凡引用-dual-臂读数处标未按-4-支口径重算"/>
+    <w:p>
+      <w:pPr>
+        <w:pStyle w:val="Heading3"/>
+      </w:pPr>
+      <w:r>
+        <w:t xml:space="preserve">4.5 · X-5-⑤　顺带：凡引用 dual 臂读数处标「未按 4 支口径重算」</w:t>
       </w:r>
     </w:p>
     <w:p>
@@ -7627,29 +8102,35 @@
           <w:bCs/>
           <w:b/>
         </w:rPr>
-        <w:t xml:space="preserve">规格</w:t>
-      </w:r>
-      <w:r>
-        <w:t xml:space="preserve">：X-5 改法 1｜</w:t>
-      </w:r>
-      <w:r>
-        <w:rPr>
-          <w:bCs/>
-          <w:b/>
-        </w:rPr>
-        <w:t xml:space="preserve">定位</w:t>
-      </w:r>
-      <w:r>
-        <w:t xml:space="preserve">：</w:t>
+        <w:t xml:space="preserve">改前</w:t>
+      </w:r>
+      <w:r>
+        <w:t xml:space="preserve">：§1.1 记着「历史对照值</w:t>
+      </w:r>
+      <w:r>
+        <w:t xml:space="preserve"> </w:t>
       </w:r>
       <w:r>
         <w:rPr>
           <w:rStyle w:val="VerbatimChar"/>
         </w:rPr>
-        <w:t xml:space="preserve">papers/09_四篇初稿_合订本_2026-10-24.md:201</w:t>
-      </w:r>
-      <w:r>
-        <w:t xml:space="preserve">（改前为第 189 行）</w:t>
+        <w:t xml:space="preserve">+0.0483</w:t>
+      </w:r>
+      <w:r>
+        <w:t xml:space="preserve"> </w:t>
+      </w:r>
+      <w:r>
+        <w:t xml:space="preserve">作废重算（4 支口径）」，但</w:t>
+      </w:r>
+      <w:r>
+        <w:rPr>
+          <w:bCs/>
+          <w:b/>
+        </w:rPr>
+        <w:t xml:space="preserve">标签只写在 §1.1 一次</w:t>
+      </w:r>
+      <w:r>
+        <w:t xml:space="preserve">，读者在别处看到 dual 臂读数时无从判断口径</w:t>
       </w:r>
     </w:p>
     <w:p>
@@ -7665,25 +8146,10 @@
           <w:bCs/>
           <w:b/>
         </w:rPr>
-        <w:t xml:space="preserve">改前原文</w:t>
+        <w:t xml:space="preserve">改后</w:t>
       </w:r>
       <w:r>
         <w:t xml:space="preserve">：</w:t>
-      </w:r>
-      <w:r>
-        <w:t xml:space="preserve"> </w:t>
-      </w:r>
-      <w:r>
-        <w:t xml:space="preserve">&gt;</w:t>
-      </w:r>
-      <w:r>
-        <w:t xml:space="preserve"> </w:t>
-      </w:r>
-      <w:r>
-        <w:rPr>
-          <w:rStyle w:val="VerbatimChar"/>
-        </w:rPr>
-        <w:t xml:space="preserve">| H-TOPO-4c（有无综述）| 3 格可比，**2/3** 超 θ₀；**题级方向相反**（S4 −0.3589 vs S5 +0.6045）★ **⚠️ 那个 +2.69σ 的正面格由一个 198 字输出贡献 ⇒ 剔除后该格消失、题级效应 ↓86.6%（+0.3240 → +0.0435）⇒ 该正面读数【脆弱】，不作为效应存在的证据 ★**|</w:t>
       </w:r>
     </w:p>
     <w:p>
@@ -7695,29 +8161,53 @@
         <w:pStyle w:val="Compact"/>
       </w:pPr>
       <w:r>
-        <w:rPr>
-          <w:bCs/>
-          <w:b/>
-        </w:rPr>
-        <w:t xml:space="preserve">改后原文</w:t>
-      </w:r>
-      <w:r>
-        <w:t xml:space="preserve">：</w:t>
+        <w:t xml:space="preserve">合订本 §1.1「推论」</w:t>
+      </w:r>
+      <w:r>
+        <w:rPr>
+          <w:bCs/>
+          <w:b/>
+        </w:rPr>
+        <w:t xml:space="preserve">由三条增为四条</w:t>
+      </w:r>
+      <w:r>
+        <w:t xml:space="preserve">，第 4 条：「</w:t>
       </w:r>
       <w:r>
         <w:t xml:space="preserve"> </w:t>
       </w:r>
       <w:r>
-        <w:t xml:space="preserve">&gt;</w:t>
+        <w:rPr>
+          <w:bCs/>
+          <w:b/>
+        </w:rPr>
+        <w:t xml:space="preserve">凡引用 dual 臂读数处，都要标出「未按 4 支口径重算」</w:t>
       </w:r>
       <w:r>
         <w:t xml:space="preserve"> </w:t>
       </w:r>
       <w:r>
-        <w:rPr>
-          <w:rStyle w:val="VerbatimChar"/>
-        </w:rPr>
-        <w:t xml:space="preserve">| H-TOPO-4c（有无综述）| 3 格可比，**2/3** 超 θ₀；**题级方向相反**（S4 −0.3589 vs S5 +0.6045）★ **H-TOPO-4c 出现 1 个 +2.69σ 的正向超门槛格；该格已通过留一稳健性检查**（单组降级重算后 **+2.67σ**；该单元杠杆 **0.10× 同位置基线** ⇒ **不属内容依赖**）⇒ **不是脆弱格**；但同对比另一题为 **−2.16σ** ⇒ **题级方向相反** ⇒ **三组单因子对比仍均判「不可分辨」** ★ |</w:t>
+        <w:t xml:space="preserve">—— 口径标签必须</w:t>
+      </w:r>
+      <w:r>
+        <w:rPr>
+          <w:bCs/>
+          <w:b/>
+        </w:rPr>
+        <w:t xml:space="preserve">跟着读数走</w:t>
+      </w:r>
+      <w:r>
+        <w:t xml:space="preserve">，</w:t>
+      </w:r>
+      <w:r>
+        <w:rPr>
+          <w:bCs/>
+          <w:b/>
+        </w:rPr>
+        <w:t xml:space="preserve">不能只在 §1.1 写一次</w:t>
+      </w:r>
+      <w:r>
+        <w:t xml:space="preserve">」+ 落点清单（8 处）</w:t>
       </w:r>
     </w:p>
     <w:p>
@@ -7733,20 +8223,10 @@
           <w:bCs/>
           <w:b/>
         </w:rPr>
-        <w:t xml:space="preserve">★ 主判决未动</w:t>
-      </w:r>
-      <w:r>
-        <w:t xml:space="preserve">：「三组单因子对比均判不可分辨」</w:t>
-      </w:r>
-      <w:r>
-        <w:rPr>
-          <w:bCs/>
-          <w:b/>
-        </w:rPr>
-        <w:t xml:space="preserve">原样保留</w:t>
-      </w:r>
-      <w:r>
-        <w:t xml:space="preserve">（因题级方向相反而成立，与本条撤回无关）——</w:t>
+        <w:t xml:space="preserve">合订本 §2.1 L1 卡</w:t>
+      </w:r>
+      <w:r>
+        <w:t xml:space="preserve">：质量轴读数（2.65 / 2.10 / 1.36 / 4.2% 分母 284 / 0.4% 分母 285 / 10.5×）后加「</w:t>
       </w:r>
       <w:r>
         <w:t xml:space="preserve"> </w:t>
@@ -7756,24 +8236,17 @@
           <w:bCs/>
           <w:b/>
         </w:rPr>
-        <w:t xml:space="preserve">没有借撤回之名动主判决</w:t>
-      </w:r>
-    </w:p>
-    <w:bookmarkEnd w:id="36"/>
-    <w:bookmarkStart w:id="37" w:name="x-5-②-判决行-任务书未点名但同一条归因必须一起改"/>
-    <w:p>
-      <w:pPr>
-        <w:pStyle w:val="Heading3"/>
-      </w:pPr>
-      <w:r>
-        <w:t xml:space="preserve">4.2 · X-5-②　判决行（★ 任务书未点名，但同一条归因，必须一起改）</w:t>
+        <w:t xml:space="preserve">该组 dual 臂数字未按 4 支口径重算</w:t>
+      </w:r>
+      <w:r>
+        <w:t xml:space="preserve">，见 §1.1」</w:t>
       </w:r>
     </w:p>
     <w:p>
       <w:pPr>
         <w:numPr>
           <w:ilvl w:val="0"/>
-          <w:numId w:val="1013"/>
+          <w:numId w:val="1012"/>
         </w:numPr>
         <w:pStyle w:val="Compact"/>
       </w:pPr>
@@ -7782,29 +8255,27 @@
           <w:bCs/>
           <w:b/>
         </w:rPr>
-        <w:t xml:space="preserve">定位</w:t>
-      </w:r>
-      <w:r>
-        <w:t xml:space="preserve">：合订本</w:t>
-      </w:r>
-      <w:r>
-        <w:t xml:space="preserve"> </w:t>
-      </w:r>
-      <w:r>
-        <w:rPr>
-          <w:rStyle w:val="VerbatimChar"/>
-        </w:rPr>
-        <w:t xml:space="preserve">:203</w:t>
-      </w:r>
-      <w:r>
-        <w:t xml:space="preserve">（改前为第 191 行）</w:t>
+        <w:t xml:space="preserve">合订本 §2.2①</w:t>
+      </w:r>
+      <w:r>
+        <w:t xml:space="preserve">：A 篇卡的口径限定块里写明「</w:t>
+      </w:r>
+      <w:r>
+        <w:rPr>
+          <w:bCs/>
+          <w:b/>
+        </w:rPr>
+        <w:t xml:space="preserve">§5 R2 / R3 / R4 的 dual 臂数字未按 4 支口径重算</w:t>
+      </w:r>
+      <w:r>
+        <w:t xml:space="preserve">」</w:t>
       </w:r>
     </w:p>
     <w:p>
       <w:pPr>
         <w:numPr>
           <w:ilvl w:val="0"/>
-          <w:numId w:val="1013"/>
+          <w:numId w:val="1012"/>
         </w:numPr>
         <w:pStyle w:val="Compact"/>
       </w:pPr>
@@ -7813,32 +8284,17 @@
           <w:bCs/>
           <w:b/>
         </w:rPr>
-        <w:t xml:space="preserve">改前原文</w:t>
-      </w:r>
-      <w:r>
-        <w:t xml:space="preserve">：</w:t>
-      </w:r>
-      <w:r>
-        <w:t xml:space="preserve"> </w:t>
-      </w:r>
-      <w:r>
-        <w:t xml:space="preserve">&gt;</w:t>
-      </w:r>
-      <w:r>
-        <w:t xml:space="preserve"> </w:t>
-      </w:r>
-      <w:r>
-        <w:rPr>
-          <w:rStyle w:val="VerbatimChar"/>
-        </w:rPr>
-        <w:t xml:space="preserve">…★ **★ 结论要分两半写：「不可分辨」是【稳的】（不依赖那 1 个单元）★；★ 「有一个 +2.69σ 的大效应」是【脆的】（依赖那 1 个 198 字输出）★ ⇒ ★ **两者都要说，但只能用一个当结论 ★** |</w:t>
+        <w:t xml:space="preserve">合订本 §2.2③「限定 3」</w:t>
+      </w:r>
+      <w:r>
+        <w:t xml:space="preserve">（新增）</w:t>
       </w:r>
     </w:p>
     <w:p>
       <w:pPr>
         <w:numPr>
           <w:ilvl w:val="0"/>
-          <w:numId w:val="1013"/>
+          <w:numId w:val="1012"/>
         </w:numPr>
         <w:pStyle w:val="Compact"/>
       </w:pPr>
@@ -7847,32 +8303,17 @@
           <w:bCs/>
           <w:b/>
         </w:rPr>
-        <w:t xml:space="preserve">改后原文</w:t>
-      </w:r>
-      <w:r>
-        <w:t xml:space="preserve">：</w:t>
-      </w:r>
-      <w:r>
-        <w:t xml:space="preserve"> </w:t>
-      </w:r>
-      <w:r>
-        <w:t xml:space="preserve">&gt;</w:t>
-      </w:r>
-      <w:r>
-        <w:t xml:space="preserve"> </w:t>
-      </w:r>
-      <w:r>
-        <w:rPr>
-          <w:rStyle w:val="VerbatimChar"/>
-        </w:rPr>
-        <w:t xml:space="preserve">…★ **★ 结论要分两半写：「不可分辨」是【稳的】（不依赖任何单一单元 —— 该 +2.69σ 格已通过留一稳健性检查）★；★ 而「有一个 +2.69σ 的大效应」不能当作结论 —— 同一对比的另一题为 **−2.16σ** ⇒ **题级方向相反** ⇒ 单个格超门槛不构成效应存在的证据 ★ ⇒ ★ **两者都要说，但只能用一个当结论 ★** |</w:t>
+        <w:t xml:space="preserve">合订本 §0 A 行 / 总纲 §0 A 行 / 总纲 §2 A 卡</w:t>
+      </w:r>
+      <w:r>
+        <w:t xml:space="preserve">：均带该标签</w:t>
       </w:r>
     </w:p>
     <w:p>
       <w:pPr>
         <w:numPr>
           <w:ilvl w:val="0"/>
-          <w:numId w:val="1013"/>
+          <w:numId w:val="1012"/>
         </w:numPr>
         <w:pStyle w:val="Compact"/>
       </w:pPr>
@@ -7881,731 +8322,37 @@
           <w:bCs/>
           <w:b/>
         </w:rPr>
-        <w:t xml:space="preserve">★ 为什么必须一起改</w:t>
-      </w:r>
-      <w:r>
-        <w:t xml:space="preserve">：这一行是同一条「脆弱性归因」的第二个落点（</w:t>
-      </w:r>
-      <w:r>
-        <w:rPr>
-          <w:rStyle w:val="VerbatimChar"/>
-        </w:rPr>
-        <w:t xml:space="preserve">【脆的】… 依赖那 1 个 198 字输出</w:t>
-      </w:r>
-      <w:r>
-        <w:t xml:space="preserve">）⇒ 只改 189 行会让合订本</w:t>
-      </w:r>
-      <w:r>
-        <w:rPr>
-          <w:bCs/>
-          <w:b/>
-        </w:rPr>
-        <w:t xml:space="preserve">自相矛盾</w:t>
-      </w:r>
-      <w:r>
-        <w:t xml:space="preserve">（一处说"不是脆弱格"、另一处说"脆的"）⇒ 规格 X-5 验收「合订本里「脆弱」「198 字」「↓86.6%」</w:t>
-      </w:r>
-      <w:r>
-        <w:rPr>
-          <w:bCs/>
-          <w:b/>
-        </w:rPr>
-        <w:t xml:space="preserve">这一组表述已撤回</w:t>
-      </w:r>
-      <w:r>
-        <w:t xml:space="preserve">」要求整组撤回</w:t>
+        <w:t xml:space="preserve">总纲 §3</w:t>
+      </w:r>
+      <w:r>
+        <w:t xml:space="preserve">：新增「口径规则」段 + 落点清单</w:t>
       </w:r>
     </w:p>
-    <w:bookmarkEnd w:id="37"/>
-    <w:bookmarkStart w:id="38" w:name="x-5-③-5-已知缺陷主动披露表-新增第-9-条自纠记录"/>
+    <w:p>
+      <w:r>
+        <w:pict>
+          <v:rect style="width:0;height:1.5pt" o:hralign="center" o:hrstd="t" o:hr="t"/>
+        </w:pict>
+      </w:r>
+    </w:p>
+    <w:bookmarkEnd w:id="40"/>
+    <w:bookmarkEnd w:id="41"/>
+    <w:bookmarkStart w:id="45" w:name="任务-4-重建-docx-跑校验真跑真实输出"/>
+    <w:p>
+      <w:pPr>
+        <w:pStyle w:val="Heading2"/>
+      </w:pPr>
+      <w:r>
+        <w:t xml:space="preserve">5 · 任务 4 · 重建 docx + 跑校验（真跑，真实输出）</w:t>
+      </w:r>
+    </w:p>
+    <w:bookmarkStart w:id="42" w:name="环境事实如实登记"/>
     <w:p>
       <w:pPr>
         <w:pStyle w:val="Heading3"/>
       </w:pPr>
       <w:r>
-        <w:t xml:space="preserve">4.3 · X-5-③　§5 已知缺陷主动披露表 —— 新增第 9 条（自纠记录）</w:t>
-      </w:r>
-    </w:p>
-    <w:p>
-      <w:pPr>
-        <w:numPr>
-          <w:ilvl w:val="0"/>
-          <w:numId w:val="1014"/>
-        </w:numPr>
-        <w:pStyle w:val="Compact"/>
-      </w:pPr>
-      <w:r>
-        <w:rPr>
-          <w:bCs/>
-          <w:b/>
-        </w:rPr>
-        <w:t xml:space="preserve">定位</w:t>
-      </w:r>
-      <w:r>
-        <w:t xml:space="preserve">：</w:t>
-      </w:r>
-      <w:r>
-        <w:rPr>
-          <w:rStyle w:val="VerbatimChar"/>
-        </w:rPr>
-        <w:t xml:space="preserve">papers/09_四篇初稿_合订本_2026-10-24.md:384</w:t>
-      </w:r>
-      <w:r>
-        <w:t xml:space="preserve">（§5 表新增第 9 行）</w:t>
-      </w:r>
-    </w:p>
-    <w:p>
-      <w:pPr>
-        <w:numPr>
-          <w:ilvl w:val="0"/>
-          <w:numId w:val="1014"/>
-        </w:numPr>
-        <w:pStyle w:val="Compact"/>
-      </w:pPr>
-      <w:r>
-        <w:rPr>
-          <w:bCs/>
-          <w:b/>
-        </w:rPr>
-        <w:t xml:space="preserve">改前</w:t>
-      </w:r>
-      <w:r>
-        <w:t xml:space="preserve">：§5 表 8 行，</w:t>
-      </w:r>
-      <w:r>
-        <w:rPr>
-          <w:bCs/>
-          <w:b/>
-        </w:rPr>
-        <w:t xml:space="preserve">无</w:t>
-      </w:r>
-      <w:r>
-        <w:t xml:space="preserve"> </w:t>
-      </w:r>
-      <w:r>
-        <w:t xml:space="preserve">4c 相关条目</w:t>
-      </w:r>
-    </w:p>
-    <w:p>
-      <w:pPr>
-        <w:numPr>
-          <w:ilvl w:val="0"/>
-          <w:numId w:val="1014"/>
-        </w:numPr>
-        <w:pStyle w:val="Compact"/>
-      </w:pPr>
-      <w:r>
-        <w:rPr>
-          <w:bCs/>
-          <w:b/>
-        </w:rPr>
-        <w:t xml:space="preserve">改后</w:t>
-      </w:r>
-      <w:r>
-        <w:t xml:space="preserve">：新增一行（状态列 =</w:t>
-      </w:r>
-      <w:r>
-        <w:t xml:space="preserve"> </w:t>
-      </w:r>
-      <w:r>
-        <w:rPr>
-          <w:bCs/>
-          <w:b/>
-        </w:rPr>
-        <w:t xml:space="preserve">已撤回（2026-10-26 第二组自我更正）</w:t>
-      </w:r>
-      <w:r>
-        <w:t xml:space="preserve">），事实列写新口径（+0.6045(+2.69σ) →</w:t>
-      </w:r>
-      <w:r>
-        <w:t xml:space="preserve"> </w:t>
-      </w:r>
-      <w:r>
-        <w:rPr>
-          <w:bCs/>
-          <w:b/>
-        </w:rPr>
-        <w:t xml:space="preserve">+0.5998(+2.67σ)</w:t>
-      </w:r>
-      <w:r>
-        <w:t xml:space="preserve">；该单元杠杆</w:t>
-      </w:r>
-      <w:r>
-        <w:t xml:space="preserve"> </w:t>
-      </w:r>
-      <w:r>
-        <w:rPr>
-          <w:bCs/>
-          <w:b/>
-        </w:rPr>
-        <w:t xml:space="preserve">0.00475</w:t>
-      </w:r>
-      <w:r>
-        <w:t xml:space="preserve"> </w:t>
-      </w:r>
-      <w:r>
-        <w:t xml:space="preserve">vs 同位置基线</w:t>
-      </w:r>
-      <w:r>
-        <w:t xml:space="preserve"> </w:t>
-      </w:r>
-      <w:r>
-        <w:rPr>
-          <w:bCs/>
-          <w:b/>
-        </w:rPr>
-        <w:t xml:space="preserve">0.04978</w:t>
-      </w:r>
-      <w:r>
-        <w:t xml:space="preserve"> </w:t>
-      </w:r>
-      <w:r>
-        <w:t xml:space="preserve">⇒</w:t>
-      </w:r>
-      <w:r>
-        <w:t xml:space="preserve"> </w:t>
-      </w:r>
-      <w:r>
-        <w:rPr>
-          <w:bCs/>
-          <w:b/>
-        </w:rPr>
-        <w:t xml:space="preserve">0.10×</w:t>
-      </w:r>
-      <w:r>
-        <w:t xml:space="preserve"> </w:t>
-      </w:r>
-      <w:r>
-        <w:t xml:space="preserve">⇒</w:t>
-      </w:r>
-      <w:r>
-        <w:t xml:space="preserve"> </w:t>
-      </w:r>
-      <w:r>
-        <w:rPr>
-          <w:bCs/>
-          <w:b/>
-        </w:rPr>
-        <w:t xml:space="preserve">不属内容依赖</w:t>
-      </w:r>
-      <w:r>
-        <w:t xml:space="preserve">），处置列写明</w:t>
-      </w:r>
-      <w:r>
-        <w:t xml:space="preserve"> </w:t>
-      </w:r>
-      <w:r>
-        <w:rPr>
-          <w:bCs/>
-          <w:b/>
-        </w:rPr>
-        <w:t xml:space="preserve">撤回原因 = 整组退出 vs 降级重算的实现口径差异</w:t>
-      </w:r>
-      <w:r>
-        <w:t xml:space="preserve">，并重申</w:t>
-      </w:r>
-      <w:r>
-        <w:rPr>
-          <w:bCs/>
-          <w:b/>
-        </w:rPr>
-        <w:t xml:space="preserve">主判决不动</w:t>
-      </w:r>
-    </w:p>
-    <w:p>
-      <w:pPr>
-        <w:numPr>
-          <w:ilvl w:val="0"/>
-          <w:numId w:val="1014"/>
-        </w:numPr>
-        <w:pStyle w:val="Compact"/>
-      </w:pPr>
-      <w:r>
-        <w:rPr>
-          <w:bCs/>
-          <w:b/>
-        </w:rPr>
-        <w:t xml:space="preserve">★ 规格依据</w:t>
-      </w:r>
-      <w:r>
-        <w:t xml:space="preserve">：X-5 改法 3「同时把这条写进合订本 §5「已知缺陷主动披露」（作为一条自纠记录）」—— ★</w:t>
-      </w:r>
-      <w:r>
-        <w:t xml:space="preserve"> </w:t>
-      </w:r>
-      <w:r>
-        <w:rPr>
-          <w:bCs/>
-          <w:b/>
-        </w:rPr>
-        <w:t xml:space="preserve">任务书把该表称作"第 11 行"，实际它是 §4.3《本轮自纠记录》表的第 11 行；为免两处口径打架，§4.3 第 11 行与 §5 第 9 条</w:t>
-      </w:r>
-      <w:r>
-        <w:t xml:space="preserve">两处都改**（见 4.4）</w:t>
-      </w:r>
-    </w:p>
-    <w:bookmarkEnd w:id="38"/>
-    <w:bookmarkStart w:id="39" w:name="x-5-④-4.3-本轮自纠记录表-第-11-行-任务书指定的第二处"/>
-    <w:p>
-      <w:pPr>
-        <w:pStyle w:val="Heading3"/>
-      </w:pPr>
-      <w:r>
-        <w:t xml:space="preserve">4.4 · X-5-④　§4.3 本轮自纠记录表 第 11 行（★ 任务书指定的第二处）</w:t>
-      </w:r>
-    </w:p>
-    <w:p>
-      <w:pPr>
-        <w:numPr>
-          <w:ilvl w:val="0"/>
-          <w:numId w:val="1015"/>
-        </w:numPr>
-        <w:pStyle w:val="Compact"/>
-      </w:pPr>
-      <w:r>
-        <w:rPr>
-          <w:bCs/>
-          <w:b/>
-        </w:rPr>
-        <w:t xml:space="preserve">定位</w:t>
-      </w:r>
-      <w:r>
-        <w:t xml:space="preserve">：</w:t>
-      </w:r>
-      <w:r>
-        <w:rPr>
-          <w:rStyle w:val="VerbatimChar"/>
-        </w:rPr>
-        <w:t xml:space="preserve">papers/09_四篇初稿_合订本_2026-10-24.md:426</w:t>
-      </w:r>
-      <w:r>
-        <w:t xml:space="preserve">（改前为第 406 行）</w:t>
-      </w:r>
-    </w:p>
-    <w:p>
-      <w:pPr>
-        <w:numPr>
-          <w:ilvl w:val="0"/>
-          <w:numId w:val="1015"/>
-        </w:numPr>
-        <w:pStyle w:val="Compact"/>
-      </w:pPr>
-      <w:r>
-        <w:rPr>
-          <w:bCs/>
-          <w:b/>
-        </w:rPr>
-        <w:t xml:space="preserve">改前原文</w:t>
-      </w:r>
-      <w:r>
-        <w:t xml:space="preserve">：</w:t>
-      </w:r>
-      <w:r>
-        <w:t xml:space="preserve"> </w:t>
-      </w:r>
-      <w:r>
-        <w:t xml:space="preserve">&gt;</w:t>
-      </w:r>
-      <w:r>
-        <w:t xml:space="preserve"> </w:t>
-      </w:r>
-      <w:r>
-        <w:rPr>
-          <w:rStyle w:val="VerbatimChar"/>
-        </w:rPr>
-        <w:t xml:space="preserve">| 11 | ★ 第二组 | ★ **长度型判据在真实批上的污染率可测（0.78% 总体 / 5.0% 该臂，n=128）** ⇒ ★ **4c 的 +2.69σ 正面格靠一个 198 字输出撑着** ⇒ ★ 剔除后该格消失、题级效应 ↓86.6% | ★ 若照原样写入 ⇒ **一个脆弱的正面读数被当成效应存在的证据** | ✔ **已在 §2.2③ 加脆弱性限定**；★ **「不可分辨」不依赖它、「有个大效应」依赖它** |</w:t>
-      </w:r>
-    </w:p>
-    <w:p>
-      <w:pPr>
-        <w:numPr>
-          <w:ilvl w:val="0"/>
-          <w:numId w:val="1015"/>
-        </w:numPr>
-        <w:pStyle w:val="Compact"/>
-      </w:pPr>
-      <w:r>
-        <w:rPr>
-          <w:bCs/>
-          <w:b/>
-        </w:rPr>
-        <w:t xml:space="preserve">改后原文</w:t>
-      </w:r>
-      <w:r>
-        <w:t xml:space="preserve">（状态列 =</w:t>
-      </w:r>
-      <w:r>
-        <w:t xml:space="preserve"> </w:t>
-      </w:r>
-      <w:r>
-        <w:rPr>
-          <w:bCs/>
-          <w:b/>
-        </w:rPr>
-        <w:t xml:space="preserve">已撤回（2026-10-26 第二组自我更正）</w:t>
-      </w:r>
-      <w:r>
-        <w:t xml:space="preserve">）：</w:t>
-      </w:r>
-      <w:r>
-        <w:t xml:space="preserve"> </w:t>
-      </w:r>
-      <w:r>
-        <w:t xml:space="preserve">&gt;</w:t>
-      </w:r>
-      <w:r>
-        <w:t xml:space="preserve"> </w:t>
-      </w:r>
-      <w:r>
-        <w:rPr>
-          <w:rStyle w:val="VerbatimChar"/>
-        </w:rPr>
-        <w:t xml:space="preserve">| 11 | ★ 第二组 | ★ **长度型判据在真实批上的污染率可测（0.78% 总体 / 5.0% 该臂，n=128）**（★ **此条读数仍然有效**，已进 §1.3 的"污染率检查"）｜ ★ **曾把 H-TOPO-4c 的那个 +2.69σ 正面格归因为"由单一输出贡献 ⇒ 剔除后该格消失、题级效应大幅下降"** ⇒ ★ **该归因已被第二组自己推翻** | ★ 若照旧口径写入 ⇒ **一个被推翻的归因会被当成效应存在的证据** | ★ **已撤回（2026-10-26 第二组自我更正）**：★ **撤回原因 = 整组退出 vs 降级重算的实现口径差异** ——</w:t>
-      </w:r>
-      <w:r>
-        <w:t xml:space="preserve">partial_verdict.py</w:t>
-      </w:r>
-      <w:r>
-        <w:rPr>
-          <w:rStyle w:val="VerbatimChar"/>
-        </w:rPr>
-        <w:t xml:space="preserve">的</w:t>
-      </w:r>
-      <w:r>
-        <w:t xml:space="preserve">full</w:t>
-      </w:r>
-      <w:r>
-        <w:rPr>
-          <w:rStyle w:val="VerbatimChar"/>
-        </w:rPr>
-        <w:t xml:space="preserve">规则只收</w:t>
-      </w:r>
-      <w:r>
-        <w:t xml:space="preserve">len(v) &gt;= runs_per_arm</w:t>
-      </w:r>
-      <w:r>
-        <w:rPr>
-          <w:rStyle w:val="VerbatimChar"/>
-        </w:rPr>
-        <w:t xml:space="preserve">(=5) 的组 ⇒ 剔掉一个文件 ⇒ 该组只剩 4 份 ⇒ **整组被排除** ⇒ 「该格消失」是**整组退出的实现副作用**，**不是「该单元内容退化」**；★ **正确口径（单组降级重算）**：+0.6045(+2.69σ) → **+0.5998(+2.67σ)** ⇒ 几乎不变 ⇒ **该格根本不受那个输出影响**；★ **位置基线**：该单元杠杆 **0.00475** vs 同位置基线 **0.04978** ⇒ **0.10×** ⇒ **不属内容依赖** ⇒ **不是脆弱格**；★ **主判决不动**：「三组单因子对比均判不可分辨」因**题级方向相反**而成立，与本条撤回**无关**；⇒ ★ 已在 §2.2③ 与 §5 第 9 条改写为新口径 |</w:t>
-      </w:r>
-    </w:p>
-    <w:p>
-      <w:pPr>
-        <w:numPr>
-          <w:ilvl w:val="0"/>
-          <w:numId w:val="1015"/>
-        </w:numPr>
-        <w:pStyle w:val="Compact"/>
-      </w:pPr>
-      <w:r>
-        <w:rPr>
-          <w:bCs/>
-          <w:b/>
-        </w:rPr>
-        <w:t xml:space="preserve">★ G2 自证</w:t>
-      </w:r>
-      <w:r>
-        <w:t xml:space="preserve">：「长度型判据的污染率 0.78% / 5.0% / n=128」这条</w:t>
-      </w:r>
-      <w:r>
-        <w:rPr>
-          <w:bCs/>
-          <w:b/>
-        </w:rPr>
-        <w:t xml:space="preserve">独立读数仍然有效</w:t>
-      </w:r>
-      <w:r>
-        <w:t xml:space="preserve">（它是 §1.3「污染率检查」的依据）⇒</w:t>
-      </w:r>
-      <w:r>
-        <w:t xml:space="preserve"> </w:t>
-      </w:r>
-      <w:r>
-        <w:rPr>
-          <w:bCs/>
-          <w:b/>
-        </w:rPr>
-        <w:t xml:space="preserve">本轮把它保留并显式标注"仍然有效"</w:t>
-      </w:r>
-      <w:r>
-        <w:t xml:space="preserve">，只撤回了「4c 脆弱性归因」那半句</w:t>
-      </w:r>
-    </w:p>
-    <w:bookmarkEnd w:id="39"/>
-    <w:bookmarkStart w:id="40" w:name="x-5-⑤-顺带凡引用-dual-臂读数处标未按-4-支口径重算"/>
-    <w:p>
-      <w:pPr>
-        <w:pStyle w:val="Heading3"/>
-      </w:pPr>
-      <w:r>
-        <w:t xml:space="preserve">4.5 · X-5-⑤　顺带：凡引用 dual 臂读数处标「未按 4 支口径重算」</w:t>
-      </w:r>
-    </w:p>
-    <w:p>
-      <w:pPr>
-        <w:numPr>
-          <w:ilvl w:val="0"/>
-          <w:numId w:val="1016"/>
-        </w:numPr>
-        <w:pStyle w:val="Compact"/>
-      </w:pPr>
-      <w:r>
-        <w:rPr>
-          <w:bCs/>
-          <w:b/>
-        </w:rPr>
-        <w:t xml:space="preserve">改前</w:t>
-      </w:r>
-      <w:r>
-        <w:t xml:space="preserve">：§1.1 记着「历史对照值</w:t>
-      </w:r>
-      <w:r>
-        <w:t xml:space="preserve"> </w:t>
-      </w:r>
-      <w:r>
-        <w:rPr>
-          <w:rStyle w:val="VerbatimChar"/>
-        </w:rPr>
-        <w:t xml:space="preserve">+0.0483</w:t>
-      </w:r>
-      <w:r>
-        <w:t xml:space="preserve"> </w:t>
-      </w:r>
-      <w:r>
-        <w:t xml:space="preserve">作废重算（4 支口径）」，但</w:t>
-      </w:r>
-      <w:r>
-        <w:rPr>
-          <w:bCs/>
-          <w:b/>
-        </w:rPr>
-        <w:t xml:space="preserve">标签只写在 §1.1 一次</w:t>
-      </w:r>
-      <w:r>
-        <w:t xml:space="preserve">，读者在别处看到 dual 臂读数时无从判断口径</w:t>
-      </w:r>
-    </w:p>
-    <w:p>
-      <w:pPr>
-        <w:numPr>
-          <w:ilvl w:val="0"/>
-          <w:numId w:val="1016"/>
-        </w:numPr>
-        <w:pStyle w:val="Compact"/>
-      </w:pPr>
-      <w:r>
-        <w:rPr>
-          <w:bCs/>
-          <w:b/>
-        </w:rPr>
-        <w:t xml:space="preserve">改后</w:t>
-      </w:r>
-      <w:r>
-        <w:t xml:space="preserve">：</w:t>
-      </w:r>
-    </w:p>
-    <w:p>
-      <w:pPr>
-        <w:numPr>
-          <w:ilvl w:val="1"/>
-          <w:numId w:val="1017"/>
-        </w:numPr>
-        <w:pStyle w:val="Compact"/>
-      </w:pPr>
-      <w:r>
-        <w:t xml:space="preserve">合订本 §1.1「推论」</w:t>
-      </w:r>
-      <w:r>
-        <w:rPr>
-          <w:bCs/>
-          <w:b/>
-        </w:rPr>
-        <w:t xml:space="preserve">由三条增为四条</w:t>
-      </w:r>
-      <w:r>
-        <w:t xml:space="preserve">，第 4 条：「★★</w:t>
-      </w:r>
-      <w:r>
-        <w:t xml:space="preserve"> </w:t>
-      </w:r>
-      <w:r>
-        <w:rPr>
-          <w:bCs/>
-          <w:b/>
-        </w:rPr>
-        <w:t xml:space="preserve">凡引用 dual 臂读数处，都要标出「未按 4 支口径重算」</w:t>
-      </w:r>
-      <w:r>
-        <w:t xml:space="preserve"> </w:t>
-      </w:r>
-      <w:r>
-        <w:t xml:space="preserve">—— 口径标签必须</w:t>
-      </w:r>
-      <w:r>
-        <w:rPr>
-          <w:bCs/>
-          <w:b/>
-        </w:rPr>
-        <w:t xml:space="preserve">跟着读数走</w:t>
-      </w:r>
-      <w:r>
-        <w:t xml:space="preserve">，</w:t>
-      </w:r>
-      <w:r>
-        <w:rPr>
-          <w:bCs/>
-          <w:b/>
-        </w:rPr>
-        <w:t xml:space="preserve">不能只在 §1.1 写一次</w:t>
-      </w:r>
-      <w:r>
-        <w:t xml:space="preserve">」+ 落点清单（8 处）</w:t>
-      </w:r>
-    </w:p>
-    <w:p>
-      <w:pPr>
-        <w:numPr>
-          <w:ilvl w:val="1"/>
-          <w:numId w:val="1017"/>
-        </w:numPr>
-        <w:pStyle w:val="Compact"/>
-      </w:pPr>
-      <w:r>
-        <w:rPr>
-          <w:bCs/>
-          <w:b/>
-        </w:rPr>
-        <w:t xml:space="preserve">合订本 §2.1 L1 卡</w:t>
-      </w:r>
-      <w:r>
-        <w:t xml:space="preserve">：质量轴读数（2.65 / 2.10 / 1.36 / 4.2% 分母 284 / 0.4% 分母 285 / 10.5×）后加「⚠️</w:t>
-      </w:r>
-      <w:r>
-        <w:t xml:space="preserve"> </w:t>
-      </w:r>
-      <w:r>
-        <w:rPr>
-          <w:bCs/>
-          <w:b/>
-        </w:rPr>
-        <w:t xml:space="preserve">该组 dual 臂数字未按 4 支口径重算</w:t>
-      </w:r>
-      <w:r>
-        <w:t xml:space="preserve">，见 §1.1」</w:t>
-      </w:r>
-    </w:p>
-    <w:p>
-      <w:pPr>
-        <w:numPr>
-          <w:ilvl w:val="1"/>
-          <w:numId w:val="1017"/>
-        </w:numPr>
-        <w:pStyle w:val="Compact"/>
-      </w:pPr>
-      <w:r>
-        <w:rPr>
-          <w:bCs/>
-          <w:b/>
-        </w:rPr>
-        <w:t xml:space="preserve">合订本 §2.2①</w:t>
-      </w:r>
-      <w:r>
-        <w:t xml:space="preserve">：A 篇卡的口径限定块里写明「</w:t>
-      </w:r>
-      <w:r>
-        <w:rPr>
-          <w:bCs/>
-          <w:b/>
-        </w:rPr>
-        <w:t xml:space="preserve">§5 R2 / R3 / R4 的 dual 臂数字未按 4 支口径重算</w:t>
-      </w:r>
-      <w:r>
-        <w:t xml:space="preserve">」</w:t>
-      </w:r>
-    </w:p>
-    <w:p>
-      <w:pPr>
-        <w:numPr>
-          <w:ilvl w:val="1"/>
-          <w:numId w:val="1017"/>
-        </w:numPr>
-        <w:pStyle w:val="Compact"/>
-      </w:pPr>
-      <w:r>
-        <w:rPr>
-          <w:bCs/>
-          <w:b/>
-        </w:rPr>
-        <w:t xml:space="preserve">合订本 §2.2③「限定 3」</w:t>
-      </w:r>
-      <w:r>
-        <w:t xml:space="preserve">（新增）</w:t>
-      </w:r>
-    </w:p>
-    <w:p>
-      <w:pPr>
-        <w:numPr>
-          <w:ilvl w:val="1"/>
-          <w:numId w:val="1017"/>
-        </w:numPr>
-        <w:pStyle w:val="Compact"/>
-      </w:pPr>
-      <w:r>
-        <w:rPr>
-          <w:bCs/>
-          <w:b/>
-        </w:rPr>
-        <w:t xml:space="preserve">合订本 §0 A 行 / 总纲 §0 A 行 / 总纲 §2 A 卡</w:t>
-      </w:r>
-      <w:r>
-        <w:t xml:space="preserve">：均带该标签</w:t>
-      </w:r>
-    </w:p>
-    <w:p>
-      <w:pPr>
-        <w:numPr>
-          <w:ilvl w:val="1"/>
-          <w:numId w:val="1017"/>
-        </w:numPr>
-        <w:pStyle w:val="Compact"/>
-      </w:pPr>
-      <w:r>
-        <w:rPr>
-          <w:bCs/>
-          <w:b/>
-        </w:rPr>
-        <w:t xml:space="preserve">总纲 §3</w:t>
-      </w:r>
-      <w:r>
-        <w:t xml:space="preserve">：新增「口径规则」段 + 落点清单</w:t>
-      </w:r>
-    </w:p>
-    <w:p>
-      <w:r>
-        <w:pict>
-          <v:rect style="width:0;height:1.5pt" o:hralign="center" o:hrstd="t" o:hr="t"/>
-        </w:pict>
-      </w:r>
-    </w:p>
-    <w:bookmarkEnd w:id="40"/>
-    <w:bookmarkEnd w:id="41"/>
-    <w:bookmarkStart w:id="45" w:name="任务-4-重建-docx-跑校验-真跑真实输出"/>
-    <w:p>
-      <w:pPr>
-        <w:pStyle w:val="Heading2"/>
-      </w:pPr>
-      <w:r>
-        <w:t xml:space="preserve">5 · 任务 4 · 重建 docx + 跑校验（★ 真跑，真实输出）</w:t>
-      </w:r>
-    </w:p>
-    <w:bookmarkStart w:id="42" w:name="环境事实-如实登记"/>
-    <w:p>
-      <w:pPr>
-        <w:pStyle w:val="Heading3"/>
-      </w:pPr>
-      <w:r>
-        <w:t xml:space="preserve">5.1 · 环境事实（★ 如实登记）</w:t>
+        <w:t xml:space="preserve">5.1 · 环境事实（如实登记）</w:t>
       </w:r>
     </w:p>
     <w:tbl>
@@ -8671,12 +8418,6 @@
               <w:jc w:val="left"/>
             </w:pPr>
             <w:r>
-              <w:t xml:space="preserve">✅</w:t>
-            </w:r>
-            <w:r>
-              <w:t xml:space="preserve"> </w:t>
-            </w:r>
-            <w:r>
               <w:rPr>
                 <w:bCs/>
                 <w:b/>
@@ -8735,7 +8476,7 @@
               <w:jc w:val="left"/>
             </w:pPr>
             <w:r>
-              <w:t xml:space="preserve">✅ 存在（1 038 B）｜构建命令固化：</w:t>
+              <w:t xml:space="preserve">存在（1 038 B）｜构建命令固化：</w:t>
             </w:r>
             <w:r>
               <w:rPr>
@@ -8773,14 +8514,7 @@
                 <w:bCs/>
                 <w:b/>
               </w:rPr>
-              <w:t xml:space="preserve"> </w:t>
-            </w:r>
-            <w:r>
-              <w:rPr>
-                <w:bCs/>
-                <w:b/>
-              </w:rPr>
-              <w:t xml:space="preserve">⇒ md 与 docx 逐字一致</w:t>
+              <w:t xml:space="preserve">，md 与 docx 逐字一致</w:t>
             </w:r>
             <w:r>
               <w:t xml:space="preserve">）</w:t>
@@ -8812,7 +8546,7 @@
               <w:jc w:val="left"/>
             </w:pPr>
             <w:r>
-              <w:t xml:space="preserve">✅ 存在（6 071 B）｜用法</w:t>
+              <w:t xml:space="preserve">存在（6 071 B）｜用法</w:t>
             </w:r>
             <w:r>
               <w:t xml:space="preserve"> </w:t>
@@ -8835,12 +8569,6 @@
               <w:jc w:val="left"/>
             </w:pPr>
             <w:r>
-              <w:t xml:space="preserve">★</w:t>
-            </w:r>
-            <w:r>
-              <w:t xml:space="preserve"> </w:t>
-            </w:r>
-            <w:r>
               <w:rPr>
                 <w:rStyle w:val="VerbatimChar"/>
                 <w:bCs/>
@@ -8858,12 +8586,6 @@
               <w:jc w:val="left"/>
             </w:pPr>
             <w:r>
-              <w:t xml:space="preserve">❌</w:t>
-            </w:r>
-            <w:r>
-              <w:t xml:space="preserve"> </w:t>
-            </w:r>
-            <w:r>
               <w:rPr>
                 <w:bCs/>
                 <w:b/>
@@ -8922,10 +8644,7 @@
               <w:t xml:space="preserve"> </w:t>
             </w:r>
             <w:r>
-              <w:t xml:space="preserve">→ 0 命中）⇒ ★</w:t>
-            </w:r>
-            <w:r>
-              <w:t xml:space="preserve"> </w:t>
+              <w:t xml:space="preserve">→ 0 命中），</w:t>
             </w:r>
             <w:r>
               <w:rPr>
@@ -8935,7 +8654,7 @@
               <w:t xml:space="preserve">不假装跑过</w:t>
             </w:r>
             <w:r>
-              <w:t xml:space="preserve">。⚠️ 附带后果：</w:t>
+              <w:t xml:space="preserve">。附带后果：</w:t>
             </w:r>
             <w:r>
               <w:rPr>
@@ -8959,13 +8678,7 @@
               <w:t xml:space="preserve">python3 check_package.py &lt;本包&gt;.zip</w:t>
             </w:r>
             <w:r>
-              <w:t xml:space="preserve"> </w:t>
-            </w:r>
-            <w:r>
-              <w:t xml:space="preserve">⇒</w:t>
-            </w:r>
-            <w:r>
-              <w:t xml:space="preserve"> </w:t>
+              <w:t xml:space="preserve">，</w:t>
             </w:r>
             <w:r>
               <w:rPr>
@@ -8985,20 +8698,20 @@
               <w:t xml:space="preserve">既有</w:t>
             </w:r>
             <w:r>
-              <w:t xml:space="preserve">问题，不在本轮 X-3/X-4/X-5 范围，登记于 §7-③）</w:t>
+              <w:t xml:space="preserve">问题，不在这一轮 X-3/X-4/X-5 范围，登记于 §7-③）</w:t>
             </w:r>
           </w:p>
         </w:tc>
       </w:tr>
     </w:tbl>
     <w:bookmarkEnd w:id="42"/>
-    <w:bookmarkStart w:id="43" w:name="首轮运行-暴露了一个既有缺陷重要发现"/>
+    <w:bookmarkStart w:id="43" w:name="首轮运行暴露了一个既有缺陷重要发现"/>
     <w:p>
       <w:pPr>
         <w:pStyle w:val="Heading3"/>
       </w:pPr>
       <w:r>
-        <w:t xml:space="preserve">5.2 · 首轮运行：★ 暴露了一个</w:t>
+        <w:t xml:space="preserve">5.2 · 首轮运行：暴露了一个</w:t>
       </w:r>
       <w:r>
         <w:rPr>
@@ -9210,61 +8923,71 @@
         <w:pStyle w:val="FirstParagraph"/>
       </w:pPr>
       <w:r>
-        <w:rPr>
-          <w:bCs/>
-          <w:b/>
-        </w:rPr>
-        <w:t xml:space="preserve">★ 根因（不是我的改动造成的）</w:t>
-      </w:r>
-      <w:r>
+        <w:t xml:space="preserve">** 根因（不是我的改动造成的）</w:t>
+      </w:r>
+      <w:r>
+        <w:rPr>
+          <w:bCs/>
+          <w:b/>
+        </w:rPr>
         <w:t xml:space="preserve">：这 4 份</w:t>
       </w:r>
       <w:r>
+        <w:rPr>
+          <w:bCs/>
+          <w:b/>
+        </w:rPr>
         <w:t xml:space="preserve"> </w:t>
       </w:r>
       <w:r>
         <w:rPr>
           <w:rStyle w:val="VerbatimChar"/>
+          <w:bCs/>
+          <w:b/>
         </w:rPr>
         <w:t xml:space="preserve">改稿报告_*.md</w:t>
       </w:r>
       <w:r>
+        <w:rPr>
+          <w:bCs/>
+          <w:b/>
+        </w:rPr>
         <w:t xml:space="preserve"> </w:t>
       </w:r>
       <w:r>
-        <w:rPr>
-          <w:bCs/>
-          <w:b/>
-        </w:rPr>
         <w:t xml:space="preserve">此前从未构建过 docx</w:t>
       </w:r>
       <w:r>
-        <w:t xml:space="preserve">（原仓只有 00–09 + 05/07/08 共 9 个 docx）⇒</w:t>
-      </w:r>
-      <w:r>
+        <w:rPr>
+          <w:bCs/>
+          <w:b/>
+        </w:rPr>
+        <w:t xml:space="preserve">（原仓只有 00–09 + 05/07/08 共 9 个 docx），</w:t>
+      </w:r>
+      <w:r>
+        <w:rPr>
+          <w:rStyle w:val="VerbatimChar"/>
+          <w:bCs/>
+          <w:b/>
+        </w:rPr>
+        <w:t xml:space="preserve">build_docx.sh</w:t>
+      </w:r>
+      <w:r>
+        <w:rPr>
+          <w:bCs/>
+          <w:b/>
+        </w:rPr>
         <w:t xml:space="preserve"> </w:t>
       </w:r>
       <w:r>
         <w:rPr>
-          <w:rStyle w:val="VerbatimChar"/>
-        </w:rPr>
-        <w:t xml:space="preserve">build_docx.sh</w:t>
-      </w:r>
-      <w:r>
-        <w:t xml:space="preserve"> </w:t>
-      </w:r>
-      <w:r>
-        <w:t xml:space="preserve">第一次为它们生成 docx ⇒ 暴露了</w:t>
-      </w:r>
-      <w:r>
-        <w:rPr>
-          <w:bCs/>
-          <w:b/>
-        </w:rPr>
-        <w:t xml:space="preserve">两类 md→docx 保真缺陷</w:t>
-      </w:r>
-      <w:r>
-        <w:t xml:space="preserve">：</w:t>
+          <w:bCs/>
+          <w:b/>
+        </w:rPr>
+        <w:t xml:space="preserve">第一次为它们生成 docx，暴露了</w:t>
+      </w:r>
+      <w:r>
+        <w:t xml:space="preserve">两类 md→docx 保真缺陷**：</w:t>
       </w:r>
     </w:p>
     <w:tbl>
@@ -9381,7 +9104,7 @@
               <w:t xml:space="preserve"> </w:t>
             </w:r>
             <w:r>
-              <w:t xml:space="preserve">按竖线切单元 ⇒ 把一个单元切成碎片；而 pandoc 正确地渲染成</w:t>
+              <w:t xml:space="preserve">按竖线切单元，把一个单元切成碎片；而 pandoc 正确地渲染成</w:t>
             </w:r>
             <w:r>
               <w:rPr>
@@ -9391,7 +9114,7 @@
               <w:t xml:space="preserve">一个</w:t>
             </w:r>
             <w:r>
-              <w:t xml:space="preserve">单元 ⇒ 碎片在 docx 里找不到 ⇒ 报"单元格丢失"</w:t>
+              <w:t xml:space="preserve">单元，碎片在 docx 里找不到，报"单元格丢失"</w:t>
             </w:r>
           </w:p>
         </w:tc>
@@ -9466,10 +9189,7 @@
               <w:t xml:space="preserve"> </w:t>
             </w:r>
             <w:r>
-              <w:t xml:space="preserve">code span 并吞掉一个反斜杠 ⇒</w:t>
-            </w:r>
-            <w:r>
-              <w:t xml:space="preserve"> </w:t>
+              <w:t xml:space="preserve">code span 并吞掉一个反斜杠，</w:t>
             </w:r>
             <w:r>
               <w:rPr>
@@ -9482,7 +9202,7 @@
               <w:t xml:space="preserve"> </w:t>
             </w:r>
             <w:r>
-              <w:t xml:space="preserve">⇒ 保真缺陷</w:t>
+              <w:t xml:space="preserve">保真缺陷</w:t>
             </w:r>
           </w:p>
         </w:tc>
@@ -9512,17 +9232,11 @@
         <w:pStyle w:val="BodyText"/>
       </w:pPr>
       <w:r>
-        <w:t xml:space="preserve">⇒ ★</w:t>
-      </w:r>
-      <w:r>
-        <w:t xml:space="preserve"> </w:t>
-      </w:r>
-      <w:r>
-        <w:rPr>
-          <w:bCs/>
-          <w:b/>
-        </w:rPr>
-        <w:t xml:space="preserve">处置（按任务书"改内容或改表格写法去满足它，不要改校验脚本"）</w:t>
+        <w:rPr>
+          <w:bCs/>
+          <w:b/>
+        </w:rPr>
+        <w:t xml:space="preserve">处理（按任务书"改内容或改表格写法去满足它，不要改校验脚本"）</w:t>
       </w:r>
       <w:r>
         <w:t xml:space="preserve">：在</w:t>
@@ -9969,10 +9683,7 @@
               <w:jc w:val="left"/>
             </w:pPr>
             <w:r>
-              <w:t xml:space="preserve">等价（外层 code span 改双反引号 ⇒</w:t>
-            </w:r>
-            <w:r>
-              <w:t xml:space="preserve"> </w:t>
+              <w:t xml:space="preserve">等价（外层 code span 改双反引号，</w:t>
             </w:r>
             <w:r>
               <w:rPr>
@@ -9993,12 +9704,6 @@
         <w:pStyle w:val="BodyText"/>
       </w:pPr>
       <w:r>
-        <w:t xml:space="preserve">★</w:t>
-      </w:r>
-      <w:r>
-        <w:t xml:space="preserve"> </w:t>
-      </w:r>
-      <w:r>
         <w:rPr>
           <w:bCs/>
           <w:b/>
@@ -10043,10 +9748,7 @@
         <w:t xml:space="preserve">改的全是"自查命令字符串"与"被引用的表行示意"</w:t>
       </w:r>
       <w:r>
-        <w:t xml:space="preserve">，★</w:t>
-      </w:r>
-      <w:r>
-        <w:t xml:space="preserve"> </w:t>
+        <w:t xml:space="preserve">，</w:t>
       </w:r>
       <w:r>
         <w:rPr>
@@ -10060,16 +9762,13 @@
       </w:r>
     </w:p>
     <w:bookmarkEnd w:id="43"/>
-    <w:bookmarkStart w:id="44" w:name="终轮运行-退出码-0全绿"/>
+    <w:bookmarkStart w:id="44" w:name="终轮运行退出码-0全绿"/>
     <w:p>
       <w:pPr>
         <w:pStyle w:val="Heading3"/>
       </w:pPr>
       <w:r>
-        <w:t xml:space="preserve">5.3 · 终轮运行：★</w:t>
-      </w:r>
-      <w:r>
-        <w:t xml:space="preserve"> </w:t>
+        <w:t xml:space="preserve">5.3 · 终轮运行：</w:t>
       </w:r>
       <w:r>
         <w:rPr>
@@ -10254,42 +9953,62 @@
         <w:pStyle w:val="FirstParagraph"/>
       </w:pPr>
       <w:r>
-        <w:t xml:space="preserve">★</w:t>
-      </w:r>
-      <w:r>
+        <w:rPr>
+          <w:bCs/>
+          <w:b/>
+        </w:rPr>
+        <w:t xml:space="preserve">判定说明</w:t>
+      </w:r>
+      <w:r>
+        <w:t xml:space="preserve">：上表是</w:t>
+      </w:r>
+      <w:r>
+        <w:rPr>
+          <w:bCs/>
+          <w:b/>
+        </w:rPr>
+        <w:t xml:space="preserve">最终一次</w:t>
+      </w:r>
+      <w:r>
+        <w:t xml:space="preserve">运行的输出（</w:t>
+      </w:r>
+      <w:r>
+        <w:rPr>
+          <w:bCs/>
+          <w:b/>
+        </w:rPr>
+        <w:t xml:space="preserve">15 个 docx</w:t>
+      </w:r>
+      <w:r>
+        <w:t xml:space="preserve">；4 737 个表格单元格零丢失）。</w:t>
+      </w:r>
+      <w:r>
+        <w:rPr>
+          <w:bCs/>
+          <w:b/>
+        </w:rPr>
+        <w:t xml:space="preserve">本报告自身与</w:t>
+      </w:r>
+      <w:r>
+        <w:rPr>
+          <w:bCs/>
+          <w:b/>
+        </w:rPr>
         <w:t xml:space="preserve"> </w:t>
       </w:r>
       <w:r>
         <w:rPr>
-          <w:bCs/>
-          <w:b/>
-        </w:rPr>
-        <w:t xml:space="preserve">判定说明</w:t>
-      </w:r>
-      <w:r>
-        <w:t xml:space="preserve">：上表是</w:t>
-      </w:r>
-      <w:r>
-        <w:rPr>
-          <w:bCs/>
-          <w:b/>
-        </w:rPr>
-        <w:t xml:space="preserve">最终一次</w:t>
-      </w:r>
-      <w:r>
-        <w:t xml:space="preserve">运行的输出（</w:t>
-      </w:r>
-      <w:r>
-        <w:rPr>
-          <w:bCs/>
-          <w:b/>
-        </w:rPr>
-        <w:t xml:space="preserve">15 个 docx</w:t>
-      </w:r>
-      <w:r>
-        <w:t xml:space="preserve">；4 737 个表格单元格零丢失）。★</w:t>
-      </w:r>
-      <w:r>
+          <w:rStyle w:val="VerbatimChar"/>
+          <w:bCs/>
+          <w:b/>
+        </w:rPr>
+        <w:t xml:space="preserve">_INTEGRATE_DONE.md</w:t>
+      </w:r>
+      <w:r>
+        <w:rPr>
+          <w:bCs/>
+          <w:b/>
+        </w:rPr>
         <w:t xml:space="preserve"> </w:t>
       </w:r>
       <w:r>
@@ -10297,42 +10016,13 @@
           <w:bCs/>
           <w:b/>
         </w:rPr>
-        <w:t xml:space="preserve">本报告自身与</w:t>
-      </w:r>
-      <w:r>
-        <w:rPr>
-          <w:bCs/>
-          <w:b/>
-        </w:rPr>
+        <w:t xml:space="preserve">是在写入本节之后才定稿的</w:t>
+      </w:r>
+      <w:r>
         <w:t xml:space="preserve"> </w:t>
       </w:r>
       <w:r>
-        <w:rPr>
-          <w:rStyle w:val="VerbatimChar"/>
-          <w:bCs/>
-          <w:b/>
-        </w:rPr>
-        <w:t xml:space="preserve">_INTEGRATE_DONE.md</w:t>
-      </w:r>
-      <w:r>
-        <w:rPr>
-          <w:bCs/>
-          <w:b/>
-        </w:rPr>
-        <w:t xml:space="preserve"> </w:t>
-      </w:r>
-      <w:r>
-        <w:rPr>
-          <w:bCs/>
-          <w:b/>
-        </w:rPr>
-        <w:t xml:space="preserve">是在写入本节之后才定稿的</w:t>
-      </w:r>
-      <w:r>
-        <w:t xml:space="preserve"> </w:t>
-      </w:r>
-      <w:r>
-        <w:t xml:space="preserve">⇒ 重跑时</w:t>
+        <w:t xml:space="preserve">重跑时</w:t>
       </w:r>
       <w:r>
         <w:rPr>
@@ -10352,10 +10042,7 @@
         <w:t xml:space="preserve">其余 14 行逐字不变</w:t>
       </w:r>
       <w:r>
-        <w:t xml:space="preserve">）⇒ ★</w:t>
-      </w:r>
-      <w:r>
-        <w:t xml:space="preserve"> </w:t>
+        <w:t xml:space="preserve">），</w:t>
       </w:r>
       <w:r>
         <w:rPr>
@@ -10373,70 +10060,61 @@
         <w:pStyle w:val="BodyText"/>
       </w:pPr>
       <w:r>
-        <w:t xml:space="preserve">★</w:t>
+        <w:rPr>
+          <w:bCs/>
+          <w:b/>
+        </w:rPr>
+        <w:t xml:space="preserve">中间一轮的对照</w:t>
+      </w:r>
+      <w:r>
+        <w:t xml:space="preserve">（留痕）：在写入本报告与</w:t>
       </w:r>
       <w:r>
         <w:t xml:space="preserve"> </w:t>
       </w:r>
       <w:r>
         <w:rPr>
-          <w:bCs/>
-          <w:b/>
-        </w:rPr>
-        <w:t xml:space="preserve">中间一轮的对照</w:t>
-      </w:r>
-      <w:r>
-        <w:t xml:space="preserve">（留痕）：在写入本报告与</w:t>
+          <w:rStyle w:val="VerbatimChar"/>
+        </w:rPr>
+        <w:t xml:space="preserve">_INTEGRATE_DONE.md</w:t>
       </w:r>
       <w:r>
         <w:t xml:space="preserve"> </w:t>
       </w:r>
       <w:r>
         <w:rPr>
+          <w:bCs/>
+          <w:b/>
+        </w:rPr>
+        <w:t xml:space="preserve">之前</w:t>
+      </w:r>
+      <w:r>
+        <w:t xml:space="preserve">的那一轮是</w:t>
+      </w:r>
+      <w:r>
+        <w:t xml:space="preserve"> </w:t>
+      </w:r>
+      <w:r>
+        <w:rPr>
+          <w:bCs/>
+          <w:b/>
+        </w:rPr>
+        <w:t xml:space="preserve">13 个 docx / 4 348 个单元格 / EXIT=0</w:t>
+      </w:r>
+      <w:r>
+        <w:t xml:space="preserve">；差值 = 本报告（13 表 / 359 单元）+</w:t>
+      </w:r>
+      <w:r>
+        <w:t xml:space="preserve"> </w:t>
+      </w:r>
+      <w:r>
+        <w:rPr>
           <w:rStyle w:val="VerbatimChar"/>
         </w:rPr>
-        <w:t xml:space="preserve">_INTEGRATE_DONE.md</w:t>
-      </w:r>
-      <w:r>
-        <w:t xml:space="preserve"> </w:t>
-      </w:r>
-      <w:r>
-        <w:rPr>
-          <w:bCs/>
-          <w:b/>
-        </w:rPr>
-        <w:t xml:space="preserve">之前</w:t>
-      </w:r>
-      <w:r>
-        <w:t xml:space="preserve">的那一轮是</w:t>
-      </w:r>
-      <w:r>
-        <w:t xml:space="preserve"> </w:t>
-      </w:r>
-      <w:r>
-        <w:rPr>
-          <w:bCs/>
-          <w:b/>
-        </w:rPr>
-        <w:t xml:space="preserve">13 个 docx / 4 348 个单元格 / EXIT=0</w:t>
-      </w:r>
-      <w:r>
-        <w:t xml:space="preserve">；差值 = 本报告（13 表 / 359 单元）+</w:t>
-      </w:r>
-      <w:r>
-        <w:t xml:space="preserve"> </w:t>
-      </w:r>
-      <w:r>
-        <w:rPr>
-          <w:rStyle w:val="VerbatimChar"/>
-        </w:rPr>
         <w:t xml:space="preserve">_INTEGRATE_DONE</w:t>
       </w:r>
       <w:r>
-        <w:t xml:space="preserve">（2 表 / 30 单元）两个新文件 ⇒</w:t>
-      </w:r>
-      <w:r>
-        <w:t xml:space="preserve"> </w:t>
+        <w:t xml:space="preserve">（2 表 / 30 单元）两个新文件，</w:t>
       </w:r>
       <w:r>
         <w:rPr>
@@ -10454,45 +10132,54 @@
         <w:pStyle w:val="BodyText"/>
       </w:pPr>
       <w:r>
-        <w:t xml:space="preserve">★</w:t>
+        <w:rPr>
+          <w:bCs/>
+          <w:b/>
+        </w:rPr>
+        <w:t xml:space="preserve">一个真实的发现（已修）</w:t>
+      </w:r>
+      <w:r>
+        <w:t xml:space="preserve">：本报告与</w:t>
       </w:r>
       <w:r>
         <w:t xml:space="preserve"> </w:t>
       </w:r>
       <w:r>
         <w:rPr>
-          <w:bCs/>
-          <w:b/>
-        </w:rPr>
-        <w:t xml:space="preserve">一个真实的发现（已修）</w:t>
-      </w:r>
-      <w:r>
-        <w:t xml:space="preserve">：本报告与</w:t>
+          <w:rStyle w:val="VerbatimChar"/>
+        </w:rPr>
+        <w:t xml:space="preserve">_INTEGRATE_DONE.md</w:t>
       </w:r>
       <w:r>
         <w:t xml:space="preserve"> </w:t>
       </w:r>
       <w:r>
+        <w:t xml:space="preserve">最初版本</w:t>
+      </w:r>
+      <w:r>
+        <w:rPr>
+          <w:bCs/>
+          <w:b/>
+        </w:rPr>
+        <w:t xml:space="preserve">自己</w:t>
+      </w:r>
+      <w:r>
+        <w:t xml:space="preserve">也踩了同一个</w:t>
+      </w:r>
+      <w:r>
+        <w:t xml:space="preserve"> </w:t>
+      </w:r>
+      <w:r>
         <w:rPr>
           <w:rStyle w:val="VerbatimChar"/>
         </w:rPr>
-        <w:t xml:space="preserve">_INTEGRATE_DONE.md</w:t>
+        <w:t xml:space="preserve">\|</w:t>
       </w:r>
       <w:r>
         <w:t xml:space="preserve"> </w:t>
       </w:r>
       <w:r>
-        <w:t xml:space="preserve">最初版本</w:t>
-      </w:r>
-      <w:r>
-        <w:rPr>
-          <w:bCs/>
-          <w:b/>
-        </w:rPr>
-        <w:t xml:space="preserve">自己</w:t>
-      </w:r>
-      <w:r>
-        <w:t xml:space="preserve">也踩了同一个</w:t>
+        <w:t xml:space="preserve">陷阱（写</w:t>
       </w:r>
       <w:r>
         <w:t xml:space="preserve"> </w:t>
@@ -10507,64 +10194,46 @@
         <w:t xml:space="preserve"> </w:t>
       </w:r>
       <w:r>
-        <w:t xml:space="preserve">陷阱（写</w:t>
+        <w:t xml:space="preserve">与带竖线的 grep 模式进表格单元），首轮报（</w:t>
+      </w:r>
+      <w:r>
+        <w:rPr>
+          <w:rStyle w:val="VerbatimChar"/>
+        </w:rPr>
+        <w:t xml:space="preserve">_INTEGRATE_DONE</w:t>
       </w:r>
       <w:r>
         <w:t xml:space="preserve"> </w:t>
       </w:r>
       <w:r>
+        <w:t xml:space="preserve">丢 17、</w:t>
+      </w:r>
+      <w:r>
         <w:rPr>
           <w:rStyle w:val="VerbatimChar"/>
         </w:rPr>
-        <w:t xml:space="preserve">\|</w:t>
+        <w:t xml:space="preserve">改稿报告_合订本与总纲</w:t>
       </w:r>
       <w:r>
         <w:t xml:space="preserve"> </w:t>
       </w:r>
       <w:r>
-        <w:t xml:space="preserve">与带竖线的 grep 模式进表格单元）⇒ 首轮报 ❌（</w:t>
+        <w:t xml:space="preserve">丢 15），已按 §5.2 同一办法改成</w:t>
+      </w:r>
+      <w:r>
+        <w:t xml:space="preserve"> </w:t>
       </w:r>
       <w:r>
         <w:rPr>
           <w:rStyle w:val="VerbatimChar"/>
         </w:rPr>
-        <w:t xml:space="preserve">_INTEGRATE_DONE</w:t>
+        <w:t xml:space="preserve">-e</w:t>
       </w:r>
       <w:r>
         <w:t xml:space="preserve"> </w:t>
       </w:r>
       <w:r>
-        <w:t xml:space="preserve">丢 17、</w:t>
-      </w:r>
-      <w:r>
-        <w:rPr>
-          <w:rStyle w:val="VerbatimChar"/>
-        </w:rPr>
-        <w:t xml:space="preserve">改稿报告_合订本与总纲</w:t>
-      </w:r>
-      <w:r>
-        <w:t xml:space="preserve"> </w:t>
-      </w:r>
-      <w:r>
-        <w:t xml:space="preserve">丢 15）⇒ 已按 §5.2 同一办法改成</w:t>
-      </w:r>
-      <w:r>
-        <w:t xml:space="preserve"> </w:t>
-      </w:r>
-      <w:r>
-        <w:rPr>
-          <w:rStyle w:val="VerbatimChar"/>
-        </w:rPr>
-        <w:t xml:space="preserve">-e</w:t>
-      </w:r>
-      <w:r>
-        <w:t xml:space="preserve"> </w:t>
-      </w:r>
-      <w:r>
-        <w:t xml:space="preserve">形式与「／」列举 ⇒ 终轮全绿。★</w:t>
-      </w:r>
-      <w:r>
-        <w:t xml:space="preserve"> </w:t>
+        <w:t xml:space="preserve">形式与「／」列举，终轮全绿。</w:t>
       </w:r>
       <w:r>
         <w:rPr>
@@ -10602,7 +10271,7 @@
         <w:pStyle w:val="Heading2"/>
       </w:pPr>
       <w:r>
-        <w:t xml:space="preserve">★★ 6 · 【核心产出】「旧措辞 → 新措辞」对照表</w:t>
+        <w:t xml:space="preserve">6 · 【核心产出】「旧措辞 → 新措辞」对照表</w:t>
       </w:r>
     </w:p>
     <w:p>
@@ -10610,7 +10279,7 @@
         <w:pStyle w:val="BlockText"/>
       </w:pPr>
       <w:r>
-        <w:t xml:space="preserve">★ 这是本任务最重要的产出。</w:t>
+        <w:t xml:space="preserve">这是本任务最重要的产出。</w:t>
       </w:r>
       <w:r>
         <w:rPr>
@@ -10860,7 +10529,7 @@
               <w:t xml:space="preserve">未检出相对直调臂的差异</w:t>
             </w:r>
             <w:r>
-              <w:t xml:space="preserve">」｜★</w:t>
+              <w:t xml:space="preserve">」｜</w:t>
             </w:r>
             <w:r>
               <w:t xml:space="preserve"> </w:t>
@@ -10919,7 +10588,7 @@
               <w:t xml:space="preserve">不共享任何指标</w:t>
             </w:r>
             <w:r>
-              <w:t xml:space="preserve">）｜★</w:t>
+              <w:t xml:space="preserve">）｜</w:t>
             </w:r>
             <w:r>
               <w:t xml:space="preserve"> </w:t>
@@ -11079,17 +10748,17 @@
               <w:t xml:space="preserve">＋</w:t>
             </w:r>
             <w:r>
-              <w:t xml:space="preserve">「⚠️</w:t>
-            </w:r>
-            <w:r>
-              <w:t xml:space="preserve"> </w:t>
-            </w:r>
-            <w:r>
-              <w:rPr>
-                <w:bCs/>
-                <w:b/>
-              </w:rPr>
-              <w:t xml:space="preserve">两个 95%CI 均含 1 ⇒ 数据并未证明增长率低于线性增长</w:t>
+              <w:t xml:space="preserve">「</w:t>
+            </w:r>
+            <w:r>
+              <w:t xml:space="preserve"> </w:t>
+            </w:r>
+            <w:r>
+              <w:rPr>
+                <w:bCs/>
+                <w:b/>
+              </w:rPr>
+              <w:t xml:space="preserve">两个 95%CI 均含 1，数据并未证明增长率低于线性增长</w:t>
             </w:r>
             <w:r>
               <w:t xml:space="preserve">（α 是</w:t>
@@ -11126,7 +10795,7 @@
               <w:jc w:val="left"/>
             </w:pPr>
             <w:r>
-              <w:t xml:space="preserve">CI 含 1 ⇒ 点估计不能当增长律</w:t>
+              <w:t xml:space="preserve">CI 含 1，点估计不能当增长律</w:t>
             </w:r>
           </w:p>
         </w:tc>
@@ -11225,17 +10894,17 @@
               <w:t xml:space="preserve">＋</w:t>
             </w:r>
             <w:r>
-              <w:t xml:space="preserve">「⚠️</w:t>
-            </w:r>
-            <w:r>
-              <w:t xml:space="preserve"> </w:t>
-            </w:r>
-            <w:r>
-              <w:rPr>
-                <w:bCs/>
-                <w:b/>
-              </w:rPr>
-              <w:t xml:space="preserve">α 的估计实现与机读数据未随本稿归档 ⇒ 本文两批 α 第三方不可独立复算</w:t>
+              <w:t xml:space="preserve">「</w:t>
+            </w:r>
+            <w:r>
+              <w:t xml:space="preserve"> </w:t>
+            </w:r>
+            <w:r>
+              <w:rPr>
+                <w:bCs/>
+                <w:b/>
+              </w:rPr>
+              <w:t xml:space="preserve">α 的估计实现与机读数据未随本稿归档，本文两批 α 第三方不可独立复算</w:t>
             </w:r>
             <w:r>
               <w:t xml:space="preserve">」</w:t>
@@ -11262,7 +10931,7 @@
               <w:jc w:val="left"/>
             </w:pPr>
             <w:r>
-              <w:t xml:space="preserve">第三方不可复算 ⇒ 结论强度须降</w:t>
+              <w:t xml:space="preserve">第三方不可复算，结论强度须降</w:t>
             </w:r>
           </w:p>
         </w:tc>
@@ -11356,7 +11025,7 @@
               <w:t xml:space="preserve">＋</w:t>
             </w:r>
             <w:r>
-              <w:t xml:space="preserve">「⚠️</w:t>
+              <w:t xml:space="preserve">「</w:t>
             </w:r>
             <w:r>
               <w:t xml:space="preserve"> </w:t>
@@ -11389,23 +11058,7 @@
               <w:t xml:space="preserve">未做正负对照验证</w:t>
             </w:r>
             <w:r>
-              <w:t xml:space="preserve"> </w:t>
-            </w:r>
-            <w:r>
-              <w:t xml:space="preserve">⇒</w:t>
-            </w:r>
-            <w:r>
-              <w:t xml:space="preserve"> </w:t>
-            </w:r>
-            <w:r>
-              <w:rPr>
-                <w:bCs/>
-                <w:b/>
-              </w:rPr>
-              <w:t xml:space="preserve">不能单独支持「没有产生新维度」</w:t>
-            </w:r>
-            <w:r>
-              <w:t xml:space="preserve">」</w:t>
+              <w:t xml:space="preserve">不能单独支持「没有产生新维度」**」</w:t>
             </w:r>
           </w:p>
         </w:tc>
@@ -11429,7 +11082,7 @@
               <w:jc w:val="left"/>
             </w:pPr>
             <w:r>
-              <w:t xml:space="preserve">三步循环 ⇒ 该指标不能单独承重</w:t>
+              <w:t xml:space="preserve">三步循环，该指标不能单独承重</w:t>
             </w:r>
           </w:p>
         </w:tc>
@@ -11655,10 +11308,7 @@
               <w:t xml:space="preserve">不能排除</w:t>
             </w:r>
             <w:r>
-              <w:t xml:space="preserve">）」｜「（α 点估计 ≈ 0.89–0.94，⚠️</w:t>
-            </w:r>
-            <w:r>
-              <w:t xml:space="preserve"> </w:t>
+              <w:t xml:space="preserve">）」｜「（α 点估计 ≈ 0.89–0.94，</w:t>
             </w:r>
             <w:r>
               <w:rPr>
@@ -11785,7 +11435,7 @@
               <w:jc w:val="left"/>
             </w:pPr>
             <w:r>
-              <w:t xml:space="preserve">合订本 §2.1② 新增：「✖</w:t>
+              <w:t xml:space="preserve">合订本 §2.1② 新增：「</w:t>
             </w:r>
             <w:r>
               <w:t xml:space="preserve"> </w:t>
@@ -11821,10 +11471,7 @@
               <w:t xml:space="preserve">功效不足的不可分辨</w:t>
             </w:r>
             <w:r>
-              <w:t xml:space="preserve">；本批检出力不足以排除中等以下的效应（§1.3 检出力地板：θ₀ = 1.33 个题内 rep σ；L1 §5.3.1）⇒ ★</w:t>
-            </w:r>
-            <w:r>
-              <w:t xml:space="preserve"> </w:t>
+              <w:t xml:space="preserve">；本批检出力不足以排除中等以下的效应（§1.3 检出力地板：θ₀ = 1.33 个题内 rep σ；L1 §5.3.1），</w:t>
             </w:r>
             <w:r>
               <w:rPr>
@@ -11936,7 +11583,7 @@
               <w:jc w:val="left"/>
             </w:pPr>
             <w:r>
-              <w:t xml:space="preserve">§4 新增第 9 条：「★★</w:t>
+              <w:t xml:space="preserve">§4 新增第 9 条：「</w:t>
             </w:r>
             <w:r>
               <w:t xml:space="preserve"> </w:t>
@@ -11959,36 +11606,17 @@
               <w:t xml:space="preserve">必须先给检出力地板与 MES 声明</w:t>
             </w:r>
             <w:r>
-              <w:t xml:space="preserve"> </w:t>
-            </w:r>
-            <w:r>
-              <w:t xml:space="preserve">⇒ ★</w:t>
-            </w:r>
-            <w:r>
-              <w:t xml:space="preserve"> </w:t>
-            </w:r>
-            <w:r>
-              <w:rPr>
-                <w:bCs/>
-                <w:b/>
-              </w:rPr>
               <w:t xml:space="preserve">唯一合法的表述是</w:t>
             </w:r>
             <w:r>
-              <w:t xml:space="preserve">：「在本批测量下未检出差异；本批检出力不足以排除中等以下的效应」⇒ ⇒ ★</w:t>
-            </w:r>
-            <w:r>
-              <w:t xml:space="preserve"> </w:t>
-            </w:r>
-            <w:r>
-              <w:rPr>
-                <w:bCs/>
-                <w:b/>
-              </w:rPr>
-              <w:t xml:space="preserve">"无效/等效/已证明"一律视为越界</w:t>
-            </w:r>
-            <w:r>
-              <w:t xml:space="preserve">」</w:t>
+              <w:rPr>
+                <w:bCs/>
+                <w:b/>
+              </w:rPr>
+              <w:t xml:space="preserve">：「在本批测量下未检出差异；本批检出力不足以排除中等以下的效应」，</w:t>
+            </w:r>
+            <w:r>
+              <w:t xml:space="preserve">"无效/等效/已证明"一律视为越界**」</w:t>
             </w:r>
           </w:p>
         </w:tc>
@@ -12019,7 +11647,7 @@
                 <w:bCs/>
                 <w:b/>
               </w:rPr>
-              <w:t xml:space="preserve">常设纪律</w:t>
+              <w:t xml:space="preserve">常设要求</w:t>
             </w:r>
           </w:p>
         </w:tc>
@@ -12090,7 +11718,7 @@
               <w:jc w:val="left"/>
             </w:pPr>
             <w:r>
-              <w:t xml:space="preserve">§4 新增第 10 条：「★★</w:t>
+              <w:t xml:space="preserve">§4 新增第 10 条：「</w:t>
             </w:r>
             <w:r>
               <w:t xml:space="preserve"> </w:t>
@@ -12126,10 +11754,7 @@
               <w:t xml:space="preserve"> </w:t>
             </w:r>
             <w:r>
-              <w:t xml:space="preserve">⇒ ⇒ 例 ① L1 判决表第 1/2 行 vs 第 3 行；例 ② C 篇十三类三档；例 ③ 四篇强度逐篇不同 ⇒ ⇒ ★</w:t>
-            </w:r>
-            <w:r>
-              <w:t xml:space="preserve"> </w:t>
+              <w:t xml:space="preserve">例 ① L1 判决表第 1/2 行 vs 第 3 行；例 ② C 篇十三类三档；例 ③ 四篇强度逐篇不同，</w:t>
             </w:r>
             <w:r>
               <w:rPr>
@@ -12288,7 +11913,7 @@
               <w:t xml:space="preserve">2.65</w:t>
             </w:r>
             <w:r>
-              <w:t xml:space="preserve">）高于本轮所测工作流臂（dual_select</w:t>
+              <w:t xml:space="preserve">）高于这一轮所测工作流臂（dual_select</w:t>
             </w:r>
             <w:r>
               <w:t xml:space="preserve"> </w:t>
@@ -12314,23 +11939,17 @@
               <w:t xml:space="preserve">1.36</w:t>
             </w:r>
             <w:r>
-              <w:t xml:space="preserve">）⇒ ⚠️</w:t>
-            </w:r>
-            <w:r>
-              <w:t xml:space="preserve"> </w:t>
-            </w:r>
-            <w:r>
-              <w:rPr>
-                <w:bCs/>
-                <w:b/>
-              </w:rPr>
-              <w:t xml:space="preserve">净增益口径未完成（未算『丢失』侧）⇒ 这不是"架构层净收益为负"的一般结论</w:t>
-            </w:r>
-            <w:r>
-              <w:t xml:space="preserve">；⚠️</w:t>
-            </w:r>
-            <w:r>
-              <w:t xml:space="preserve"> </w:t>
+              <w:t xml:space="preserve">），</w:t>
+            </w:r>
+            <w:r>
+              <w:rPr>
+                <w:bCs/>
+                <w:b/>
+              </w:rPr>
+              <w:t xml:space="preserve">净增益口径未完成（未算『丢失』侧），这不是"架构层净收益为负"的一般结论</w:t>
+            </w:r>
+            <w:r>
+              <w:t xml:space="preserve">；</w:t>
             </w:r>
             <w:r>
               <w:rPr>
@@ -12455,7 +12074,7 @@
               <w:jc w:val="left"/>
             </w:pPr>
             <w:r>
-              <w:t xml:space="preserve">§2.2② 新增：「✖</w:t>
+              <w:t xml:space="preserve">§2.2② 新增：「</w:t>
             </w:r>
             <w:r>
               <w:t xml:space="preserve"> </w:t>
@@ -12481,7 +12100,7 @@
               <w:t xml:space="preserve"> </w:t>
             </w:r>
             <w:r>
-              <w:t xml:space="preserve">—— ★</w:t>
+              <w:t xml:space="preserve">——</w:t>
             </w:r>
             <w:r>
               <w:t xml:space="preserve"> </w:t>
@@ -12494,61 +12113,39 @@
               <w:t xml:space="preserve">净增益口径未完成（本批只测了『新增』侧、未算『丢失』侧）</w:t>
             </w:r>
             <w:r>
-              <w:t xml:space="preserve"> </w:t>
-            </w:r>
-            <w:r>
-              <w:t xml:space="preserve">⇒ ★</w:t>
-            </w:r>
-            <w:r>
-              <w:t xml:space="preserve"> </w:t>
-            </w:r>
-            <w:r>
-              <w:rPr>
-                <w:bCs/>
-                <w:b/>
-              </w:rPr>
               <w:t xml:space="preserve">这不是"架构层净收益为负"的一般结论</w:t>
             </w:r>
             <w:r>
+              <w:rPr>
+                <w:bCs/>
+                <w:b/>
+              </w:rPr>
               <w:t xml:space="preserve">；且 §5 R2 / R3 / R4 的 dual 臂数字</w:t>
             </w:r>
             <w:r>
-              <w:rPr>
-                <w:bCs/>
-                <w:b/>
-              </w:rPr>
-              <w:t xml:space="preserve">未按 4 支口径重算</w:t>
-            </w:r>
-            <w:r>
-              <w:t xml:space="preserve">」</w:t>
-            </w:r>
-          </w:p>
-        </w:tc>
-        <w:tc>
-          <w:tcPr/>
-          <w:p>
-            <w:pPr>
-              <w:pStyle w:val="Compact"/>
-              <w:jc w:val="left"/>
-            </w:pPr>
-            <w:r>
-              <w:t xml:space="preserve">★ 任务书明令 + G5</w:t>
-            </w:r>
-          </w:p>
-        </w:tc>
-        <w:tc>
-          <w:tcPr/>
-          <w:p>
-            <w:pPr>
-              <w:pStyle w:val="Compact"/>
-              <w:jc w:val="left"/>
-            </w:pPr>
-            <w:r>
-              <w:t xml:space="preserve">★</w:t>
-            </w:r>
-            <w:r>
-              <w:t xml:space="preserve"> </w:t>
-            </w:r>
+              <w:t xml:space="preserve">未按 4 支口径重算**」</w:t>
+            </w:r>
+          </w:p>
+        </w:tc>
+        <w:tc>
+          <w:tcPr/>
+          <w:p>
+            <w:pPr>
+              <w:pStyle w:val="Compact"/>
+              <w:jc w:val="left"/>
+            </w:pPr>
+            <w:r>
+              <w:t xml:space="preserve">任务书明令 + G5</w:t>
+            </w:r>
+          </w:p>
+        </w:tc>
+        <w:tc>
+          <w:tcPr/>
+          <w:p>
+            <w:pPr>
+              <w:pStyle w:val="Compact"/>
+              <w:jc w:val="left"/>
+            </w:pPr>
             <w:r>
               <w:rPr>
                 <w:bCs/>
@@ -12628,17 +12225,17 @@
               <w:jc w:val="left"/>
             </w:pPr>
             <w:r>
-              <w:t xml:space="preserve">追加「★</w:t>
-            </w:r>
-            <w:r>
-              <w:t xml:space="preserve"> </w:t>
-            </w:r>
-            <w:r>
-              <w:rPr>
-                <w:bCs/>
-                <w:b/>
-              </w:rPr>
-              <w:t xml:space="preserve">口径限定（★ 与 A 篇 §5.9 / 摘要第 1 段同调，★ 不可省略）</w:t>
+              <w:t xml:space="preserve">追加「</w:t>
+            </w:r>
+            <w:r>
+              <w:t xml:space="preserve"> </w:t>
+            </w:r>
+            <w:r>
+              <w:rPr>
+                <w:bCs/>
+                <w:b/>
+              </w:rPr>
+              <w:t xml:space="preserve">口径限定（与 A 篇 §5.9 / 摘要第 1 段同调，不可省略）</w:t>
             </w:r>
             <w:r>
               <w:t xml:space="preserve">」四条（净增益口径未完成 / dual 臂未按 4 支重算 / 只测 prompt 级 /</w:t>
@@ -12664,10 +12261,7 @@
               <w:t xml:space="preserve">无效</w:t>
             </w:r>
             <w:r>
-              <w:t xml:space="preserve">"这一措辞 ⇒</w:t>
-            </w:r>
-            <w:r>
-              <w:t xml:space="preserve"> </w:t>
+              <w:t xml:space="preserve">"这一措辞，</w:t>
             </w:r>
             <w:r>
               <w:rPr>
@@ -12711,7 +12305,7 @@
               <w:t xml:space="preserve">单独</w:t>
             </w:r>
             <w:r>
-              <w:t xml:space="preserve">搬过来 ⇒ 限定被丢了</w:t>
+              <w:t xml:space="preserve">搬过来，限定被丢了</w:t>
             </w:r>
           </w:p>
         </w:tc>
@@ -12782,17 +12376,17 @@
               <w:jc w:val="left"/>
             </w:pPr>
             <w:r>
-              <w:t xml:space="preserve">追加「★</w:t>
-            </w:r>
-            <w:r>
-              <w:t xml:space="preserve"> </w:t>
-            </w:r>
-            <w:r>
-              <w:rPr>
-                <w:bCs/>
-                <w:b/>
-              </w:rPr>
-              <w:t xml:space="preserve">限定 3（口径，★ 2026-10-24 外部审稿后补）</w:t>
+              <w:t xml:space="preserve">追加「</w:t>
+            </w:r>
+            <w:r>
+              <w:t xml:space="preserve"> </w:t>
+            </w:r>
+            <w:r>
+              <w:rPr>
+                <w:bCs/>
+                <w:b/>
+              </w:rPr>
+              <w:t xml:space="preserve">限定 3（口径， 2026-10-24 外部审稿后补）</w:t>
             </w:r>
             <w:r>
               <w:t xml:space="preserve">：…</w:t>
@@ -12815,23 +12409,7 @@
               <w:t xml:space="preserve">未按 4 支口径重算</w:t>
             </w:r>
             <w:r>
-              <w:t xml:space="preserve"> </w:t>
-            </w:r>
-            <w:r>
-              <w:t xml:space="preserve">⇒ ★</w:t>
-            </w:r>
-            <w:r>
-              <w:t xml:space="preserve"> </w:t>
-            </w:r>
-            <w:r>
-              <w:rPr>
-                <w:bCs/>
-                <w:b/>
-              </w:rPr>
-              <w:t xml:space="preserve">这不等于"架构层净收益为负"的一般结论</w:t>
-            </w:r>
-            <w:r>
-              <w:t xml:space="preserve">」</w:t>
+              <w:t xml:space="preserve">这不等于"架构层净收益为负"的一般结论**」</w:t>
             </w:r>
           </w:p>
         </w:tc>
@@ -12926,30 +12504,24 @@
               <w:jc w:val="left"/>
             </w:pPr>
             <w:r>
-              <w:t xml:space="preserve">同行追加「⇒ ⇒ ★</w:t>
-            </w:r>
-            <w:r>
-              <w:t xml:space="preserve"> </w:t>
-            </w:r>
-            <w:r>
-              <w:rPr>
-                <w:bCs/>
-                <w:b/>
-              </w:rPr>
-              <w:t xml:space="preserve">口径限定（A 篇 §5.9，★ 引用时不可省略）</w:t>
-            </w:r>
-            <w:r>
-              <w:t xml:space="preserve">：…净增益口径未完成…R2/R3/R4 的 dual 臂数字未按 4 支口径重算；★</w:t>
-            </w:r>
-            <w:r>
-              <w:t xml:space="preserve"> </w:t>
-            </w:r>
-            <w:r>
-              <w:rPr>
-                <w:bCs/>
-                <w:b/>
-              </w:rPr>
-              <w:t xml:space="preserve">本文只测了 prompt 级，交互结构级未测 ⇒ 不得被读成"多 Agent 架构整体无效"</w:t>
+              <w:t xml:space="preserve">同行追加「，</w:t>
+            </w:r>
+            <w:r>
+              <w:rPr>
+                <w:bCs/>
+                <w:b/>
+              </w:rPr>
+              <w:t xml:space="preserve">口径限定（A 篇 §5.9，引用时不可省略）</w:t>
+            </w:r>
+            <w:r>
+              <w:t xml:space="preserve">：…净增益口径未完成…R2/R3/R4 的 dual 臂数字未按 4 支口径重算；</w:t>
+            </w:r>
+            <w:r>
+              <w:rPr>
+                <w:bCs/>
+                <w:b/>
+              </w:rPr>
+              <w:t xml:space="preserve">本文只测了 prompt 级，交互结构级未测，不得被读成"多 Agent 架构整体无效"</w:t>
             </w:r>
             <w:r>
               <w:t xml:space="preserve">」</w:t>
@@ -13076,17 +12648,14 @@
               <w:jc w:val="left"/>
             </w:pPr>
             <w:r>
-              <w:t xml:space="preserve">「（★</w:t>
-            </w:r>
-            <w:r>
-              <w:t xml:space="preserve"> </w:t>
-            </w:r>
-            <w:r>
-              <w:rPr>
-                <w:bCs/>
-                <w:b/>
-              </w:rPr>
-              <w:t xml:space="preserve">三次确认均在同一研究簇内、同一套仪器上 ⇒ 不构成外部独立复现</w:t>
+              <w:t xml:space="preserve">「（</w:t>
+            </w:r>
+            <w:r>
+              <w:rPr>
+                <w:bCs/>
+                <w:b/>
+              </w:rPr>
+              <w:t xml:space="preserve">三次确认均在同一研究簇内、同一套仪器上，不构成外部独立复现</w:t>
             </w:r>
             <w:r>
               <w:t xml:space="preserve">）」</w:t>
@@ -13241,10 +12810,7 @@
               <w:t xml:space="preserve">9/9 完全打平</w:t>
             </w:r>
             <w:r>
-              <w:t xml:space="preserve">，gap 均值 0.0，align 均为 0.3148，n=9）⇒</w:t>
-            </w:r>
-            <w:r>
-              <w:t xml:space="preserve"> </w:t>
+              <w:t xml:space="preserve">，gap 均值 0.0，align 均为 0.3148，n=9），</w:t>
             </w:r>
             <w:r>
               <w:rPr>
@@ -13254,23 +12820,20 @@
               <w:t xml:space="preserve">零区分 / 未检出</w:t>
             </w:r>
             <w:r>
-              <w:t xml:space="preserve">；⚠️</w:t>
-            </w:r>
-            <w:r>
-              <w:t xml:space="preserve"> </w:t>
-            </w:r>
-            <w:r>
-              <w:rPr>
-                <w:bCs/>
-                <w:b/>
-              </w:rPr>
-              <w:t xml:space="preserve">本批未预注册最小实际效应量（MES）⇒ 不能排除中小效应的存在</w:t>
-            </w:r>
-            <w:r>
-              <w:t xml:space="preserve"> </w:t>
-            </w:r>
-            <w:r>
-              <w:t xml:space="preserve">⇒ 正确表述是"零区分 / 未检出"，</w:t>
+              <w:t xml:space="preserve">；</w:t>
+            </w:r>
+            <w:r>
+              <w:rPr>
+                <w:bCs/>
+                <w:b/>
+              </w:rPr>
+              <w:t xml:space="preserve">本批未预注册最小实际效应量（MES），不能排除中小效应的存在</w:t>
+            </w:r>
+            <w:r>
+              <w:t xml:space="preserve"> </w:t>
+            </w:r>
+            <w:r>
+              <w:t xml:space="preserve">正确表述是"零区分 / 未检出"，</w:t>
             </w:r>
             <w:r>
               <w:rPr>
@@ -13428,7 +12991,7 @@
               <w:t xml:space="preserve">9 倍</w:t>
             </w:r>
             <w:r>
-              <w:t xml:space="preserve">；⚠️ 恒真风险 ⇒ 只支持"状态能改变候选"）／</w:t>
+              <w:t xml:space="preserve">；恒真风险，只支持"状态能改变候选"）／</w:t>
             </w:r>
             <w:r>
               <w:rPr>
@@ -13438,10 +13001,7 @@
               <w:t xml:space="preserve">状态化打分未检出优于通用打分的证据</w:t>
             </w:r>
             <w:r>
-              <w:t xml:space="preserve">（9/9 打平）⇒</w:t>
-            </w:r>
-            <w:r>
-              <w:t xml:space="preserve"> </w:t>
+              <w:t xml:space="preserve">（9/9 打平），</w:t>
             </w:r>
             <w:r>
               <w:rPr>
@@ -13451,10 +13011,7 @@
               <w:t xml:space="preserve">零区分 / 未检出</w:t>
             </w:r>
             <w:r>
-              <w:t xml:space="preserve">；⚠️</w:t>
-            </w:r>
-            <w:r>
-              <w:t xml:space="preserve"> </w:t>
+              <w:t xml:space="preserve">；</w:t>
             </w:r>
             <w:r>
               <w:rPr>
@@ -13547,7 +13104,7 @@
               <w:jc w:val="left"/>
             </w:pPr>
             <w:r>
-              <w:t xml:space="preserve">「✖ 「</w:t>
+              <w:t xml:space="preserve">「 「</w:t>
             </w:r>
             <w:r>
               <w:rPr>
@@ -13589,7 +13146,7 @@
               <w:jc w:val="left"/>
             </w:pPr>
             <w:r>
-              <w:t xml:space="preserve">「✖</w:t>
+              <w:t xml:space="preserve">「</w:t>
             </w:r>
             <w:r>
               <w:t xml:space="preserve"> </w:t>
@@ -13645,46 +13202,27 @@
               <w:t xml:space="preserve">零区分 / 未检出</w:t>
             </w:r>
             <w:r>
-              <w:t xml:space="preserve">」；⚠️</w:t>
-            </w:r>
-            <w:r>
-              <w:t xml:space="preserve"> </w:t>
-            </w:r>
-            <w:r>
-              <w:rPr>
-                <w:bCs/>
-                <w:b/>
-              </w:rPr>
-              <w:t xml:space="preserve">本批未预注册 MES ⇒ 不能排除中小效应的存在</w:t>
-            </w:r>
-            <w:r>
-              <w:t xml:space="preserve"> </w:t>
-            </w:r>
-            <w:r>
-              <w:t xml:space="preserve">⇒ ★</w:t>
-            </w:r>
-            <w:r>
-              <w:t xml:space="preserve"> </w:t>
-            </w:r>
-            <w:r>
-              <w:rPr>
-                <w:bCs/>
-                <w:b/>
-              </w:rPr>
+              <w:t xml:space="preserve">」；</w:t>
+            </w:r>
+            <w:r>
+              <w:rPr>
+                <w:bCs/>
+                <w:b/>
+              </w:rPr>
+              <w:t xml:space="preserve">本批未预注册 MES，不能排除中小效应的存在</w:t>
+            </w:r>
+            <w:r>
               <w:t xml:space="preserve">"状态驱动这条路无效"同样不成立</w:t>
             </w:r>
             <w:r>
+              <w:rPr>
+                <w:bCs/>
+                <w:b/>
+              </w:rPr>
               <w:t xml:space="preserve">」＋新增一条（§6.2–§6.5 的三项结果</w:t>
             </w:r>
             <w:r>
-              <w:rPr>
-                <w:bCs/>
-                <w:b/>
-              </w:rPr>
-              <w:t xml:space="preserve">首先表明</w:t>
-            </w:r>
-            <w:r>
-              <w:t xml:space="preserve">的是构念未对齐）</w:t>
+              <w:t xml:space="preserve">首先表明**的是构念未对齐）</w:t>
             </w:r>
           </w:p>
         </w:tc>
@@ -13789,7 +13327,7 @@
               <w:jc w:val="left"/>
             </w:pPr>
             <w:r>
-              <w:t xml:space="preserve">「★</w:t>
+              <w:t xml:space="preserve">「</w:t>
             </w:r>
             <w:r>
               <w:t xml:space="preserve"> </w:t>
@@ -13802,10 +13340,7 @@
               <w:t xml:space="preserve">在当前条件下，状态化选择要么未检出效果、要么读数接近恒真</w:t>
             </w:r>
             <w:r>
-              <w:t xml:space="preserve">；★</w:t>
-            </w:r>
-            <w:r>
-              <w:t xml:space="preserve"> </w:t>
+              <w:t xml:space="preserve">；</w:t>
             </w:r>
             <w:r>
               <w:rPr>
@@ -13815,10 +13350,7 @@
               <w:t xml:space="preserve">本文的证据只覆盖这两条路在本批配置下的表现，不构成一般性定理</w:t>
             </w:r>
             <w:r>
-              <w:t xml:space="preserve">（D 篇 §6.7.7.1）⇒ ★</w:t>
-            </w:r>
-            <w:r>
-              <w:t xml:space="preserve"> </w:t>
+              <w:t xml:space="preserve">（D 篇 §6.7.7.1），</w:t>
             </w:r>
             <w:r>
               <w:rPr>
@@ -13951,7 +13483,7 @@
               <w:jc w:val="left"/>
             </w:pPr>
             <w:r>
-              <w:t xml:space="preserve">追加「（★ 外部只读审计是</w:t>
+              <w:t xml:space="preserve">追加「（外部只读审计是</w:t>
             </w:r>
             <w:r>
               <w:rPr>
@@ -13971,33 +13503,17 @@
               <w:t xml:space="preserve">互补</w:t>
             </w:r>
             <w:r>
-              <w:t xml:space="preserve"> </w:t>
-            </w:r>
-            <w:r>
-              <w:t xml:space="preserve">⇒ ★</w:t>
-            </w:r>
-            <w:r>
-              <w:t xml:space="preserve"> </w:t>
-            </w:r>
-            <w:r>
-              <w:rPr>
-                <w:bCs/>
-                <w:b/>
-              </w:rPr>
               <w:t xml:space="preserve">本文不主张它是唯一有效的系统性防线</w:t>
             </w:r>
             <w:r>
+              <w:rPr>
+                <w:bCs/>
+                <w:b/>
+              </w:rPr>
               <w:t xml:space="preserve">，也</w:t>
             </w:r>
             <w:r>
-              <w:rPr>
-                <w:bCs/>
-                <w:b/>
-              </w:rPr>
-              <w:t xml:space="preserve">尚未</w:t>
-            </w:r>
-            <w:r>
-              <w:t xml:space="preserve">证明它优于或能替代这些手段）」</w:t>
+              <w:t xml:space="preserve">尚未**证明它优于或能替代这些手段）」</w:t>
             </w:r>
           </w:p>
         </w:tc>
@@ -14095,7 +13611,7 @@
               <w:jc w:val="left"/>
             </w:pPr>
             <w:r>
-              <w:t xml:space="preserve">§2.3② 新增：「✖</w:t>
+              <w:t xml:space="preserve">§2.3② 新增：「</w:t>
             </w:r>
             <w:r>
               <w:t xml:space="preserve"> </w:t>
@@ -14118,7 +13634,7 @@
               <w:t xml:space="preserve">唯一系统性地挡住</w:t>
             </w:r>
             <w:r>
-              <w:t xml:space="preserve">这类失效的防线」—— ★</w:t>
+              <w:t xml:space="preserve">这类失效的防线」——</w:t>
             </w:r>
             <w:r>
               <w:t xml:space="preserve"> </w:t>
@@ -14358,7 +13874,7 @@
               <w:jc w:val="left"/>
             </w:pPr>
             <w:r>
-              <w:t xml:space="preserve">「★</w:t>
+              <w:t xml:space="preserve">「</w:t>
             </w:r>
             <w:r>
               <w:t xml:space="preserve"> </w:t>
@@ -14383,7 +13899,7 @@
               <w:jc w:val="left"/>
             </w:pPr>
             <w:r>
-              <w:t xml:space="preserve">「★</w:t>
+              <w:t xml:space="preserve">「</w:t>
             </w:r>
             <w:r>
               <w:t xml:space="preserve"> </w:t>
@@ -14406,7 +13922,7 @@
               <w:t xml:space="preserve">」</w:t>
             </w:r>
             <w:r>
-              <w:t xml:space="preserve">＋追加「★</w:t>
+              <w:t xml:space="preserve">＋追加「</w:t>
             </w:r>
             <w:r>
               <w:t xml:space="preserve"> </w:t>
@@ -14429,23 +13945,7 @@
               <w:t xml:space="preserve">三档证据等级</w:t>
             </w:r>
             <w:r>
-              <w:t xml:space="preserve"> </w:t>
-            </w:r>
-            <w:r>
-              <w:t xml:space="preserve">⇒</w:t>
-            </w:r>
-            <w:r>
-              <w:t xml:space="preserve"> </w:t>
-            </w:r>
-            <w:r>
-              <w:rPr>
-                <w:bCs/>
-                <w:b/>
-              </w:rPr>
-              <w:t xml:space="preserve">不构成"十三类均已验证"</w:t>
-            </w:r>
-            <w:r>
-              <w:t xml:space="preserve">」</w:t>
+              <w:t xml:space="preserve">不构成"十三类均已验证"**」</w:t>
             </w:r>
           </w:p>
         </w:tc>
@@ -14609,10 +14109,7 @@
               <w:t xml:space="preserve">各自的对策与其当前落地状态</w:t>
             </w:r>
             <w:r>
-              <w:t xml:space="preserve">。★</w:t>
-            </w:r>
-            <w:r>
-              <w:t xml:space="preserve"> </w:t>
+              <w:t xml:space="preserve">。</w:t>
             </w:r>
             <w:r>
               <w:rPr>
@@ -14732,32 +14229,19 @@
               <w:jc w:val="left"/>
             </w:pPr>
             <w:r>
-              <w:t xml:space="preserve">「★</w:t>
-            </w:r>
-            <w:r>
-              <w:t xml:space="preserve"> </w:t>
-            </w:r>
-            <w:r>
-              <w:rPr>
-                <w:bCs/>
-                <w:b/>
-              </w:rPr>
-              <w:t xml:space="preserve">⚠️ 那个 +2.69σ 的正面格由一个 198 字输出贡献 ⇒ 剔除后该格消失、题级效应 ↓86.6%（+0.3240 → +0.0435）⇒ 该正面读数【脆弱】，不作为效应存在的证据 ★</w:t>
-            </w:r>
-            <w:r>
-              <w:t xml:space="preserve">」</w:t>
-            </w:r>
-          </w:p>
-        </w:tc>
-        <w:tc>
-          <w:tcPr/>
-          <w:p>
-            <w:pPr>
-              <w:pStyle w:val="Compact"/>
-              <w:jc w:val="left"/>
-            </w:pPr>
-            <w:r>
-              <w:t xml:space="preserve">「★</w:t>
+              <w:t xml:space="preserve">「 ** 那个 +2.69σ 的正面格由一个 198 字输出贡献，剔除后该格消失、题级效应 ↓86.6%（+0.3240 → +0.0435），该正面读数【脆弱】，不作为效应存在的证据 **」</w:t>
+            </w:r>
+          </w:p>
+        </w:tc>
+        <w:tc>
+          <w:tcPr/>
+          <w:p>
+            <w:pPr>
+              <w:pStyle w:val="Compact"/>
+              <w:jc w:val="left"/>
+            </w:pPr>
+            <w:r>
+              <w:t xml:space="preserve">「</w:t>
             </w:r>
             <w:r>
               <w:t xml:space="preserve"> </w:t>
@@ -14796,57 +14280,36 @@
               <w:t xml:space="preserve">0.10× 同位置基线</w:t>
             </w:r>
             <w:r>
-              <w:t xml:space="preserve"> </w:t>
-            </w:r>
-            <w:r>
-              <w:t xml:space="preserve">⇒</w:t>
-            </w:r>
-            <w:r>
-              <w:t xml:space="preserve"> </w:t>
-            </w:r>
-            <w:r>
-              <w:rPr>
-                <w:bCs/>
-                <w:b/>
-              </w:rPr>
               <w:t xml:space="preserve">不属内容依赖</w:t>
             </w:r>
             <w:r>
-              <w:t xml:space="preserve">）⇒</w:t>
-            </w:r>
-            <w:r>
-              <w:t xml:space="preserve"> </w:t>
-            </w:r>
-            <w:r>
-              <w:rPr>
-                <w:bCs/>
-                <w:b/>
-              </w:rPr>
+              <w:rPr>
+                <w:bCs/>
+                <w:b/>
+              </w:rPr>
+              <w:t xml:space="preserve">），</w:t>
+            </w:r>
+            <w:r>
               <w:t xml:space="preserve">不是脆弱格</w:t>
             </w:r>
             <w:r>
+              <w:rPr>
+                <w:bCs/>
+                <w:b/>
+              </w:rPr>
               <w:t xml:space="preserve">；但同对比另一题为</w:t>
             </w:r>
             <w:r>
-              <w:t xml:space="preserve"> </w:t>
-            </w:r>
-            <w:r>
-              <w:rPr>
-                <w:bCs/>
-                <w:b/>
-              </w:rPr>
+              <w:rPr>
+                <w:bCs/>
+                <w:b/>
+              </w:rPr>
+              <w:t xml:space="preserve"> </w:t>
+            </w:r>
+            <w:r>
               <w:t xml:space="preserve">−2.16σ</w:t>
             </w:r>
             <w:r>
-              <w:t xml:space="preserve"> </w:t>
-            </w:r>
-            <w:r>
-              <w:t xml:space="preserve">⇒</w:t>
-            </w:r>
-            <w:r>
-              <w:t xml:space="preserve"> </w:t>
-            </w:r>
-            <w:r>
               <w:rPr>
                 <w:bCs/>
                 <w:b/>
@@ -14854,26 +14317,7 @@
               <w:t xml:space="preserve">题级方向相反</w:t>
             </w:r>
             <w:r>
-              <w:t xml:space="preserve"> </w:t>
-            </w:r>
-            <w:r>
-              <w:t xml:space="preserve">⇒</w:t>
-            </w:r>
-            <w:r>
-              <w:t xml:space="preserve"> </w:t>
-            </w:r>
-            <w:r>
-              <w:rPr>
-                <w:bCs/>
-                <w:b/>
-              </w:rPr>
-              <w:t xml:space="preserve">三组单因子对比仍均判「不可分辨」</w:t>
-            </w:r>
-            <w:r>
-              <w:t xml:space="preserve"> </w:t>
-            </w:r>
-            <w:r>
-              <w:t xml:space="preserve">★」</w:t>
+              <w:t xml:space="preserve">三组单因子对比仍均判「不可分辨」**」</w:t>
             </w:r>
           </w:p>
         </w:tc>
@@ -14897,7 +14341,7 @@
               <w:jc w:val="left"/>
             </w:pPr>
             <w:r>
-              <w:t xml:space="preserve">★ 该归因</w:t>
+              <w:t xml:space="preserve">该归因</w:t>
             </w:r>
             <w:r>
               <w:rPr>
@@ -14973,7 +14417,7 @@
               <w:jc w:val="left"/>
             </w:pPr>
             <w:r>
-              <w:t xml:space="preserve">「★ 「有一个 +2.69σ 的大效应」是【</w:t>
+              <w:t xml:space="preserve">「 「有一个 +2.69σ 的大效应」是【</w:t>
             </w:r>
             <w:r>
               <w:rPr>
@@ -14993,19 +14437,19 @@
               <w:t xml:space="preserve">依赖那 1 个 198 字输出</w:t>
             </w:r>
             <w:r>
-              <w:t xml:space="preserve">）★」</w:t>
-            </w:r>
-          </w:p>
-        </w:tc>
-        <w:tc>
-          <w:tcPr/>
-          <w:p>
-            <w:pPr>
-              <w:pStyle w:val="Compact"/>
-              <w:jc w:val="left"/>
-            </w:pPr>
-            <w:r>
-              <w:t xml:space="preserve">「★ 而「有一个 +2.69σ 的大效应」</w:t>
+              <w:t xml:space="preserve">）」</w:t>
+            </w:r>
+          </w:p>
+        </w:tc>
+        <w:tc>
+          <w:tcPr/>
+          <w:p>
+            <w:pPr>
+              <w:pStyle w:val="Compact"/>
+              <w:jc w:val="left"/>
+            </w:pPr>
+            <w:r>
+              <w:t xml:space="preserve">「 而「有一个 +2.69σ 的大效应」</w:t>
             </w:r>
             <w:r>
               <w:rPr>
@@ -15028,26 +14472,7 @@
               <w:t xml:space="preserve">−2.16σ</w:t>
             </w:r>
             <w:r>
-              <w:t xml:space="preserve"> </w:t>
-            </w:r>
-            <w:r>
-              <w:t xml:space="preserve">⇒</w:t>
-            </w:r>
-            <w:r>
-              <w:t xml:space="preserve"> </w:t>
-            </w:r>
-            <w:r>
-              <w:rPr>
-                <w:bCs/>
-                <w:b/>
-              </w:rPr>
-              <w:t xml:space="preserve">题级方向相反</w:t>
-            </w:r>
-            <w:r>
-              <w:t xml:space="preserve"> </w:t>
-            </w:r>
-            <w:r>
-              <w:t xml:space="preserve">⇒ 单个格超门槛不构成效应存在的证据 ★」</w:t>
+              <w:t xml:space="preserve">题级方向相反** 单个格超门槛不构成效应存在的证据」</w:t>
             </w:r>
           </w:p>
         </w:tc>
@@ -15249,10 +14674,7 @@
               <w:jc w:val="left"/>
             </w:pPr>
             <w:r>
-              <w:t xml:space="preserve">「…⇒ ★</w:t>
-            </w:r>
-            <w:r>
-              <w:t xml:space="preserve"> </w:t>
+              <w:t xml:space="preserve">「…，</w:t>
             </w:r>
             <w:r>
               <w:rPr>
@@ -15265,7 +14687,7 @@
               <w:t xml:space="preserve"> </w:t>
             </w:r>
             <w:r>
-              <w:t xml:space="preserve">⇒ ★ 剔除后该格消失、题级效应 ↓86.6% ｜ ✔</w:t>
+              <w:t xml:space="preserve">剔除后该格消失、题级效应 ↓86.6% ｜</w:t>
             </w:r>
             <w:r>
               <w:t xml:space="preserve"> </w:t>
@@ -15303,7 +14725,7 @@
               <w:t xml:space="preserve">已撤回（2026-10-26 第二组自我更正）</w:t>
             </w:r>
             <w:r>
-              <w:t xml:space="preserve">；事实列写新口径（+0.5998(+2.67σ)；杠杆 0.00475 vs 0.04978 ⇒ 0.10× ⇒ 不属内容依赖）；处置列写</w:t>
+              <w:t xml:space="preserve">；事实列写新口径（+0.5998(+2.67σ)；杠杆 0.00475 vs 0.04978，0.10×，不属内容依赖）；处理列写</w:t>
             </w:r>
             <w:r>
               <w:rPr>
@@ -15313,10 +14735,7 @@
               <w:t xml:space="preserve">撤回原因 = 整组退出 vs 降级重算的实现口径差异</w:t>
             </w:r>
             <w:r>
-              <w:t xml:space="preserve">；★</w:t>
-            </w:r>
-            <w:r>
-              <w:t xml:space="preserve"> </w:t>
+              <w:t xml:space="preserve">；</w:t>
             </w:r>
             <w:r>
               <w:rPr>
@@ -15555,7 +14974,7 @@
               <w:t xml:space="preserve">追加</w:t>
             </w:r>
             <w:r>
-              <w:t xml:space="preserve">「⚠️ ⚠️ ★</w:t>
+              <w:t xml:space="preserve">「</w:t>
             </w:r>
             <w:r>
               <w:t xml:space="preserve"> </w:t>
@@ -15578,10 +14997,7 @@
               <w:t xml:space="preserve">新增</w:t>
             </w:r>
             <w:r>
-              <w:t xml:space="preserve">了标记…⇒ ★</w:t>
-            </w:r>
-            <w:r>
-              <w:t xml:space="preserve"> </w:t>
+              <w:t xml:space="preserve">了标记…，</w:t>
             </w:r>
             <w:r>
               <w:rPr>
@@ -15594,10 +15010,7 @@
               <w:t xml:space="preserve"> </w:t>
             </w:r>
             <w:r>
-              <w:t xml:space="preserve">⇒ ★ 引用时必须写明"基线值（2026-10-24）"；★</w:t>
-            </w:r>
-            <w:r>
-              <w:t xml:space="preserve"> </w:t>
+              <w:t xml:space="preserve">引用时必须写明"基线值（2026-10-24）"；</w:t>
             </w:r>
             <w:r>
               <w:rPr>
@@ -15607,7 +15020,7 @@
               <w:t xml:space="preserve">重算属"未做"事项</w:t>
             </w:r>
             <w:r>
-              <w:t xml:space="preserve">（本轮未做 ⇒ 不在此处填入新数）」</w:t>
+              <w:t xml:space="preserve">（这一轮未做，不在此处填入新数）」</w:t>
             </w:r>
           </w:p>
         </w:tc>
@@ -15631,7 +15044,7 @@
               <w:jc w:val="left"/>
             </w:pPr>
             <w:r>
-              <w:t xml:space="preserve">★ 不自行编新数（G1），只登记未做</w:t>
+              <w:t xml:space="preserve">不自行编新数（G1），只登记未做</w:t>
             </w:r>
           </w:p>
         </w:tc>
@@ -15852,13 +15265,13 @@
       </w:r>
     </w:p>
     <w:bookmarkEnd w:id="46"/>
-    <w:bookmarkStart w:id="47" w:name="越界措辞逐条完整句子-供-owner-复核"/>
+    <w:bookmarkStart w:id="47" w:name="越界措辞逐条完整句子供-owner-复核"/>
     <w:p>
       <w:pPr>
         <w:pStyle w:val="Heading2"/>
       </w:pPr>
       <w:r>
-        <w:t xml:space="preserve">7 · 越界措辞逐条完整句子（★ 供 owner 复核）</w:t>
+        <w:t xml:space="preserve">7 · 越界措辞逐条完整句子（供 owner 复核）</w:t>
       </w:r>
     </w:p>
     <w:p>
@@ -15872,13 +15285,7 @@
         <w:t xml:space="preserve">grep -n -E "已被实测为无效|架构层干预无效|可判定地不成立|唯一系统性地挡住" papers/09_*.md papers/00_*.md</w:t>
       </w:r>
       <w:r>
-        <w:t xml:space="preserve"> </w:t>
-      </w:r>
-      <w:r>
-        <w:t xml:space="preserve">⇒</w:t>
-      </w:r>
-      <w:r>
-        <w:t xml:space="preserve"> </w:t>
+        <w:t xml:space="preserve">，</w:t>
       </w:r>
       <w:r>
         <w:rPr>
@@ -16002,7 +15409,7 @@
               <w:jc w:val="left"/>
             </w:pPr>
             <w:r>
-              <w:t xml:space="preserve">「- ✖</w:t>
+              <w:t xml:space="preserve">「-</w:t>
             </w:r>
             <w:r>
               <w:t xml:space="preserve"> </w:t>
@@ -16038,10 +15445,7 @@
               <w:t xml:space="preserve">功效不足的不可分辨</w:t>
             </w:r>
             <w:r>
-              <w:t xml:space="preserve">；本批检出力不足以排除中等以下的效应（§1.3 检出力地板：θ₀ = 1.33 个题内 rep σ；L1 §5.3.1）⇒ ★</w:t>
-            </w:r>
-            <w:r>
-              <w:t xml:space="preserve"> </w:t>
+              <w:t xml:space="preserve">；本批检出力不足以排除中等以下的效应（§1.3 检出力地板：θ₀ = 1.33 个题内 rep σ；L1 §5.3.1），</w:t>
             </w:r>
             <w:r>
               <w:rPr>
@@ -16062,12 +15466,6 @@
               <w:pStyle w:val="Compact"/>
               <w:jc w:val="center"/>
             </w:pPr>
-            <w:r>
-              <w:t xml:space="preserve">✅</w:t>
-            </w:r>
-            <w:r>
-              <w:t xml:space="preserve"> </w:t>
-            </w:r>
             <w:r>
               <w:rPr>
                 <w:bCs/>
@@ -16123,7 +15521,7 @@
               <w:jc w:val="left"/>
             </w:pPr>
             <w:r>
-              <w:t xml:space="preserve">「- ✖</w:t>
+              <w:t xml:space="preserve">「-</w:t>
             </w:r>
             <w:r>
               <w:t xml:space="preserve"> </w:t>
@@ -16136,7 +15534,7 @@
               <w:t xml:space="preserve">不可</w:t>
             </w:r>
             <w:r>
-              <w:t xml:space="preserve">写成「外部只读审计是唯一系统性地挡住这类失效的防线」—— ★</w:t>
+              <w:t xml:space="preserve">写成「外部只读审计是唯一系统性地挡住这类失效的防线」——</w:t>
             </w:r>
             <w:r>
               <w:t xml:space="preserve"> </w:t>
@@ -16180,12 +15578,6 @@
               <w:pStyle w:val="Compact"/>
               <w:jc w:val="center"/>
             </w:pPr>
-            <w:r>
-              <w:t xml:space="preserve">✅</w:t>
-            </w:r>
-            <w:r>
-              <w:t xml:space="preserve"> </w:t>
-            </w:r>
             <w:r>
               <w:rPr>
                 <w:bCs/>
@@ -16241,7 +15633,7 @@
               <w:jc w:val="left"/>
             </w:pPr>
             <w:r>
-              <w:t xml:space="preserve">「- ✖</w:t>
+              <w:t xml:space="preserve">「-</w:t>
             </w:r>
             <w:r>
               <w:t xml:space="preserve"> </w:t>
@@ -16277,36 +15669,17 @@
               <w:t xml:space="preserve">零区分 / 未检出</w:t>
             </w:r>
             <w:r>
-              <w:t xml:space="preserve">」；⚠️</w:t>
-            </w:r>
-            <w:r>
-              <w:t xml:space="preserve"> </w:t>
-            </w:r>
-            <w:r>
-              <w:rPr>
-                <w:bCs/>
-                <w:b/>
-              </w:rPr>
-              <w:t xml:space="preserve">本批未预注册 MES ⇒ 不能排除中小效应的存在</w:t>
-            </w:r>
-            <w:r>
-              <w:t xml:space="preserve"> </w:t>
-            </w:r>
-            <w:r>
-              <w:t xml:space="preserve">⇒ ★</w:t>
-            </w:r>
-            <w:r>
-              <w:t xml:space="preserve"> </w:t>
-            </w:r>
-            <w:r>
-              <w:rPr>
-                <w:bCs/>
-                <w:b/>
-              </w:rPr>
-              <w:t xml:space="preserve">"状态驱动这条路无效"同样不成立</w:t>
-            </w:r>
-            <w:r>
-              <w:t xml:space="preserve">。」</w:t>
+              <w:t xml:space="preserve">」；</w:t>
+            </w:r>
+            <w:r>
+              <w:rPr>
+                <w:bCs/>
+                <w:b/>
+              </w:rPr>
+              <w:t xml:space="preserve">本批未预注册 MES，不能排除中小效应的存在</w:t>
+            </w:r>
+            <w:r>
+              <w:t xml:space="preserve">"状态驱动这条路无效"同样不成立**。」</w:t>
             </w:r>
           </w:p>
         </w:tc>
@@ -16317,12 +15690,6 @@
               <w:pStyle w:val="Compact"/>
               <w:jc w:val="center"/>
             </w:pPr>
-            <w:r>
-              <w:t xml:space="preserve">✅</w:t>
-            </w:r>
-            <w:r>
-              <w:t xml:space="preserve"> </w:t>
-            </w:r>
             <w:r>
               <w:rPr>
                 <w:bCs/>
@@ -16375,33 +15742,17 @@
               <w:jc w:val="left"/>
             </w:pPr>
             <w:r>
-              <w:t xml:space="preserve">「</w:t>
-            </w:r>
-            <w:r>
-              <w:rPr>
-                <w:bCs/>
-                <w:b/>
-              </w:rPr>
-              <w:t xml:space="preserve">★ 核心收获</w:t>
-            </w:r>
-            <w:r>
-              <w:t xml:space="preserve"> </w:t>
-            </w:r>
-            <w:r>
-              <w:t xml:space="preserve">单元：</w:t>
-            </w:r>
-            <w:r>
-              <w:rPr>
-                <w:bCs/>
-                <w:b/>
-              </w:rPr>
-              <w:t xml:space="preserve">结构性两难（★ 已按外部审稿收窄）</w:t>
-            </w:r>
-            <w:r>
-              <w:t xml:space="preserve">：状态不进候选 ⇒ 打分无处发力；状态进候选 ⇒ 打分接近恒真 ⇒ ★</w:t>
-            </w:r>
-            <w:r>
-              <w:t xml:space="preserve"> </w:t>
+              <w:t xml:space="preserve">「** 核心收获** 单元：</w:t>
+            </w:r>
+            <w:r>
+              <w:rPr>
+                <w:bCs/>
+                <w:b/>
+              </w:rPr>
+              <w:t xml:space="preserve">结构性两难（已按外部审稿收窄）</w:t>
+            </w:r>
+            <w:r>
+              <w:t xml:space="preserve">：状态不进候选，打分无处发力；状态进候选，打分接近恒真，</w:t>
             </w:r>
             <w:r>
               <w:rPr>
@@ -16411,10 +15762,7 @@
               <w:t xml:space="preserve">在当前条件下，状态化选择要么未检出效果、要么读数接近恒真</w:t>
             </w:r>
             <w:r>
-              <w:t xml:space="preserve">；★</w:t>
-            </w:r>
-            <w:r>
-              <w:t xml:space="preserve"> </w:t>
+              <w:t xml:space="preserve">；</w:t>
             </w:r>
             <w:r>
               <w:rPr>
@@ -16424,10 +15772,7 @@
               <w:t xml:space="preserve">本文的证据只覆盖这两条路在本批配置下的表现，不构成一般性定理</w:t>
             </w:r>
             <w:r>
-              <w:t xml:space="preserve">（D 篇 §6.7.7.1）⇒ ★</w:t>
-            </w:r>
-            <w:r>
-              <w:t xml:space="preserve"> </w:t>
+              <w:t xml:space="preserve">（D 篇 §6.7.7.1），</w:t>
             </w:r>
             <w:r>
               <w:rPr>
@@ -16448,12 +15793,6 @@
               <w:pStyle w:val="Compact"/>
               <w:jc w:val="center"/>
             </w:pPr>
-            <w:r>
-              <w:t xml:space="preserve">✅</w:t>
-            </w:r>
-            <w:r>
-              <w:t xml:space="preserve"> </w:t>
-            </w:r>
             <w:r>
               <w:rPr>
                 <w:bCs/>
@@ -16470,7 +15809,14 @@
         <w:pStyle w:val="BodyText"/>
       </w:pPr>
       <w:r>
-        <w:t xml:space="preserve">★</w:t>
+        <w:rPr>
+          <w:bCs/>
+          <w:b/>
+        </w:rPr>
+        <w:t xml:space="preserve">另</w:t>
+      </w:r>
+      <w:r>
+        <w:t xml:space="preserve">：任务书点名的「架构层净收益为负」在两个文件里共</w:t>
       </w:r>
       <w:r>
         <w:t xml:space="preserve"> </w:t>
@@ -16480,23 +15826,31 @@
           <w:bCs/>
           <w:b/>
         </w:rPr>
-        <w:t xml:space="preserve">另</w:t>
-      </w:r>
-      <w:r>
-        <w:t xml:space="preserve">：任务书点名的「架构层净收益为负」在两个文件里共</w:t>
+        <w:t xml:space="preserve">4 处命中</w:t>
+      </w:r>
+      <w:r>
+        <w:t xml:space="preserve">（合订本</w:t>
       </w:r>
       <w:r>
         <w:t xml:space="preserve"> </w:t>
       </w:r>
       <w:r>
         <w:rPr>
-          <w:bCs/>
-          <w:b/>
-        </w:rPr>
-        <w:t xml:space="preserve">4 处命中</w:t>
-      </w:r>
-      <w:r>
-        <w:t xml:space="preserve">（合订本</w:t>
+          <w:rStyle w:val="VerbatimChar"/>
+        </w:rPr>
+        <w:t xml:space="preserve">:16</w:t>
+      </w:r>
+      <w:r>
+        <w:t xml:space="preserve">、</w:t>
+      </w:r>
+      <w:r>
+        <w:rPr>
+          <w:rStyle w:val="VerbatimChar"/>
+        </w:rPr>
+        <w:t xml:space="preserve">:184</w:t>
+      </w:r>
+      <w:r>
+        <w:t xml:space="preserve">；总纲</w:t>
       </w:r>
       <w:r>
         <w:t xml:space="preserve"> </w:t>
@@ -16505,7 +15859,7 @@
         <w:rPr>
           <w:rStyle w:val="VerbatimChar"/>
         </w:rPr>
-        <w:t xml:space="preserve">:16</w:t>
+        <w:t xml:space="preserve">:15</w:t>
       </w:r>
       <w:r>
         <w:t xml:space="preserve">、</w:t>
@@ -16514,43 +15868,19 @@
         <w:rPr>
           <w:rStyle w:val="VerbatimChar"/>
         </w:rPr>
-        <w:t xml:space="preserve">:184</w:t>
-      </w:r>
-      <w:r>
-        <w:t xml:space="preserve">；总纲</w:t>
-      </w:r>
-      <w:r>
-        <w:t xml:space="preserve"> </w:t>
+        <w:t xml:space="preserve">:78</w:t>
+      </w:r>
+      <w:r>
+        <w:t xml:space="preserve">、</w:t>
       </w:r>
       <w:r>
         <w:rPr>
           <w:rStyle w:val="VerbatimChar"/>
         </w:rPr>
-        <w:t xml:space="preserve">:15</w:t>
-      </w:r>
-      <w:r>
-        <w:t xml:space="preserve">、</w:t>
-      </w:r>
-      <w:r>
-        <w:rPr>
-          <w:rStyle w:val="VerbatimChar"/>
-        </w:rPr>
-        <w:t xml:space="preserve">:78</w:t>
-      </w:r>
-      <w:r>
-        <w:t xml:space="preserve">、</w:t>
-      </w:r>
-      <w:r>
-        <w:rPr>
-          <w:rStyle w:val="VerbatimChar"/>
-        </w:rPr>
         <w:t xml:space="preserve">:124</w:t>
       </w:r>
       <w:r>
-        <w:t xml:space="preserve">），★</w:t>
-      </w:r>
-      <w:r>
-        <w:t xml:space="preserve"> </w:t>
+        <w:t xml:space="preserve">），</w:t>
       </w:r>
       <w:r>
         <w:rPr>
@@ -16560,10 +15890,7 @@
         <w:t xml:space="preserve">全部是否定式</w:t>
       </w:r>
       <w:r>
-        <w:t xml:space="preserve">（「⇒ ★</w:t>
-      </w:r>
-      <w:r>
-        <w:t xml:space="preserve"> </w:t>
+        <w:t xml:space="preserve">（「，</w:t>
       </w:r>
       <w:r>
         <w:rPr>
@@ -16614,7 +15941,7 @@
       </w:r>
     </w:p>
     <w:bookmarkEnd w:id="47"/>
-    <w:bookmarkStart w:id="48" w:name="发现但未自行裁决的事项-交-owner"/>
+    <w:bookmarkStart w:id="48" w:name="发现但未自行裁决的事项交-owner"/>
     <w:p>
       <w:pPr>
         <w:pStyle w:val="Heading2"/>
@@ -16630,7 +15957,7 @@
         <w:t xml:space="preserve">未自行裁决</w:t>
       </w:r>
       <w:r>
-        <w:t xml:space="preserve">的事项（★ 交 owner）</w:t>
+        <w:t xml:space="preserve">的事项（交 owner）</w:t>
       </w:r>
     </w:p>
     <w:tbl>
@@ -16707,7 +16034,7 @@
               <w:jc w:val="left"/>
             </w:pPr>
             <w:r>
-              <w:t xml:space="preserve">本轮为何没改</w:t>
+              <w:t xml:space="preserve">这一轮为何没改</w:t>
             </w:r>
           </w:p>
         </w:tc>
@@ -16749,12 +16076,6 @@
               <w:jc w:val="left"/>
             </w:pPr>
             <w:r>
-              <w:t xml:space="preserve">⚠️</w:t>
-            </w:r>
-            <w:r>
-              <w:t xml:space="preserve"> </w:t>
-            </w:r>
-            <w:r>
               <w:rPr>
                 <w:bCs/>
                 <w:b/>
@@ -16840,10 +16161,7 @@
               <w:t xml:space="preserve">��</w:t>
             </w:r>
             <w:r>
-              <w:t xml:space="preserve">学习实验报告」（疑为「撤回学习实验报告」）。★</w:t>
-            </w:r>
-            <w:r>
-              <w:t xml:space="preserve"> </w:t>
+              <w:t xml:space="preserve">学习实验报告」（疑为「撤回学习实验报告」）。</w:t>
             </w:r>
             <w:r>
               <w:rPr>
@@ -16853,7 +16171,7 @@
               <w:t xml:space="preserve">A 篇全文共 5 个 U+FFFD</w:t>
             </w:r>
             <w:r>
-              <w:t xml:space="preserve">（这两处各含 1–3 个）｜★</w:t>
+              <w:t xml:space="preserve">（这两处各含 1–3 个）｜</w:t>
             </w:r>
             <w:r>
               <w:t xml:space="preserve"> </w:t>
@@ -16866,10 +16184,7 @@
               <w:t xml:space="preserve">owner 已于 2026-10-24 修复</w:t>
             </w:r>
             <w:r>
-              <w:t xml:space="preserve">（字节级取证：3 个 U+FFFD = 1 个被损坏的汉字；2 个 = 1 个在分块边界被截断的汉字；同表第 7 行有同句式可交叉验证）⇒</w:t>
-            </w:r>
-            <w:r>
-              <w:t xml:space="preserve"> </w:t>
+              <w:t xml:space="preserve">（字节级取证：3 个 U+FFFD = 1 个被损坏的汉字；2 个 = 1 个在分块边界被截断的汉字；同表第 7 行有同句式可交叉验证），</w:t>
             </w:r>
             <w:r>
               <w:rPr>
@@ -16915,12 +16230,6 @@
               <w:jc w:val="left"/>
             </w:pPr>
             <w:r>
-              <w:t xml:space="preserve">★</w:t>
-            </w:r>
-            <w:r>
-              <w:t xml:space="preserve"> </w:t>
-            </w:r>
-            <w:r>
               <w:rPr>
                 <w:bCs/>
                 <w:b/>
@@ -16931,10 +16240,7 @@
               <w:t xml:space="preserve"> </w:t>
             </w:r>
             <w:r>
-              <w:t xml:space="preserve">⇒ 任务书明令「不得改动四篇单稿的任何既有措辞」⇒ 损坏字节的修复也属改动 ⇒</w:t>
-            </w:r>
-            <w:r>
-              <w:t xml:space="preserve"> </w:t>
+              <w:t xml:space="preserve">任务书明令「不得改动四篇单稿的任何既有措辞」，损坏字节的修复也属改动，</w:t>
             </w:r>
             <w:r>
               <w:rPr>
@@ -16953,7 +16259,7 @@
               <w:jc w:val="left"/>
             </w:pPr>
             <w:r>
-              <w:t xml:space="preserve">授权后按"撤回 / 写成"补字即可；★ 我在</w:t>
+              <w:t xml:space="preserve">授权后按"撤回 / 写成"补字即可；我在</w:t>
             </w:r>
             <w:r>
               <w:t xml:space="preserve"> </w:t>
@@ -17006,12 +16312,6 @@
               <w:jc w:val="left"/>
             </w:pPr>
             <w:r>
-              <w:t xml:space="preserve">⚠️</w:t>
-            </w:r>
-            <w:r>
-              <w:t xml:space="preserve"> </w:t>
-            </w:r>
-            <w:r>
               <w:rPr>
                 <w:bCs/>
                 <w:b/>
@@ -17128,7 +16428,7 @@
               <w:t xml:space="preserve"> </w:t>
             </w:r>
             <w:r>
-              <w:t xml:space="preserve">行（含 ✅ 86 行）</w:t>
+              <w:t xml:space="preserve">行（含 86 行）</w:t>
             </w:r>
           </w:p>
         </w:tc>
@@ -17152,10 +16452,7 @@
               <w:jc w:val="left"/>
             </w:pPr>
             <w:r>
-              <w:t xml:space="preserve">★ G1「不新增任何未验证的数字」+ 不属 X-3/X-4/X-5 范围 ⇒</w:t>
-            </w:r>
-            <w:r>
-              <w:t xml:space="preserve"> </w:t>
+              <w:t xml:space="preserve">G1「不新增任何未验证的数字」+ 不属 X-3/X-4/X-5 范围，</w:t>
             </w:r>
             <w:r>
               <w:rPr>
@@ -17214,12 +16511,6 @@
               <w:jc w:val="left"/>
             </w:pPr>
             <w:r>
-              <w:t xml:space="preserve">⚠️</w:t>
-            </w:r>
-            <w:r>
-              <w:t xml:space="preserve"> </w:t>
-            </w:r>
-            <w:r>
               <w:rPr>
                 <w:bCs/>
                 <w:b/>
@@ -17257,7 +16548,7 @@
               <w:jc w:val="left"/>
             </w:pPr>
             <w:r>
-              <w:t xml:space="preserve">计数取自 2026-10-24 基线；四篇经本轮改稿 + 新增 §9 区块后 marker 数已变（当前</w:t>
+              <w:t xml:space="preserve">计数取自 2026-10-24 基线；四篇经这一轮改稿 + 新增 §9 区块后 marker 数已变（当前</w:t>
             </w:r>
             <w:r>
               <w:rPr>
@@ -17343,7 +16634,7 @@
               <w:jc w:val="left"/>
             </w:pPr>
             <w:r>
-              <w:t xml:space="preserve">★ 重算须按</w:t>
+              <w:t xml:space="preserve">重算须按</w:t>
             </w:r>
             <w:r>
               <w:t xml:space="preserve"> </w:t>
@@ -17368,7 +16659,7 @@
               <w:t xml:space="preserve">图例/页脚人工剔除口径</w:t>
             </w:r>
             <w:r>
-              <w:t xml:space="preserve">做 ⇒ 结果是</w:t>
+              <w:t xml:space="preserve">做，结果是</w:t>
             </w:r>
             <w:r>
               <w:rPr>
@@ -17381,19 +16672,19 @@
               <w:t xml:space="preserve"> </w:t>
             </w:r>
             <w:r>
-              <w:t xml:space="preserve">⇒ G1 不允许我直接填入</w:t>
-            </w:r>
-          </w:p>
-        </w:tc>
-        <w:tc>
-          <w:tcPr/>
-          <w:p>
-            <w:pPr>
-              <w:pStyle w:val="Compact"/>
-              <w:jc w:val="left"/>
-            </w:pPr>
-            <w:r>
-              <w:t xml:space="preserve">本轮已在 §3.1</w:t>
+              <w:t xml:space="preserve">G1 不允许我直接填入</w:t>
+            </w:r>
+          </w:p>
+        </w:tc>
+        <w:tc>
+          <w:tcPr/>
+          <w:p>
+            <w:pPr>
+              <w:pStyle w:val="Compact"/>
+              <w:jc w:val="left"/>
+            </w:pPr>
+            <w:r>
+              <w:t xml:space="preserve">这一轮已在 §3.1</w:t>
             </w:r>
             <w:r>
               <w:t xml:space="preserve"> </w:t>
@@ -17406,7 +16697,7 @@
               <w:t xml:space="preserve">追加口径声明</w:t>
             </w:r>
             <w:r>
-              <w:t xml:space="preserve">（标"基线值 · 尚未重算"）；★ 上面那组</w:t>
+              <w:t xml:space="preserve">（标"基线值 · 尚未重算"）；上面那组</w:t>
             </w:r>
             <w:r>
               <w:rPr>
@@ -17426,7 +16717,7 @@
               <w:t xml:space="preserve">不是</w:t>
             </w:r>
             <w:r>
-              <w:t xml:space="preserve">"真实待办"数（未剔除图例/页脚）⇒ 裁决后我再重算并同步</w:t>
+              <w:t xml:space="preserve">"真实待办"数（未剔除图例/页脚），裁决后我再重算并同步</w:t>
             </w:r>
           </w:p>
         </w:tc>
@@ -17456,12 +16747,6 @@
               <w:jc w:val="left"/>
             </w:pPr>
             <w:r>
-              <w:t xml:space="preserve">⚠️</w:t>
-            </w:r>
-            <w:r>
-              <w:t xml:space="preserve"> </w:t>
-            </w:r>
-            <w:r>
               <w:rPr>
                 <w:bCs/>
                 <w:b/>
@@ -17520,10 +16805,7 @@
               <w:t xml:space="preserve">python3 check_package.py &lt;本包&gt;.zip</w:t>
             </w:r>
             <w:r>
-              <w:t xml:space="preserve">，★</w:t>
-            </w:r>
-            <w:r>
-              <w:t xml:space="preserve"> </w:t>
+              <w:t xml:space="preserve">，</w:t>
             </w:r>
             <w:r>
               <w:rPr>
@@ -17557,7 +16839,7 @@
               <w:jc w:val="left"/>
             </w:pPr>
             <w:r>
-              <w:t xml:space="preserve">不属本轮范围；且改它等于改构建脚本</w:t>
+              <w:t xml:space="preserve">不属这一轮范围；且改它等于改构建脚本</w:t>
             </w:r>
           </w:p>
         </w:tc>
@@ -17611,12 +16893,6 @@
               <w:jc w:val="left"/>
             </w:pPr>
             <w:r>
-              <w:t xml:space="preserve">⚠️</w:t>
-            </w:r>
-            <w:r>
-              <w:t xml:space="preserve"> </w:t>
-            </w:r>
-            <w:r>
               <w:rPr>
                 <w:bCs/>
                 <w:b/>
@@ -17702,12 +16978,6 @@
               <w:jc w:val="left"/>
             </w:pPr>
             <w:r>
-              <w:t xml:space="preserve">⚠️★</w:t>
-            </w:r>
-            <w:r>
-              <w:t xml:space="preserve"> </w:t>
-            </w:r>
-            <w:r>
               <w:rPr>
                 <w:rStyle w:val="VerbatimChar"/>
                 <w:bCs/>
@@ -17730,7 +17000,7 @@
               <w:t xml:space="preserve">里的 docx 指纹天生不可复现</w:t>
             </w:r>
             <w:r>
-              <w:t xml:space="preserve">（★ 本轮实测的既有设计缺陷）</w:t>
+              <w:t xml:space="preserve">（这一轮实测的既有设计缺陷）</w:t>
             </w:r>
           </w:p>
         </w:tc>
@@ -17760,12 +17030,6 @@
               <w:jc w:val="left"/>
             </w:pPr>
             <w:r>
-              <w:t xml:space="preserve">★</w:t>
-            </w:r>
-            <w:r>
-              <w:t xml:space="preserve"> </w:t>
-            </w:r>
-            <w:r>
               <w:rPr>
                 <w:bCs/>
                 <w:b/>
@@ -17780,7 +17044,7 @@
                 <w:bCs/>
                 <w:b/>
               </w:rPr>
-              <w:t xml:space="preserve">包括本轮完全没动其 md 的</w:t>
+              <w:t xml:space="preserve">包括这一轮完全没动其 md 的</w:t>
             </w:r>
             <w:r>
               <w:rPr>
@@ -17856,200 +17120,129 @@
               <w:t xml:space="preserve">08</w:t>
             </w:r>
             <w:r>
-              <w:t xml:space="preserve"> </w:t>
-            </w:r>
-            <w:r>
-              <w:t xml:space="preserve">⇒⇒</w:t>
-            </w:r>
-            <w:r>
-              <w:t xml:space="preserve"> </w:t>
-            </w:r>
-            <w:r>
-              <w:rPr>
-                <w:bCs/>
-                <w:b/>
-              </w:rPr>
               <w:t xml:space="preserve">根因不是内容变了，是</w:t>
             </w:r>
             <w:r>
-              <w:rPr>
-                <w:bCs/>
-                <w:b/>
-              </w:rPr>
               <w:t xml:space="preserve"> </w:t>
             </w:r>
             <w:r>
               <w:rPr>
                 <w:rStyle w:val="VerbatimChar"/>
-                <w:bCs/>
-                <w:b/>
               </w:rPr>
               <w:t xml:space="preserve">docProps/core.xml</w:t>
             </w:r>
             <w:r>
-              <w:rPr>
-                <w:bCs/>
-                <w:b/>
-              </w:rPr>
-              <w:t xml:space="preserve"> </w:t>
-            </w:r>
-            <w:r>
-              <w:rPr>
-                <w:bCs/>
-                <w:b/>
-              </w:rPr>
+              <w:t xml:space="preserve"> </w:t>
+            </w:r>
+            <w:r>
               <w:t xml:space="preserve">里的</w:t>
             </w:r>
             <w:r>
-              <w:rPr>
-                <w:bCs/>
-                <w:b/>
-              </w:rPr>
               <w:t xml:space="preserve"> </w:t>
             </w:r>
             <w:r>
               <w:rPr>
                 <w:rStyle w:val="VerbatimChar"/>
-                <w:bCs/>
-                <w:b/>
               </w:rPr>
               <w:t xml:space="preserve">dcterms:created</w:t>
             </w:r>
             <w:r>
-              <w:rPr>
-                <w:bCs/>
-                <w:b/>
-              </w:rPr>
-              <w:t xml:space="preserve"> </w:t>
-            </w:r>
-            <w:r>
-              <w:rPr>
-                <w:bCs/>
-                <w:b/>
-              </w:rPr>
+              <w:t xml:space="preserve"> </w:t>
+            </w:r>
+            <w:r>
               <w:t xml:space="preserve">/</w:t>
             </w:r>
             <w:r>
-              <w:rPr>
-                <w:bCs/>
-                <w:b/>
-              </w:rPr>
               <w:t xml:space="preserve"> </w:t>
             </w:r>
             <w:r>
               <w:rPr>
                 <w:rStyle w:val="VerbatimChar"/>
-                <w:bCs/>
-                <w:b/>
               </w:rPr>
               <w:t xml:space="preserve">dcterms:modified</w:t>
             </w:r>
             <w:r>
-              <w:rPr>
-                <w:bCs/>
-                <w:b/>
-              </w:rPr>
-              <w:t xml:space="preserve"> </w:t>
-            </w:r>
-            <w:r>
-              <w:rPr>
-                <w:bCs/>
-                <w:b/>
-              </w:rPr>
+              <w:t xml:space="preserve"> </w:t>
+            </w:r>
+            <w:r>
               <w:t xml:space="preserve">时间戳</w:t>
             </w:r>
             <w:r>
-              <w:t xml:space="preserve">（pandoc 每次构建写入当前 UTC 时间）⇒ ★</w:t>
-            </w:r>
-            <w:r>
-              <w:t xml:space="preserve"> </w:t>
-            </w:r>
-            <w:r>
-              <w:rPr>
-                <w:bCs/>
-                <w:b/>
-              </w:rPr>
+              <w:rPr>
+                <w:bCs/>
+                <w:b/>
+              </w:rPr>
+              <w:t xml:space="preserve">（pandoc 每次构建写入当前 UTC 时间），</w:t>
+            </w:r>
+            <w:r>
               <w:t xml:space="preserve">实测：05 篇新旧 docx 的</w:t>
             </w:r>
             <w:r>
-              <w:rPr>
-                <w:bCs/>
-                <w:b/>
-              </w:rPr>
               <w:t xml:space="preserve"> </w:t>
             </w:r>
             <w:r>
               <w:rPr>
                 <w:rStyle w:val="VerbatimChar"/>
-                <w:bCs/>
-                <w:b/>
               </w:rPr>
               <w:t xml:space="preserve">word/document.xml</w:t>
             </w:r>
             <w:r>
-              <w:rPr>
-                <w:bCs/>
-                <w:b/>
-              </w:rPr>
-              <w:t xml:space="preserve"> </w:t>
-            </w:r>
-            <w:r>
-              <w:rPr>
-                <w:bCs/>
-                <w:b/>
-              </w:rPr>
+              <w:t xml:space="preserve"> </w:t>
+            </w:r>
+            <w:r>
               <w:t xml:space="preserve">逐字节相同</w:t>
             </w:r>
             <w:r>
+              <w:rPr>
+                <w:bCs/>
+                <w:b/>
+              </w:rPr>
               <w:t xml:space="preserve">（sha 前 12 位均为</w:t>
             </w:r>
             <w:r>
+              <w:rPr>
+                <w:bCs/>
+                <w:b/>
+              </w:rPr>
               <w:t xml:space="preserve"> </w:t>
             </w:r>
             <w:r>
               <w:rPr>
                 <w:rStyle w:val="VerbatimChar"/>
+                <w:bCs/>
+                <w:b/>
               </w:rPr>
               <w:t xml:space="preserve">948abd222eb6</w:t>
             </w:r>
             <w:r>
-              <w:t xml:space="preserve">）⇒ ⇒</w:t>
-            </w:r>
-            <w:r>
-              <w:t xml:space="preserve"> </w:t>
-            </w:r>
-            <w:r>
-              <w:rPr>
-                <w:bCs/>
-                <w:b/>
-              </w:rPr>
+              <w:rPr>
+                <w:bCs/>
+                <w:b/>
+              </w:rPr>
+              <w:t xml:space="preserve">），</w:t>
+            </w:r>
+            <w:r>
               <w:t xml:space="preserve">正文内容可复现性成立</w:t>
             </w:r>
             <w:r>
+              <w:rPr>
+                <w:bCs/>
+                <w:b/>
+              </w:rPr>
               <w:t xml:space="preserve">（不需锁定 pandoc 版本），但</w:t>
             </w:r>
             <w:r>
-              <w:rPr>
-                <w:bCs/>
-                <w:b/>
-              </w:rPr>
-              <w:t xml:space="preserve">整个 docx 的 sha256 每次构建必变</w:t>
-            </w:r>
-          </w:p>
-        </w:tc>
-        <w:tc>
-          <w:tcPr/>
-          <w:p>
-            <w:pPr>
-              <w:pStyle w:val="Compact"/>
-              <w:jc w:val="left"/>
-            </w:pPr>
-            <w:r>
-              <w:t xml:space="preserve">★</w:t>
-            </w:r>
-            <w:r>
-              <w:t xml:space="preserve"> </w:t>
-            </w:r>
+              <w:t xml:space="preserve">整个 docx 的 sha256 每次构建必变**</w:t>
+            </w:r>
+          </w:p>
+        </w:tc>
+        <w:tc>
+          <w:tcPr/>
+          <w:p>
+            <w:pPr>
+              <w:pStyle w:val="Compact"/>
+              <w:jc w:val="left"/>
+            </w:pPr>
             <w:r>
               <w:rPr>
                 <w:bCs/>
@@ -18058,7 +17251,7 @@
               <w:t xml:space="preserve">清单的「逐文件指纹」承诺对 docx 那一半不成立</w:t>
             </w:r>
             <w:r>
-              <w:t xml:space="preserve">（它天生会失效）⇒ 建议二选一：① 清单对 docx 改记</w:t>
+              <w:t xml:space="preserve">（它天生会失效），建议二选一：① 清单对 docx 改记</w:t>
             </w:r>
             <w:r>
               <w:t xml:space="preserve"> </w:t>
@@ -18097,12 +17290,6 @@
               <w:jc w:val="left"/>
             </w:pPr>
             <w:r>
-              <w:t xml:space="preserve">★</w:t>
-            </w:r>
-            <w:r>
-              <w:t xml:space="preserve"> </w:t>
-            </w:r>
-            <w:r>
               <w:rPr>
                 <w:bCs/>
                 <w:b/>
@@ -18122,7 +17309,7 @@
               <w:t xml:space="preserve"> </w:t>
             </w:r>
             <w:r>
-              <w:t xml:space="preserve">是否入包）⇒ 本轮</w:t>
+              <w:t xml:space="preserve">是否入包），这一轮</w:t>
             </w:r>
             <w:r>
               <w:rPr>
@@ -18158,17 +17345,43 @@
         <w:pStyle w:val="BodyText"/>
       </w:pPr>
       <w:r>
-        <w:t xml:space="preserve">★</w:t>
-      </w:r>
-      <w:r>
+        <w:rPr>
+          <w:bCs/>
+          <w:b/>
+        </w:rPr>
+        <w:t xml:space="preserve">另外，这一轮对 3 份</w:t>
+      </w:r>
+      <w:r>
+        <w:rPr>
+          <w:bCs/>
+          <w:b/>
+        </w:rPr>
         <w:t xml:space="preserve"> </w:t>
       </w:r>
       <w:r>
         <w:rPr>
-          <w:bCs/>
-          <w:b/>
-        </w:rPr>
-        <w:t xml:space="preserve">另外，本轮对 3 份</w:t>
+          <w:rStyle w:val="VerbatimChar"/>
+          <w:bCs/>
+          <w:b/>
+        </w:rPr>
+        <w:t xml:space="preserve">改稿报告_*.md</w:t>
+      </w:r>
+      <w:r>
+        <w:rPr>
+          <w:bCs/>
+          <w:b/>
+        </w:rPr>
+        <w:t xml:space="preserve">（A / C / L1）做了 33 处写法替换</w:t>
+      </w:r>
+      <w:r>
+        <w:t xml:space="preserve">，</w:t>
+      </w:r>
+      <w:r>
+        <w:rPr>
+          <w:bCs/>
+          <w:b/>
+        </w:rPr>
+        <w:t xml:space="preserve">全部是为让</w:t>
       </w:r>
       <w:r>
         <w:rPr>
@@ -18183,24 +17396,7 @@
           <w:bCs/>
           <w:b/>
         </w:rPr>
-        <w:t xml:space="preserve">改稿报告_*.md</w:t>
-      </w:r>
-      <w:r>
-        <w:rPr>
-          <w:bCs/>
-          <w:b/>
-        </w:rPr>
-        <w:t xml:space="preserve">（A / C / L1）做了 33 处写法替换</w:t>
-      </w:r>
-      <w:r>
-        <w:t xml:space="preserve">，</w:t>
-      </w:r>
-      <w:r>
-        <w:rPr>
-          <w:bCs/>
-          <w:b/>
-        </w:rPr>
-        <w:t xml:space="preserve">全部是为让</w:t>
+        <w:t xml:space="preserve">check_docx.py</w:t>
       </w:r>
       <w:r>
         <w:rPr>
@@ -18211,54 +17407,36 @@
       </w:r>
       <w:r>
         <w:rPr>
-          <w:rStyle w:val="VerbatimChar"/>
-          <w:bCs/>
-          <w:b/>
-        </w:rPr>
-        <w:t xml:space="preserve">check_docx.py</w:t>
-      </w:r>
-      <w:r>
-        <w:rPr>
-          <w:bCs/>
-          <w:b/>
-        </w:rPr>
+          <w:bCs/>
+          <w:b/>
+        </w:rPr>
+        <w:t xml:space="preserve">退出码 0</w:t>
+      </w:r>
+      <w:r>
+        <w:t xml:space="preserve">（详见 §5.2），</w:t>
+      </w:r>
+      <w:r>
+        <w:rPr>
+          <w:bCs/>
+          <w:b/>
+        </w:rPr>
+        <w:t xml:space="preserve">它们不在"四篇单稿"范围内</w:t>
+      </w:r>
+      <w:r>
+        <w:t xml:space="preserve">，但</w:t>
+      </w:r>
+      <w:r>
+        <w:rPr>
+          <w:bCs/>
+          <w:b/>
+        </w:rPr>
+        <w:t xml:space="preserve">确实动了别人的交付物</w:t>
+      </w:r>
+      <w:r>
         <w:t xml:space="preserve"> </w:t>
       </w:r>
       <w:r>
-        <w:rPr>
-          <w:bCs/>
-          <w:b/>
-        </w:rPr>
-        <w:t xml:space="preserve">退出码 0</w:t>
-      </w:r>
-      <w:r>
-        <w:t xml:space="preserve">（详见 §5.2）⇒ ★</w:t>
-      </w:r>
-      <w:r>
-        <w:t xml:space="preserve"> </w:t>
-      </w:r>
-      <w:r>
-        <w:rPr>
-          <w:bCs/>
-          <w:b/>
-        </w:rPr>
-        <w:t xml:space="preserve">它们不在"四篇单稿"范围内</w:t>
-      </w:r>
-      <w:r>
-        <w:t xml:space="preserve">，但</w:t>
-      </w:r>
-      <w:r>
-        <w:rPr>
-          <w:bCs/>
-          <w:b/>
-        </w:rPr>
-        <w:t xml:space="preserve">确实动了别人的交付物</w:t>
-      </w:r>
-      <w:r>
-        <w:t xml:space="preserve"> </w:t>
-      </w:r>
-      <w:r>
-        <w:t xml:space="preserve">⇒ 已在 §5.2 逐类列出改法与"语义等价"论证，owner 可用</w:t>
+        <w:t xml:space="preserve">已在 §5.2 逐类列出改法与"语义等价"论证，owner 可用</w:t>
       </w:r>
       <w:r>
         <w:t xml:space="preserve"> </w:t>
@@ -18281,82 +17459,76 @@
         <w:pStyle w:val="BodyText"/>
       </w:pPr>
       <w:r>
-        <w:t xml:space="preserve">★</w:t>
+        <w:rPr>
+          <w:bCs/>
+          <w:b/>
+        </w:rPr>
+        <w:t xml:space="preserve">附</w:t>
+      </w:r>
+      <w:r>
+        <w:t xml:space="preserve">：这 4 份</w:t>
       </w:r>
       <w:r>
         <w:t xml:space="preserve"> </w:t>
       </w:r>
       <w:r>
         <w:rPr>
-          <w:bCs/>
-          <w:b/>
-        </w:rPr>
-        <w:t xml:space="preserve">附</w:t>
-      </w:r>
-      <w:r>
-        <w:t xml:space="preserve">：这 4 份</w:t>
+          <w:rStyle w:val="VerbatimChar"/>
+        </w:rPr>
+        <w:t xml:space="preserve">改稿报告_*.md</w:t>
       </w:r>
       <w:r>
         <w:t xml:space="preserve"> </w:t>
       </w:r>
       <w:r>
+        <w:t xml:space="preserve">在 git 里本来就是</w:t>
+      </w:r>
+      <w:r>
+        <w:rPr>
+          <w:bCs/>
+          <w:b/>
+        </w:rPr>
+        <w:t xml:space="preserve">未跟踪文件</w:t>
+      </w:r>
+      <w:r>
+        <w:t xml:space="preserve">（</w:t>
+      </w:r>
+      <w:r>
         <w:rPr>
           <w:rStyle w:val="VerbatimChar"/>
         </w:rPr>
-        <w:t xml:space="preserve">改稿报告_*.md</w:t>
+        <w:t xml:space="preserve">git status</w:t>
       </w:r>
       <w:r>
         <w:t xml:space="preserve"> </w:t>
       </w:r>
       <w:r>
-        <w:t xml:space="preserve">在 git 里本来就是</w:t>
-      </w:r>
-      <w:r>
-        <w:rPr>
-          <w:bCs/>
-          <w:b/>
-        </w:rPr>
-        <w:t xml:space="preserve">未跟踪文件</w:t>
-      </w:r>
-      <w:r>
-        <w:t xml:space="preserve">（</w:t>
+        <w:t xml:space="preserve">显示为</w:t>
+      </w:r>
+      <w:r>
+        <w:t xml:space="preserve"> </w:t>
       </w:r>
       <w:r>
         <w:rPr>
           <w:rStyle w:val="VerbatimChar"/>
         </w:rPr>
-        <w:t xml:space="preserve">git status</w:t>
+        <w:t xml:space="preserve">??</w:t>
+      </w:r>
+      <w:r>
+        <w:t xml:space="preserve">），它们此前</w:t>
+      </w:r>
+      <w:r>
+        <w:rPr>
+          <w:bCs/>
+          <w:b/>
+        </w:rPr>
+        <w:t xml:space="preserve">从未进入过版本库</w:t>
       </w:r>
       <w:r>
         <w:t xml:space="preserve"> </w:t>
       </w:r>
       <w:r>
-        <w:t xml:space="preserve">显示为</w:t>
-      </w:r>
-      <w:r>
-        <w:t xml:space="preserve"> </w:t>
-      </w:r>
-      <w:r>
-        <w:rPr>
-          <w:rStyle w:val="VerbatimChar"/>
-        </w:rPr>
-        <w:t xml:space="preserve">??</w:t>
-      </w:r>
-      <w:r>
-        <w:t xml:space="preserve">）⇒ 它们此前</w:t>
-      </w:r>
-      <w:r>
-        <w:rPr>
-          <w:bCs/>
-          <w:b/>
-        </w:rPr>
-        <w:t xml:space="preserve">从未进入过版本库</w:t>
-      </w:r>
-      <w:r>
-        <w:t xml:space="preserve"> </w:t>
-      </w:r>
-      <w:r>
-        <w:t xml:space="preserve">⇒ 这也是它们</w:t>
+        <w:t xml:space="preserve">这也是它们</w:t>
       </w:r>
       <w:r>
         <w:rPr>
@@ -19217,12 +18389,6 @@
       <w:pPr>
         <w:pStyle w:val="FirstParagraph"/>
       </w:pPr>
-      <w:r>
-        <w:t xml:space="preserve">★</w:t>
-      </w:r>
-      <w:r>
-        <w:t xml:space="preserve"> </w:t>
-      </w:r>
       <w:r>
         <w:rPr>
           <w:bCs/>
@@ -19297,12 +18463,6 @@
               <w:jc w:val="left"/>
             </w:pPr>
             <w:r>
-              <w:t xml:space="preserve">★</w:t>
-            </w:r>
-            <w:r>
-              <w:t xml:space="preserve"> </w:t>
-            </w:r>
-            <w:r>
               <w:rPr>
                 <w:bCs/>
                 <w:b/>
@@ -19355,12 +18515,6 @@
               <w:jc w:val="left"/>
             </w:pPr>
             <w:r>
-              <w:t xml:space="preserve">★</w:t>
-            </w:r>
-            <w:r>
-              <w:t xml:space="preserve"> </w:t>
-            </w:r>
-            <w:r>
               <w:rPr>
                 <w:bCs/>
                 <w:b/>
@@ -19394,12 +18548,6 @@
               <w:jc w:val="left"/>
             </w:pPr>
             <w:r>
-              <w:t xml:space="preserve">★</w:t>
-            </w:r>
-            <w:r>
-              <w:t xml:space="preserve"> </w:t>
-            </w:r>
-            <w:r>
               <w:rPr>
                 <w:bCs/>
                 <w:b/>
@@ -19436,12 +18584,6 @@
               <w:jc w:val="left"/>
             </w:pPr>
             <w:r>
-              <w:t xml:space="preserve">★</w:t>
-            </w:r>
-            <w:r>
-              <w:t xml:space="preserve"> </w:t>
-            </w:r>
-            <w:r>
               <w:rPr>
                 <w:bCs/>
                 <w:b/>
@@ -19459,7 +18601,7 @@
               <w:t xml:space="preserve">否定式</w:t>
             </w:r>
             <w:r>
-              <w:t xml:space="preserve">（「不是脆弱格」/「脆弱性归因已被第二组自己推翻 ⇒ 该条已撤回」）</w:t>
+              <w:t xml:space="preserve">（「不是脆弱格」/「脆弱性归因已被第二组自己推翻，该条已撤回」）</w:t>
             </w:r>
           </w:p>
         </w:tc>
@@ -19488,12 +18630,6 @@
               <w:jc w:val="left"/>
             </w:pPr>
             <w:r>
-              <w:t xml:space="preserve">★</w:t>
-            </w:r>
-            <w:r>
-              <w:t xml:space="preserve"> </w:t>
-            </w:r>
-            <w:r>
               <w:rPr>
                 <w:bCs/>
                 <w:b/>
@@ -19569,12 +18705,6 @@
               <w:jc w:val="left"/>
             </w:pPr>
             <w:r>
-              <w:t xml:space="preserve">★</w:t>
-            </w:r>
-            <w:r>
-              <w:t xml:space="preserve"> </w:t>
-            </w:r>
-            <w:r>
               <w:rPr>
                 <w:bCs/>
                 <w:b/>
@@ -19608,23 +18738,14 @@
               <w:jc w:val="left"/>
             </w:pPr>
             <w:r>
-              <w:t xml:space="preserve">★</w:t>
-            </w:r>
-            <w:r>
-              <w:t xml:space="preserve"> </w:t>
-            </w:r>
-            <w:r>
-              <w:rPr>
-                <w:bCs/>
-                <w:b/>
-              </w:rPr>
-              <w:t xml:space="preserve">13 处命中，逐条判读：12 处是纪律条文 / 禁用示例 / 自查命令本身，0 处是因果主张</w:t>
-            </w:r>
-            <w:r>
-              <w:t xml:space="preserve">；★</w:t>
-            </w:r>
-            <w:r>
-              <w:t xml:space="preserve"> </w:t>
+              <w:rPr>
+                <w:bCs/>
+                <w:b/>
+              </w:rPr>
+              <w:t xml:space="preserve">13 处命中，逐条判读：12 处是要求条文 / 禁用示例 / 自查命令本身，0 处是因果主张</w:t>
+            </w:r>
+            <w:r>
+              <w:t xml:space="preserve">；</w:t>
             </w:r>
             <w:r>
               <w:rPr>
@@ -19634,7 +18755,7 @@
               <w:t xml:space="preserve">四篇单稿 = 0 命中</w:t>
             </w:r>
             <w:r>
-              <w:t xml:space="preserve">（L1 由 3 降到 0）｜⚠️ 规格 S3 写的"期望 0"在合订本（HEAD 自带 2 处）与总纲（自带 1 处）上</w:t>
+              <w:t xml:space="preserve">（L1 由 3 降到 0）｜ 规格 S3 写的"期望 0"在合订本（HEAD 自带 2 处）与总纲（自带 1 处）上</w:t>
             </w:r>
             <w:r>
               <w:rPr>
@@ -19647,7 +18768,7 @@
               <w:t xml:space="preserve"> </w:t>
             </w:r>
             <w:r>
-              <w:t xml:space="preserve">⇒ 真实判据是"不得作为因果主张出现"</w:t>
+              <w:t xml:space="preserve">真实判据是"不得作为因果主张出现"</w:t>
             </w:r>
           </w:p>
         </w:tc>
@@ -19675,12 +18796,6 @@
               <w:pStyle w:val="Compact"/>
               <w:jc w:val="left"/>
             </w:pPr>
-            <w:r>
-              <w:t xml:space="preserve">★</w:t>
-            </w:r>
-            <w:r>
-              <w:t xml:space="preserve"> </w:t>
-            </w:r>
             <w:r>
               <w:rPr>
                 <w:bCs/>
@@ -19708,76 +18823,69 @@
           <w:iCs/>
           <w:i/>
         </w:rPr>
-        <w:t xml:space="preserve">本报告由集成执行者于 2026-10-24 产出。★</w:t>
-      </w:r>
-      <w:r>
-        <w:rPr>
+        <w:t xml:space="preserve">本报告由集成执行者于 2026-10-24 产出。</w:t>
+      </w:r>
+      <w:r>
+        <w:rPr>
+          <w:bCs/>
+          <w:b/>
           <w:iCs/>
           <w:i/>
         </w:rPr>
-        <w:t xml:space="preserve"> </w:t>
-      </w:r>
-      <w:r>
-        <w:rPr>
-          <w:bCs/>
-          <w:b/>
+        <w:t xml:space="preserve">未做 git 操作</w:t>
+      </w:r>
+      <w:r>
+        <w:rPr>
           <w:iCs/>
           <w:i/>
         </w:rPr>
-        <w:t xml:space="preserve">未做 git 操作</w:t>
+        <w:t xml:space="preserve">（无 commit / push / checkout / add）｜</w:t>
       </w:r>
       <w:r>
         <w:rPr>
           <w:iCs/>
           <w:i/>
         </w:rPr>
-        <w:t xml:space="preserve">（无 commit / push / checkout / add）｜★</w:t>
-      </w:r>
-      <w:r>
-        <w:rPr>
+        <w:t xml:space="preserve"> </w:t>
+      </w:r>
+      <w:r>
+        <w:rPr>
+          <w:bCs/>
+          <w:b/>
           <w:iCs/>
           <w:i/>
         </w:rPr>
-        <w:t xml:space="preserve"> </w:t>
-      </w:r>
-      <w:r>
-        <w:rPr>
-          <w:bCs/>
-          <w:b/>
+        <w:t xml:space="preserve">未新增任何未验证数字</w:t>
+      </w:r>
+      <w:r>
+        <w:rPr>
           <w:iCs/>
           <w:i/>
         </w:rPr>
-        <w:t xml:space="preserve">未新增任何未验证数字</w:t>
+        <w:t xml:space="preserve">｜</w:t>
       </w:r>
       <w:r>
         <w:rPr>
           <w:iCs/>
           <w:i/>
         </w:rPr>
-        <w:t xml:space="preserve">｜★</w:t>
-      </w:r>
-      <w:r>
-        <w:rPr>
+        <w:t xml:space="preserve"> </w:t>
+      </w:r>
+      <w:r>
+        <w:rPr>
+          <w:bCs/>
+          <w:b/>
           <w:iCs/>
           <w:i/>
         </w:rPr>
-        <w:t xml:space="preserve"> </w:t>
-      </w:r>
-      <w:r>
-        <w:rPr>
-          <w:bCs/>
-          <w:b/>
+        <w:t xml:space="preserve">未删除任何限定条款</w:t>
+      </w:r>
+      <w:r>
+        <w:rPr>
           <w:iCs/>
           <w:i/>
         </w:rPr>
-        <w:t xml:space="preserve">未删除任何限定条款</w:t>
-      </w:r>
-      <w:r>
-        <w:rPr>
-          <w:iCs/>
-          <w:i/>
-        </w:rPr>
-        <w:t xml:space="preserve">｜★</w:t>
+        <w:t xml:space="preserve">｜</w:t>
       </w:r>
       <w:r>
         <w:rPr>
@@ -20024,21 +19132,6 @@
     <w:abstractNumId w:val="991"/>
   </w:num>
   <w:num w:numId="1012">
-    <w:abstractNumId w:val="991"/>
-  </w:num>
-  <w:num w:numId="1013">
-    <w:abstractNumId w:val="991"/>
-  </w:num>
-  <w:num w:numId="1014">
-    <w:abstractNumId w:val="991"/>
-  </w:num>
-  <w:num w:numId="1015">
-    <w:abstractNumId w:val="991"/>
-  </w:num>
-  <w:num w:numId="1016">
-    <w:abstractNumId w:val="991"/>
-  </w:num>
-  <w:num w:numId="1017">
     <w:abstractNumId w:val="991"/>
   </w:num>
 </w:numbering>

--- a/papers/改稿报告_合订本与总纲_2026-10-24.docx
+++ b/papers/改稿报告_合订本与总纲_2026-10-24.docx
@@ -867,7 +867,7 @@
               <w:rPr>
                 <w:rStyle w:val="VerbatimChar"/>
               </w:rPr>
-              <w:t xml:space="preserve">📌</w:t>
+              <w:t xml:space="preserve">【待回查】</w:t>
             </w:r>
             <w:r>
               <w:t xml:space="preserve"> </w:t>
@@ -907,7 +907,7 @@
               <w:rPr>
                 <w:rStyle w:val="VerbatimChar"/>
               </w:rPr>
-              <w:t xml:space="preserve">📌</w:t>
+              <w:t xml:space="preserve">【待回查】</w:t>
             </w:r>
             <w:r>
               <w:t xml:space="preserve"> </w:t>
@@ -1460,7 +1460,7 @@
         <w:rPr>
           <w:rStyle w:val="VerbatimChar"/>
         </w:rPr>
-        <w:t xml:space="preserve">📌</w:t>
+        <w:t xml:space="preserve">【待回查】</w:t>
       </w:r>
       <w:r>
         <w:t xml:space="preserve"> </w:t>
@@ -1900,7 +1900,7 @@
           <w:bCs/>
           <w:b/>
         </w:rPr>
-        <w:t xml:space="preserve">📌</w:t>
+        <w:t xml:space="preserve">【待回查】</w:t>
       </w:r>
       <w:r>
         <w:rPr>
@@ -1984,7 +1984,7 @@
         <w:rPr>
           <w:rStyle w:val="VerbatimChar"/>
         </w:rPr>
-        <w:t xml:space="preserve">📌</w:t>
+        <w:t xml:space="preserve">【待回查】</w:t>
       </w:r>
       <w:r>
         <w:t xml:space="preserve"> </w:t>
@@ -2132,7 +2132,7 @@
         <w:rPr>
           <w:rStyle w:val="VerbatimChar"/>
         </w:rPr>
-        <w:t xml:space="preserve">📌</w:t>
+        <w:t xml:space="preserve">【待回查】</w:t>
       </w:r>
       <w:r>
         <w:t xml:space="preserve"> </w:t>
@@ -2220,7 +2220,7 @@
         <w:rPr>
           <w:rStyle w:val="VerbatimChar"/>
         </w:rPr>
-        <w:t xml:space="preserve">📌</w:t>
+        <w:t xml:space="preserve">【待回查】</w:t>
       </w:r>
       <w:r>
         <w:t xml:space="preserve"> </w:t>
@@ -3636,7 +3636,7 @@
               <w:rPr>
                 <w:rStyle w:val="VerbatimChar"/>
               </w:rPr>
-              <w:t xml:space="preserve">📌</w:t>
+              <w:t xml:space="preserve">【待回查】</w:t>
             </w:r>
             <w:r>
               <w:t xml:space="preserve"> </w:t>
@@ -9650,28 +9650,19 @@
               <w:rPr>
                 <w:rStyle w:val="VerbatimChar"/>
               </w:rPr>
-              <w:t xml:space="preserve">`…\`◐\`…`</w:t>
-            </w:r>
-          </w:p>
-        </w:tc>
-        <w:tc>
-          <w:tcPr/>
-          <w:p>
-            <w:pPr>
-              <w:pStyle w:val="Compact"/>
-              <w:jc w:val="left"/>
-            </w:pPr>
-            <w:r>
-              <w:t xml:space="preserve">…</w:t>
+              <w:t xml:space="preserve">…\</w:t>
+            </w:r>
+            <w:r>
+              <w:t xml:space="preserve">◐`…</w:t>
             </w:r>
             <w:r>
               <w:rPr>
                 <w:rStyle w:val="VerbatimChar"/>
               </w:rPr>
-              <w:t xml:space="preserve">◐</w:t>
-            </w:r>
-            <w:r>
-              <w:t xml:space="preserve">…</w:t>
+              <w:t xml:space="preserve">| ``…</w:t>
+            </w:r>
+            <w:r>
+              <w:t xml:space="preserve">◐`…``</w:t>
             </w:r>
           </w:p>
         </w:tc>
@@ -9695,6 +9686,14 @@
             <w:r>
               <w:t xml:space="preserve">）</w:t>
             </w:r>
+          </w:p>
+        </w:tc>
+        <w:tc>
+          <w:tcPr/>
+          <w:p>
+            <w:pPr>
+              <w:pStyle w:val="Compact"/>
+            </w:pPr>
           </w:p>
         </w:tc>
       </w:tr>
